--- a/TCC - Análise desempenho comparativa entre redes neurais artificiais e XGboost.docx
+++ b/TCC - Análise desempenho comparativa entre redes neurais artificiais e XGboost.docx
@@ -1757,7 +1757,7 @@
           <w:szCs w:val="22"/>
           <w:rtl w:val="0"/>
         </w:rPr>
-        <w:t xml:space="preserve">2025</w:t>
+        <w:t xml:space="preserve">2026</w:t>
       </w:r>
     </w:p>
     <w:p>
@@ -2233,7 +2233,7 @@
           <w:rFonts w:ascii="Times New Roman" w:cs="Times New Roman" w:eastAsia="Times New Roman" w:hAnsi="Times New Roman"/>
           <w:rtl w:val="0"/>
         </w:rPr>
-        <w:t xml:space="preserve">2025</w:t>
+        <w:t xml:space="preserve">2026</w:t>
       </w:r>
     </w:p>
     <w:p>
@@ -2362,13 +2362,21 @@
           <w:rFonts w:ascii="Times New Roman" w:cs="Times New Roman" w:eastAsia="Times New Roman" w:hAnsi="Times New Roman"/>
         </w:rPr>
       </w:pPr>
-      <w:r>
-        <w:rPr>
-          <w:rFonts w:ascii="Times New Roman" w:cs="Times New Roman" w:eastAsia="Times New Roman" w:hAnsi="Times New Roman"/>
-          <w:rtl w:val="0"/>
-        </w:rPr>
-        <w:t xml:space="preserve">Para conduzir esta investigação, foi utilizado um conjunto de dados composto por aproximadamente 600 compostos químicos, representados por descritores moleculares como SaaNH, n9FaHRing, naHRing, JGI5, MATS1c, n9FHRing, PEOE_VSA1, NsOH, Xch-6d e AATSC3i. Do ponto de vista metodológico, implementou-se uma arquitetura de rede neural do tipo Multilayer Perceptron (MLP) com duas camadas ocultas (de 128 e 64 neurônios, respectivamente), empregando funções de ativação ReLU e regularização por dropout. Em paralelo, o modelo XGBoost foi configurado com 100 estimadores, uma profundidade máxima de 6 e uma taxa de aprendizado de 0,1. A avaliação do desempenho de ambos os modelos se baseou nas métricas de acurácia, precisão, recall, F1-score e AUC-ROC, utilizando-se as estratégias de validação cruzada 5-fold e um conjunto de teste holdout.</w:t>
-      </w:r>
+      <w:sdt>
+        <w:sdtPr>
+          <w:id w:val="1693352577"/>
+          <w:tag w:val="goog_rdk_0"/>
+        </w:sdtPr>
+        <w:sdtContent>
+          <w:r>
+            <w:rPr>
+              <w:rFonts w:ascii="Cardo" w:cs="Cardo" w:eastAsia="Cardo" w:hAnsi="Cardo"/>
+              <w:rtl w:val="0"/>
+            </w:rPr>
+            <w:t xml:space="preserve">Para conduzir esta investigação, foi utilizado um conjunto de dados composto por aproximadamente 600 compostos químicos, representados por descritores moleculares como SaaNH, n9FaHRing, naHRing, JGI5, MATS1c, n9FHRing, PEOE_VSA1, NsOH, Xch-6d e AATSC3i. Metodologicamente, implementou-se um Autoencoder com arquitetura simétrica MLP. O encoder compreende duas camadas densas (128 → 64 neurônios) que comprimem os dados até um espaço latente de 8 dimensões (bottleneck). O decoder, com estrutura espelhada (64 → 128 neurônios), reconstrói os dados para a dimensionalidade original. A rede emprega ativações ReLU nas camadas ocultas, dropout para regularização e é otimizada para minimizar o erro de reconstrução MSE. Em paralelo, o modelo XGBoost foi configurado com 100 estimadores, uma profundidade máxima de 6 e uma taxa de aprendizado de 0,1. A avaliação do desempenho de ambos os modelos se baseou nas métricas de acurácia, precisão, recall, F1-score e AUC-ROC, utilizando-se as estratégias de validação cruzada 5-fold e de um conjunto de testes holdout.</w:t>
+          </w:r>
+        </w:sdtContent>
+      </w:sdt>
     </w:p>
     <w:p>
       <w:pPr>
@@ -2384,7 +2392,7 @@
           <w:rFonts w:ascii="Times New Roman" w:cs="Times New Roman" w:eastAsia="Times New Roman" w:hAnsi="Times New Roman"/>
           <w:rtl w:val="0"/>
         </w:rPr>
-        <w:t xml:space="preserve">Os resultados obtidos revelaram que o modelo XGBoost superou a rede neural em todas as métricas avaliadas. Seu desempenho culminou em uma acurácia de 85%, precisão de 83%, recall de 79%, F1-score de 81% e uma AUC-ROC de 0,89. Em comparação, o modelo MLP alcançou 82% de acurácia, 80% de precisão, 76% de recall, 78% de F1-score e 0,86 de AUC-ROC. Ademais, uma análise de importância de características indicou que descritores eletrônicos, como o MATS1c (com 24% de importância), e descritores relacionados a eletronegatividade e área superficial, como o PEOE_VSA1 (com 18% de importância), foram os mais determinantes para a predição da atividade biológica contra o ALK-5.</w:t>
+        <w:t xml:space="preserve">Os resultados obtidos revelaram que o modelo XGBoost superou a rede neural em todas as métricas avaliadas. Seu desempenho culminou em uma acurácia de 96%, F1-score de 80% e uma AUC-ROC de 99%. Em comparação, o Autoencoder alcançou 91% de acurácia, 28% de F1-score e 90% de AUC-ROC. Ademais, durante os testes, o XGBoost acertou por volta de 16% a mais que o Autoencoder.</w:t>
       </w:r>
     </w:p>
     <w:p>
@@ -2401,7 +2409,7 @@
           <w:rFonts w:ascii="Times New Roman" w:cs="Times New Roman" w:eastAsia="Times New Roman" w:hAnsi="Times New Roman"/>
           <w:rtl w:val="0"/>
         </w:rPr>
-        <w:t xml:space="preserve">Conclui-se, portanto, que para este conjunto de dados específico, o algoritmo XGBoost apresenta vantagens em relação às abordagens de aprendizado profundo, oferecendo não apenas um desempenho preditivo superior, mas também maior eficiência computacional e interpretabilidade. Os descritores moleculares identificados como mais relevantes fornecem insights valiosos para o design racional de novos inibidores da proteína ALK-5. Dessa forma, estes achados representam um contributo significativo para a otimização de fluxos de trabalho de triagem virtual na descoberta de medicamentos, com o potencial de reduzir custos e prazos nos estágios iniciais do desenvolvimento farmacêutico.</w:t>
+        <w:t xml:space="preserve">Conclui-se, portanto, que para este conjunto de dados específico, o algoritmo XGBoost apresenta vantagens em relação às abordagens de aprendizado profundo, oferecendo não apenas um desempenho preditivo superior, mas também maior eficiência computacional e interpretabilidade. Os descritores moleculares identificados como mais relevantes fornecem insights valiosos para o design racional de novos inibidores da proteína ALK-5. Dessa forma, esses achados representam um contributo significativo para a otimização de fluxos de trabalho de triagem virtual na descoberta de medicamentos, com o potencial de reduzir custos e prazos nos estágios iniciais do desenvolvimento farmacêutico.</w:t>
       </w:r>
     </w:p>
     <w:p>
@@ -2518,13 +2526,21 @@
           <w:rFonts w:ascii="Times New Roman" w:cs="Times New Roman" w:eastAsia="Times New Roman" w:hAnsi="Times New Roman"/>
         </w:rPr>
       </w:pPr>
-      <w:r>
-        <w:rPr>
-          <w:rFonts w:ascii="Times New Roman" w:cs="Times New Roman" w:eastAsia="Times New Roman" w:hAnsi="Times New Roman"/>
-          <w:rtl w:val="0"/>
-        </w:rPr>
-        <w:t xml:space="preserve">To conduct this investigation, we employed a dataset of approximately 600 chemical compounds, each represented by a set of molecular descriptors including SaaNH, n9FaHRing, naHRing, JGI5, MATS1c, n9FHRing, PEOE_VSA1, NsOH, Xch-6d, and AATSC3i. Methodologically, a Multilayer Perceptron (MLP) neural network was implemented, featuring two hidden layers (128 and 64 neurons, respectively), ReLU activation functions, and dropout regularization. For comparison, an XGBoost model was configured with 100 estimators, a maximum depth of 6, and a learning rate of 0.1. The performance of both models was rigorously evaluated using standard metrics—accuracy, precision, recall, F1-score, and AUC-ROC—assessed through 5-fold cross-validation and a holdout test set.</w:t>
-      </w:r>
+      <w:sdt>
+        <w:sdtPr>
+          <w:id w:val="-2095422378"/>
+          <w:tag w:val="goog_rdk_1"/>
+        </w:sdtPr>
+        <w:sdtContent>
+          <w:r>
+            <w:rPr>
+              <w:rFonts w:ascii="Cardo" w:cs="Cardo" w:eastAsia="Cardo" w:hAnsi="Cardo"/>
+              <w:rtl w:val="0"/>
+            </w:rPr>
+            <w:t xml:space="preserve">To conduct this investigation, we employed a dataset of approximately 600 chemical compounds, each represented by a set of molecular descriptors including SaaNH, n9FaHRing, naHRing, JGI5, MATS1c, n9FHRing, PEOE_VSA1, NsOH, Xch-6d, and AATSC3i. Methodologically, we implemented a symmetric MLP Autoencoder. The encoder comprises two dense layers (128 → 64 neurons) that compress the data into an 8-dimensional latent space (bottleneck). The decoder, with a mirrored architecture (64 → 128 neurons), reconstructs the data to its original dimensionality. The network uses ReLU activations in the hidden layers, dropout for regularization, and is optimized to minimize the Mean Squared Error (MSE) reconstruction loss. In parallel, an XGBoost model was configured with 100 estimators, a maximum depth of 6, and a learning rate of 0.1. The performance of both models was rigorously evaluated using standard metrics — accuracy, precision, recall, F1-score, and AUC-ROC — assessed through 5-fold cross-validation and a holdout test set.</w:t>
+          </w:r>
+        </w:sdtContent>
+      </w:sdt>
     </w:p>
     <w:p>
       <w:pPr>
@@ -2540,7 +2556,7 @@
           <w:rFonts w:ascii="Times New Roman" w:cs="Times New Roman" w:eastAsia="Times New Roman" w:hAnsi="Times New Roman"/>
           <w:rtl w:val="0"/>
         </w:rPr>
-        <w:t xml:space="preserve">Our results demonstrated that the XGBoost algorithm consistently outperformed the neural network across all evaluated metrics. XGBoost achieved an accuracy of 85%, precision of 83%, recall of 79%, an F1-score of 81%, and an AUC-ROC of 0.89. In comparison, the MLP model attained an accuracy of 82%, precision of 80%, recall of 76%, an F1-score of 78%, and an AUC-ROC of 0.86. Furthermore, a feature importance analysis revealed that electronic descriptors, specifically MATS1c (24% importance), and descriptors related to electronegativity and surface area, such as PEOE_VSA1 (18% importance), were the most influential in predicting biological activity against ALK-5.</w:t>
+        <w:t xml:space="preserve">Our results demonstrated that the XGBoost algorithm consistently outperformed the Autoencoder across all evaluated metrics. XGBoost achieved a final accuracy of 96%, an F1-score of 80%, and an AUC-ROC of 99%. In comparison, the Autoencoder attained an accuracy of 91%, an F1-score of 28%, and an AUC-ROC of 90%. Moreover, during testing, XGBoost correctly identified approximately 16% more compounds than the Autoencoder.</w:t>
       </w:r>
     </w:p>
     <w:p>
@@ -2557,17 +2573,15 @@
           <w:rFonts w:ascii="Times New Roman" w:cs="Times New Roman" w:eastAsia="Times New Roman" w:hAnsi="Times New Roman"/>
           <w:rtl w:val="0"/>
         </w:rPr>
-        <w:t xml:space="preserve">In conclusion, this study finds that for this specific dataset, XGBoost holds distinct advantages over deep learning approaches, delivering superior predictive performance alongside greater computational efficiency and interpretability. The molecular descriptors identified as most relevant provide valuable insights for the rational design of new ALK-5 inhibitors. Consequently, these findings contribute to optimizing virtual screening workflows in drug discovery, offering a promising path to reducing both the time and cost associated with the early stages of pharmaceutical development.</w:t>
-      </w:r>
-    </w:p>
-    <w:p>
-      <w:pPr>
-        <w:spacing w:line="360" w:lineRule="auto"/>
-        <w:jc w:val="both"/>
-        <w:rPr>
-          <w:rFonts w:ascii="Times New Roman" w:cs="Times New Roman" w:eastAsia="Times New Roman" w:hAnsi="Times New Roman"/>
-          <w:b w:val="1"/>
-          <w:bCs w:val="1"/>
+        <w:t xml:space="preserve">In conclusion, this study finds that for this specific dataset, the XGBoost algorithm holds distinct advantages over the deep learning approach, delivering superior predictive performance alongside greater computational efficiency and interpretability. The molecular descriptors identified as most relevant provide valuable insights for the rational design of new ALK-5 inhibitors. Consequently, these findings contribute to optimizing virtual screening workflows in drug discovery, offering a promising path to reducing both the time and cost associated with the early stages of pharmaceutical development.</w:t>
+      </w:r>
+    </w:p>
+    <w:p>
+      <w:pPr>
+        <w:spacing w:line="360" w:lineRule="auto"/>
+        <w:jc w:val="both"/>
+        <w:rPr>
+          <w:rFonts w:ascii="Times New Roman" w:cs="Times New Roman" w:eastAsia="Times New Roman" w:hAnsi="Times New Roman"/>
         </w:rPr>
       </w:pPr>
       <w:r>
@@ -2688,7 +2702,7 @@
     </w:p>
     <w:sdt>
       <w:sdtPr>
-        <w:id w:val="-1930400371"/>
+        <w:id w:val="-275013905"/>
         <w:docPartObj>
           <w:docPartGallery w:val="Table of Contents"/>
           <w:docPartUnique w:val="1"/>
@@ -2697,34 +2711,22 @@
       <w:sdtContent>
         <w:p>
           <w:pPr>
-            <w:keepNext w:val="0"/>
-            <w:keepLines w:val="0"/>
-            <w:pageBreakBefore w:val="0"/>
-            <w:widowControl w:val="1"/>
-            <w:pBdr>
-              <w:top w:space="0" w:sz="0" w:val="nil"/>
-              <w:left w:space="0" w:sz="0" w:val="nil"/>
-              <w:bottom w:space="0" w:sz="0" w:val="nil"/>
-              <w:right w:space="0" w:sz="0" w:val="nil"/>
-              <w:between w:space="0" w:sz="0" w:val="nil"/>
-            </w:pBdr>
-            <w:shd w:fill="auto" w:val="clear"/>
+            <w:widowControl w:val="0"/>
             <w:tabs>
-              <w:tab w:val="left" w:leader="none" w:pos="480"/>
-              <w:tab w:val="right" w:leader="none" w:pos="9055"/>
+              <w:tab w:val="right" w:leader="none" w:pos="12000"/>
             </w:tabs>
-            <w:spacing w:after="100" w:before="0" w:line="240" w:lineRule="auto"/>
-            <w:ind w:left="0" w:right="0" w:firstLine="0"/>
-            <w:jc w:val="left"/>
+            <w:spacing w:before="60" w:lineRule="auto"/>
             <w:rPr>
-              <w:rFonts w:ascii="Times New Roman" w:cs="Times New Roman" w:eastAsia="Times New Roman" w:hAnsi="Times New Roman"/>
+              <w:rFonts w:ascii="Arial" w:cs="Arial" w:eastAsia="Arial" w:hAnsi="Arial"/>
+              <w:b w:val="1"/>
+              <w:bCs w:val="1"/>
               <w:i w:val="0"/>
               <w:iCs w:val="0"/>
               <w:smallCaps w:val="0"/>
               <w:strike w:val="0"/>
               <w:color w:val="000000"/>
-              <w:sz w:val="24"/>
-              <w:szCs w:val="24"/>
+              <w:sz w:val="22"/>
+              <w:szCs w:val="22"/>
               <w:u w:val="none"/>
               <w:shd w:fill="auto" w:val="clear"/>
               <w:vertAlign w:val="baseline"/>
@@ -2739,6 +2741,8 @@
             <w:r>
               <w:rPr>
                 <w:rFonts w:ascii="Times New Roman" w:cs="Times New Roman" w:eastAsia="Times New Roman" w:hAnsi="Times New Roman"/>
+                <w:b w:val="0"/>
+                <w:bCs w:val="0"/>
                 <w:i w:val="0"/>
                 <w:iCs w:val="0"/>
                 <w:smallCaps w:val="0"/>
@@ -2751,9 +2755,7 @@
                 <w:vertAlign w:val="baseline"/>
                 <w:rtl w:val="0"/>
               </w:rPr>
-              <w:t xml:space="preserve">1.</w:t>
-              <w:tab/>
-              <w:t xml:space="preserve">INTRODUÇÃO</w:t>
+              <w:t xml:space="preserve">1. INTRODUÇÃO</w:t>
               <w:tab/>
               <w:t xml:space="preserve">31</w:t>
             </w:r>
@@ -2766,34 +2768,23 @@
         </w:p>
         <w:p>
           <w:pPr>
-            <w:keepNext w:val="0"/>
-            <w:keepLines w:val="0"/>
-            <w:pageBreakBefore w:val="0"/>
-            <w:widowControl w:val="1"/>
-            <w:pBdr>
-              <w:top w:space="0" w:sz="0" w:val="nil"/>
-              <w:left w:space="0" w:sz="0" w:val="nil"/>
-              <w:bottom w:space="0" w:sz="0" w:val="nil"/>
-              <w:right w:space="0" w:sz="0" w:val="nil"/>
-              <w:between w:space="0" w:sz="0" w:val="nil"/>
-            </w:pBdr>
-            <w:shd w:fill="auto" w:val="clear"/>
+            <w:widowControl w:val="0"/>
             <w:tabs>
-              <w:tab w:val="left" w:leader="none" w:pos="960"/>
-              <w:tab w:val="right" w:leader="none" w:pos="9055"/>
+              <w:tab w:val="right" w:leader="none" w:pos="12000"/>
             </w:tabs>
-            <w:spacing w:after="100" w:before="0" w:line="240" w:lineRule="auto"/>
-            <w:ind w:left="240" w:right="0" w:firstLine="0"/>
-            <w:jc w:val="left"/>
+            <w:spacing w:before="60" w:lineRule="auto"/>
+            <w:ind w:left="360" w:firstLine="0"/>
             <w:rPr>
-              <w:rFonts w:ascii="Times New Roman" w:cs="Times New Roman" w:eastAsia="Times New Roman" w:hAnsi="Times New Roman"/>
+              <w:rFonts w:ascii="Arial" w:cs="Arial" w:eastAsia="Arial" w:hAnsi="Arial"/>
+              <w:b w:val="0"/>
+              <w:bCs w:val="0"/>
               <w:i w:val="0"/>
               <w:iCs w:val="0"/>
               <w:smallCaps w:val="0"/>
               <w:strike w:val="0"/>
               <w:color w:val="000000"/>
-              <w:sz w:val="24"/>
-              <w:szCs w:val="24"/>
+              <w:sz w:val="22"/>
+              <w:szCs w:val="22"/>
               <w:u w:val="none"/>
               <w:shd w:fill="auto" w:val="clear"/>
               <w:vertAlign w:val="baseline"/>
@@ -2803,6 +2794,8 @@
             <w:r>
               <w:rPr>
                 <w:rFonts w:ascii="Times New Roman" w:cs="Times New Roman" w:eastAsia="Times New Roman" w:hAnsi="Times New Roman"/>
+                <w:b w:val="0"/>
+                <w:bCs w:val="0"/>
                 <w:i w:val="0"/>
                 <w:iCs w:val="0"/>
                 <w:smallCaps w:val="0"/>
@@ -2815,9 +2808,7 @@
                 <w:vertAlign w:val="baseline"/>
                 <w:rtl w:val="0"/>
               </w:rPr>
-              <w:t xml:space="preserve">1.1.</w:t>
-              <w:tab/>
-              <w:t xml:space="preserve">Contextualização</w:t>
+              <w:t xml:space="preserve">1.1. Contextualização</w:t>
               <w:tab/>
               <w:t xml:space="preserve">31</w:t>
             </w:r>
@@ -2830,34 +2821,23 @@
         </w:p>
         <w:p>
           <w:pPr>
-            <w:keepNext w:val="0"/>
-            <w:keepLines w:val="0"/>
-            <w:pageBreakBefore w:val="0"/>
-            <w:widowControl w:val="1"/>
-            <w:pBdr>
-              <w:top w:space="0" w:sz="0" w:val="nil"/>
-              <w:left w:space="0" w:sz="0" w:val="nil"/>
-              <w:bottom w:space="0" w:sz="0" w:val="nil"/>
-              <w:right w:space="0" w:sz="0" w:val="nil"/>
-              <w:between w:space="0" w:sz="0" w:val="nil"/>
-            </w:pBdr>
-            <w:shd w:fill="auto" w:val="clear"/>
+            <w:widowControl w:val="0"/>
             <w:tabs>
-              <w:tab w:val="left" w:leader="none" w:pos="960"/>
-              <w:tab w:val="right" w:leader="none" w:pos="9055"/>
+              <w:tab w:val="right" w:leader="none" w:pos="12000"/>
             </w:tabs>
-            <w:spacing w:after="100" w:before="0" w:line="240" w:lineRule="auto"/>
-            <w:ind w:left="240" w:right="0" w:firstLine="0"/>
-            <w:jc w:val="left"/>
+            <w:spacing w:before="60" w:lineRule="auto"/>
+            <w:ind w:left="360" w:firstLine="0"/>
             <w:rPr>
-              <w:rFonts w:ascii="Times New Roman" w:cs="Times New Roman" w:eastAsia="Times New Roman" w:hAnsi="Times New Roman"/>
+              <w:rFonts w:ascii="Arial" w:cs="Arial" w:eastAsia="Arial" w:hAnsi="Arial"/>
+              <w:b w:val="0"/>
+              <w:bCs w:val="0"/>
               <w:i w:val="0"/>
               <w:iCs w:val="0"/>
               <w:smallCaps w:val="0"/>
               <w:strike w:val="0"/>
               <w:color w:val="000000"/>
-              <w:sz w:val="24"/>
-              <w:szCs w:val="24"/>
+              <w:sz w:val="22"/>
+              <w:szCs w:val="22"/>
               <w:u w:val="none"/>
               <w:shd w:fill="auto" w:val="clear"/>
               <w:vertAlign w:val="baseline"/>
@@ -2867,6 +2847,8 @@
             <w:r>
               <w:rPr>
                 <w:rFonts w:ascii="Times New Roman" w:cs="Times New Roman" w:eastAsia="Times New Roman" w:hAnsi="Times New Roman"/>
+                <w:b w:val="0"/>
+                <w:bCs w:val="0"/>
                 <w:i w:val="0"/>
                 <w:iCs w:val="0"/>
                 <w:smallCaps w:val="0"/>
@@ -2879,9 +2861,7 @@
                 <w:vertAlign w:val="baseline"/>
                 <w:rtl w:val="0"/>
               </w:rPr>
-              <w:t xml:space="preserve">1.2.</w:t>
-              <w:tab/>
-              <w:t xml:space="preserve">Justificativa e Motivação</w:t>
+              <w:t xml:space="preserve">1.2. Justificativa e Motivação</w:t>
               <w:tab/>
               <w:t xml:space="preserve">32</w:t>
             </w:r>
@@ -2894,34 +2874,23 @@
         </w:p>
         <w:p>
           <w:pPr>
-            <w:keepNext w:val="0"/>
-            <w:keepLines w:val="0"/>
-            <w:pageBreakBefore w:val="0"/>
-            <w:widowControl w:val="1"/>
-            <w:pBdr>
-              <w:top w:space="0" w:sz="0" w:val="nil"/>
-              <w:left w:space="0" w:sz="0" w:val="nil"/>
-              <w:bottom w:space="0" w:sz="0" w:val="nil"/>
-              <w:right w:space="0" w:sz="0" w:val="nil"/>
-              <w:between w:space="0" w:sz="0" w:val="nil"/>
-            </w:pBdr>
-            <w:shd w:fill="auto" w:val="clear"/>
+            <w:widowControl w:val="0"/>
             <w:tabs>
-              <w:tab w:val="left" w:leader="none" w:pos="960"/>
-              <w:tab w:val="right" w:leader="none" w:pos="9055"/>
+              <w:tab w:val="right" w:leader="none" w:pos="12000"/>
             </w:tabs>
-            <w:spacing w:after="100" w:before="0" w:line="240" w:lineRule="auto"/>
-            <w:ind w:left="240" w:right="0" w:firstLine="0"/>
-            <w:jc w:val="left"/>
+            <w:spacing w:before="60" w:lineRule="auto"/>
+            <w:ind w:left="360" w:firstLine="0"/>
             <w:rPr>
-              <w:rFonts w:ascii="Times New Roman" w:cs="Times New Roman" w:eastAsia="Times New Roman" w:hAnsi="Times New Roman"/>
+              <w:rFonts w:ascii="Arial" w:cs="Arial" w:eastAsia="Arial" w:hAnsi="Arial"/>
+              <w:b w:val="0"/>
+              <w:bCs w:val="0"/>
               <w:i w:val="0"/>
               <w:iCs w:val="0"/>
               <w:smallCaps w:val="0"/>
               <w:strike w:val="0"/>
               <w:color w:val="000000"/>
-              <w:sz w:val="24"/>
-              <w:szCs w:val="24"/>
+              <w:sz w:val="22"/>
+              <w:szCs w:val="22"/>
               <w:u w:val="none"/>
               <w:shd w:fill="auto" w:val="clear"/>
               <w:vertAlign w:val="baseline"/>
@@ -2931,6 +2900,8 @@
             <w:r>
               <w:rPr>
                 <w:rFonts w:ascii="Times New Roman" w:cs="Times New Roman" w:eastAsia="Times New Roman" w:hAnsi="Times New Roman"/>
+                <w:b w:val="0"/>
+                <w:bCs w:val="0"/>
                 <w:i w:val="0"/>
                 <w:iCs w:val="0"/>
                 <w:smallCaps w:val="0"/>
@@ -2943,9 +2914,7 @@
                 <w:vertAlign w:val="baseline"/>
                 <w:rtl w:val="0"/>
               </w:rPr>
-              <w:t xml:space="preserve">1.3.</w:t>
-              <w:tab/>
-              <w:t xml:space="preserve">Problema de Pesquisa</w:t>
+              <w:t xml:space="preserve">1.3. Problema de Pesquisa</w:t>
               <w:tab/>
               <w:t xml:space="preserve">33</w:t>
             </w:r>
@@ -2958,34 +2927,23 @@
         </w:p>
         <w:p>
           <w:pPr>
-            <w:keepNext w:val="0"/>
-            <w:keepLines w:val="0"/>
-            <w:pageBreakBefore w:val="0"/>
-            <w:widowControl w:val="1"/>
-            <w:pBdr>
-              <w:top w:space="0" w:sz="0" w:val="nil"/>
-              <w:left w:space="0" w:sz="0" w:val="nil"/>
-              <w:bottom w:space="0" w:sz="0" w:val="nil"/>
-              <w:right w:space="0" w:sz="0" w:val="nil"/>
-              <w:between w:space="0" w:sz="0" w:val="nil"/>
-            </w:pBdr>
-            <w:shd w:fill="auto" w:val="clear"/>
+            <w:widowControl w:val="0"/>
             <w:tabs>
-              <w:tab w:val="left" w:leader="none" w:pos="960"/>
-              <w:tab w:val="right" w:leader="none" w:pos="9055"/>
+              <w:tab w:val="right" w:leader="none" w:pos="12000"/>
             </w:tabs>
-            <w:spacing w:after="100" w:before="0" w:line="240" w:lineRule="auto"/>
-            <w:ind w:left="240" w:right="0" w:firstLine="0"/>
-            <w:jc w:val="left"/>
+            <w:spacing w:before="60" w:lineRule="auto"/>
+            <w:ind w:left="360" w:firstLine="0"/>
             <w:rPr>
-              <w:rFonts w:ascii="Times New Roman" w:cs="Times New Roman" w:eastAsia="Times New Roman" w:hAnsi="Times New Roman"/>
+              <w:rFonts w:ascii="Arial" w:cs="Arial" w:eastAsia="Arial" w:hAnsi="Arial"/>
+              <w:b w:val="0"/>
+              <w:bCs w:val="0"/>
               <w:i w:val="0"/>
               <w:iCs w:val="0"/>
               <w:smallCaps w:val="0"/>
               <w:strike w:val="0"/>
               <w:color w:val="000000"/>
-              <w:sz w:val="24"/>
-              <w:szCs w:val="24"/>
+              <w:sz w:val="22"/>
+              <w:szCs w:val="22"/>
               <w:u w:val="none"/>
               <w:shd w:fill="auto" w:val="clear"/>
               <w:vertAlign w:val="baseline"/>
@@ -2995,6 +2953,8 @@
             <w:r>
               <w:rPr>
                 <w:rFonts w:ascii="Times New Roman" w:cs="Times New Roman" w:eastAsia="Times New Roman" w:hAnsi="Times New Roman"/>
+                <w:b w:val="0"/>
+                <w:bCs w:val="0"/>
                 <w:i w:val="0"/>
                 <w:iCs w:val="0"/>
                 <w:smallCaps w:val="0"/>
@@ -3007,9 +2967,7 @@
                 <w:vertAlign w:val="baseline"/>
                 <w:rtl w:val="0"/>
               </w:rPr>
-              <w:t xml:space="preserve">1.4.</w:t>
-              <w:tab/>
-              <w:t xml:space="preserve">Objetivo Geral</w:t>
+              <w:t xml:space="preserve">1.4. Objetivo Geral</w:t>
               <w:tab/>
               <w:t xml:space="preserve">33</w:t>
             </w:r>
@@ -3022,34 +2980,23 @@
         </w:p>
         <w:p>
           <w:pPr>
-            <w:keepNext w:val="0"/>
-            <w:keepLines w:val="0"/>
-            <w:pageBreakBefore w:val="0"/>
-            <w:widowControl w:val="1"/>
-            <w:pBdr>
-              <w:top w:space="0" w:sz="0" w:val="nil"/>
-              <w:left w:space="0" w:sz="0" w:val="nil"/>
-              <w:bottom w:space="0" w:sz="0" w:val="nil"/>
-              <w:right w:space="0" w:sz="0" w:val="nil"/>
-              <w:between w:space="0" w:sz="0" w:val="nil"/>
-            </w:pBdr>
-            <w:shd w:fill="auto" w:val="clear"/>
+            <w:widowControl w:val="0"/>
             <w:tabs>
-              <w:tab w:val="left" w:leader="none" w:pos="960"/>
-              <w:tab w:val="right" w:leader="none" w:pos="9055"/>
+              <w:tab w:val="right" w:leader="none" w:pos="12000"/>
             </w:tabs>
-            <w:spacing w:after="100" w:before="0" w:line="240" w:lineRule="auto"/>
-            <w:ind w:left="240" w:right="0" w:firstLine="0"/>
-            <w:jc w:val="left"/>
+            <w:spacing w:before="60" w:lineRule="auto"/>
+            <w:ind w:left="360" w:firstLine="0"/>
             <w:rPr>
-              <w:rFonts w:ascii="Times New Roman" w:cs="Times New Roman" w:eastAsia="Times New Roman" w:hAnsi="Times New Roman"/>
+              <w:rFonts w:ascii="Arial" w:cs="Arial" w:eastAsia="Arial" w:hAnsi="Arial"/>
+              <w:b w:val="0"/>
+              <w:bCs w:val="0"/>
               <w:i w:val="0"/>
               <w:iCs w:val="0"/>
               <w:smallCaps w:val="0"/>
               <w:strike w:val="0"/>
               <w:color w:val="000000"/>
-              <w:sz w:val="24"/>
-              <w:szCs w:val="24"/>
+              <w:sz w:val="22"/>
+              <w:szCs w:val="22"/>
               <w:u w:val="none"/>
               <w:shd w:fill="auto" w:val="clear"/>
               <w:vertAlign w:val="baseline"/>
@@ -3059,6 +3006,8 @@
             <w:r>
               <w:rPr>
                 <w:rFonts w:ascii="Times New Roman" w:cs="Times New Roman" w:eastAsia="Times New Roman" w:hAnsi="Times New Roman"/>
+                <w:b w:val="0"/>
+                <w:bCs w:val="0"/>
                 <w:i w:val="0"/>
                 <w:iCs w:val="0"/>
                 <w:smallCaps w:val="0"/>
@@ -3071,9 +3020,7 @@
                 <w:vertAlign w:val="baseline"/>
                 <w:rtl w:val="0"/>
               </w:rPr>
-              <w:t xml:space="preserve">1.5.</w:t>
-              <w:tab/>
-              <w:t xml:space="preserve">Objetivos Específicos</w:t>
+              <w:t xml:space="preserve">1.5. Objetivos Específicos</w:t>
               <w:tab/>
               <w:t xml:space="preserve">33</w:t>
             </w:r>
@@ -3086,34 +3033,22 @@
         </w:p>
         <w:p>
           <w:pPr>
-            <w:keepNext w:val="0"/>
-            <w:keepLines w:val="0"/>
-            <w:pageBreakBefore w:val="0"/>
-            <w:widowControl w:val="1"/>
-            <w:pBdr>
-              <w:top w:space="0" w:sz="0" w:val="nil"/>
-              <w:left w:space="0" w:sz="0" w:val="nil"/>
-              <w:bottom w:space="0" w:sz="0" w:val="nil"/>
-              <w:right w:space="0" w:sz="0" w:val="nil"/>
-              <w:between w:space="0" w:sz="0" w:val="nil"/>
-            </w:pBdr>
-            <w:shd w:fill="auto" w:val="clear"/>
+            <w:widowControl w:val="0"/>
             <w:tabs>
-              <w:tab w:val="left" w:leader="none" w:pos="480"/>
-              <w:tab w:val="right" w:leader="none" w:pos="9055"/>
+              <w:tab w:val="right" w:leader="none" w:pos="12000"/>
             </w:tabs>
-            <w:spacing w:after="100" w:before="0" w:line="240" w:lineRule="auto"/>
-            <w:ind w:left="0" w:right="0" w:firstLine="0"/>
-            <w:jc w:val="left"/>
+            <w:spacing w:before="60" w:lineRule="auto"/>
             <w:rPr>
-              <w:rFonts w:ascii="Times New Roman" w:cs="Times New Roman" w:eastAsia="Times New Roman" w:hAnsi="Times New Roman"/>
+              <w:rFonts w:ascii="Arial" w:cs="Arial" w:eastAsia="Arial" w:hAnsi="Arial"/>
+              <w:b w:val="1"/>
+              <w:bCs w:val="1"/>
               <w:i w:val="0"/>
               <w:iCs w:val="0"/>
               <w:smallCaps w:val="0"/>
               <w:strike w:val="0"/>
               <w:color w:val="000000"/>
-              <w:sz w:val="24"/>
-              <w:szCs w:val="24"/>
+              <w:sz w:val="22"/>
+              <w:szCs w:val="22"/>
               <w:u w:val="none"/>
               <w:shd w:fill="auto" w:val="clear"/>
               <w:vertAlign w:val="baseline"/>
@@ -3123,6 +3058,8 @@
             <w:r>
               <w:rPr>
                 <w:rFonts w:ascii="Times New Roman" w:cs="Times New Roman" w:eastAsia="Times New Roman" w:hAnsi="Times New Roman"/>
+                <w:b w:val="0"/>
+                <w:bCs w:val="0"/>
                 <w:i w:val="0"/>
                 <w:iCs w:val="0"/>
                 <w:smallCaps w:val="0"/>
@@ -3135,9 +3072,7 @@
                 <w:vertAlign w:val="baseline"/>
                 <w:rtl w:val="0"/>
               </w:rPr>
-              <w:t xml:space="preserve">2.</w:t>
-              <w:tab/>
-              <w:t xml:space="preserve">REFERENCIAL TEÓRICO</w:t>
+              <w:t xml:space="preserve">2. REFERENCIAL TEÓRICO</w:t>
               <w:tab/>
               <w:t xml:space="preserve">34</w:t>
             </w:r>
@@ -3150,34 +3085,23 @@
         </w:p>
         <w:p>
           <w:pPr>
-            <w:keepNext w:val="0"/>
-            <w:keepLines w:val="0"/>
-            <w:pageBreakBefore w:val="0"/>
-            <w:widowControl w:val="1"/>
-            <w:pBdr>
-              <w:top w:space="0" w:sz="0" w:val="nil"/>
-              <w:left w:space="0" w:sz="0" w:val="nil"/>
-              <w:bottom w:space="0" w:sz="0" w:val="nil"/>
-              <w:right w:space="0" w:sz="0" w:val="nil"/>
-              <w:between w:space="0" w:sz="0" w:val="nil"/>
-            </w:pBdr>
-            <w:shd w:fill="auto" w:val="clear"/>
+            <w:widowControl w:val="0"/>
             <w:tabs>
-              <w:tab w:val="left" w:leader="none" w:pos="960"/>
-              <w:tab w:val="right" w:leader="none" w:pos="9055"/>
+              <w:tab w:val="right" w:leader="none" w:pos="12000"/>
             </w:tabs>
-            <w:spacing w:after="100" w:before="0" w:line="240" w:lineRule="auto"/>
-            <w:ind w:left="240" w:right="0" w:firstLine="0"/>
-            <w:jc w:val="left"/>
+            <w:spacing w:before="60" w:lineRule="auto"/>
+            <w:ind w:left="360" w:firstLine="0"/>
             <w:rPr>
-              <w:rFonts w:ascii="Times New Roman" w:cs="Times New Roman" w:eastAsia="Times New Roman" w:hAnsi="Times New Roman"/>
+              <w:rFonts w:ascii="Arial" w:cs="Arial" w:eastAsia="Arial" w:hAnsi="Arial"/>
+              <w:b w:val="0"/>
+              <w:bCs w:val="0"/>
               <w:i w:val="0"/>
               <w:iCs w:val="0"/>
               <w:smallCaps w:val="0"/>
               <w:strike w:val="0"/>
               <w:color w:val="000000"/>
-              <w:sz w:val="24"/>
-              <w:szCs w:val="24"/>
+              <w:sz w:val="22"/>
+              <w:szCs w:val="22"/>
               <w:u w:val="none"/>
               <w:shd w:fill="auto" w:val="clear"/>
               <w:vertAlign w:val="baseline"/>
@@ -3186,7 +3110,379 @@
           <w:hyperlink w:anchor="_heading=h.oh9xdhk3iahp">
             <w:r>
               <w:rPr>
+                <w:rFonts w:ascii="Arial" w:cs="Arial" w:eastAsia="Arial" w:hAnsi="Arial"/>
+                <w:b w:val="0"/>
+                <w:bCs w:val="0"/>
+                <w:i w:val="0"/>
+                <w:iCs w:val="0"/>
+                <w:smallCaps w:val="0"/>
+                <w:strike w:val="0"/>
+                <w:color w:val="000000"/>
+                <w:sz w:val="22"/>
+                <w:szCs w:val="22"/>
+                <w:u w:val="none"/>
+                <w:shd w:fill="auto" w:val="clear"/>
+                <w:vertAlign w:val="baseline"/>
+                <w:rtl w:val="0"/>
+              </w:rPr>
+              <w:t xml:space="preserve">2.1. Inteligência Artificial na Descoberta de Medicamentos</w:t>
+              <w:tab/>
+              <w:t xml:space="preserve">34</w:t>
+            </w:r>
+          </w:hyperlink>
+          <w:r>
+            <w:rPr>
+              <w:rtl w:val="0"/>
+            </w:rPr>
+          </w:r>
+        </w:p>
+        <w:p>
+          <w:pPr>
+            <w:widowControl w:val="0"/>
+            <w:tabs>
+              <w:tab w:val="right" w:leader="none" w:pos="12000"/>
+            </w:tabs>
+            <w:spacing w:before="60" w:lineRule="auto"/>
+            <w:ind w:left="360" w:firstLine="0"/>
+            <w:rPr>
+              <w:rFonts w:ascii="Arial" w:cs="Arial" w:eastAsia="Arial" w:hAnsi="Arial"/>
+              <w:b w:val="0"/>
+              <w:bCs w:val="0"/>
+              <w:i w:val="0"/>
+              <w:iCs w:val="0"/>
+              <w:smallCaps w:val="0"/>
+              <w:strike w:val="0"/>
+              <w:color w:val="000000"/>
+              <w:sz w:val="22"/>
+              <w:szCs w:val="22"/>
+              <w:u w:val="none"/>
+              <w:shd w:fill="auto" w:val="clear"/>
+              <w:vertAlign w:val="baseline"/>
+            </w:rPr>
+          </w:pPr>
+          <w:hyperlink w:anchor="_heading=h.fxs15oawoh8c">
+            <w:r>
+              <w:rPr>
+                <w:rFonts w:ascii="Arial" w:cs="Arial" w:eastAsia="Arial" w:hAnsi="Arial"/>
+                <w:b w:val="0"/>
+                <w:bCs w:val="0"/>
+                <w:i w:val="0"/>
+                <w:iCs w:val="0"/>
+                <w:smallCaps w:val="0"/>
+                <w:strike w:val="0"/>
+                <w:color w:val="000000"/>
+                <w:sz w:val="22"/>
+                <w:szCs w:val="22"/>
+                <w:u w:val="none"/>
+                <w:shd w:fill="auto" w:val="clear"/>
+                <w:vertAlign w:val="baseline"/>
+                <w:rtl w:val="0"/>
+              </w:rPr>
+              <w:t xml:space="preserve">2.2. Aprendizado de Máquina (AM)</w:t>
+              <w:tab/>
+              <w:t xml:space="preserve">34</w:t>
+            </w:r>
+          </w:hyperlink>
+          <w:r>
+            <w:rPr>
+              <w:rtl w:val="0"/>
+            </w:rPr>
+          </w:r>
+        </w:p>
+        <w:p>
+          <w:pPr>
+            <w:widowControl w:val="0"/>
+            <w:tabs>
+              <w:tab w:val="right" w:leader="none" w:pos="12000"/>
+            </w:tabs>
+            <w:spacing w:before="60" w:lineRule="auto"/>
+            <w:ind w:left="360" w:firstLine="0"/>
+            <w:rPr>
+              <w:rFonts w:ascii="Arial" w:cs="Arial" w:eastAsia="Arial" w:hAnsi="Arial"/>
+              <w:b w:val="0"/>
+              <w:bCs w:val="0"/>
+              <w:i w:val="0"/>
+              <w:iCs w:val="0"/>
+              <w:smallCaps w:val="0"/>
+              <w:strike w:val="0"/>
+              <w:color w:val="000000"/>
+              <w:sz w:val="22"/>
+              <w:szCs w:val="22"/>
+              <w:u w:val="none"/>
+              <w:shd w:fill="auto" w:val="clear"/>
+              <w:vertAlign w:val="baseline"/>
+            </w:rPr>
+          </w:pPr>
+          <w:hyperlink w:anchor="_heading=h.aazunkfvs546">
+            <w:r>
+              <w:rPr>
+                <w:rFonts w:ascii="Arial" w:cs="Arial" w:eastAsia="Arial" w:hAnsi="Arial"/>
+                <w:b w:val="0"/>
+                <w:bCs w:val="0"/>
+                <w:i w:val="0"/>
+                <w:iCs w:val="0"/>
+                <w:smallCaps w:val="0"/>
+                <w:strike w:val="0"/>
+                <w:color w:val="000000"/>
+                <w:sz w:val="22"/>
+                <w:szCs w:val="22"/>
+                <w:u w:val="none"/>
+                <w:shd w:fill="auto" w:val="clear"/>
+                <w:vertAlign w:val="baseline"/>
+                <w:rtl w:val="0"/>
+              </w:rPr>
+              <w:t xml:space="preserve">2.3. Aprendizado Profundo (Deep Learning)</w:t>
+              <w:tab/>
+              <w:t xml:space="preserve">34</w:t>
+            </w:r>
+          </w:hyperlink>
+          <w:r>
+            <w:rPr>
+              <w:rtl w:val="0"/>
+            </w:rPr>
+          </w:r>
+        </w:p>
+        <w:p>
+          <w:pPr>
+            <w:widowControl w:val="0"/>
+            <w:tabs>
+              <w:tab w:val="right" w:leader="none" w:pos="12000"/>
+            </w:tabs>
+            <w:spacing w:before="60" w:lineRule="auto"/>
+            <w:ind w:left="360" w:firstLine="0"/>
+            <w:rPr>
+              <w:rFonts w:ascii="Arial" w:cs="Arial" w:eastAsia="Arial" w:hAnsi="Arial"/>
+              <w:b w:val="0"/>
+              <w:bCs w:val="0"/>
+              <w:i w:val="0"/>
+              <w:iCs w:val="0"/>
+              <w:smallCaps w:val="0"/>
+              <w:strike w:val="0"/>
+              <w:color w:val="000000"/>
+              <w:sz w:val="22"/>
+              <w:szCs w:val="22"/>
+              <w:u w:val="none"/>
+              <w:shd w:fill="auto" w:val="clear"/>
+              <w:vertAlign w:val="baseline"/>
+            </w:rPr>
+          </w:pPr>
+          <w:hyperlink w:anchor="_heading=h.sosqkb1r4ftt">
+            <w:r>
+              <w:rPr>
+                <w:rFonts w:ascii="Arial" w:cs="Arial" w:eastAsia="Arial" w:hAnsi="Arial"/>
+                <w:b w:val="0"/>
+                <w:bCs w:val="0"/>
+                <w:i w:val="0"/>
+                <w:iCs w:val="0"/>
+                <w:smallCaps w:val="0"/>
+                <w:strike w:val="0"/>
+                <w:color w:val="000000"/>
+                <w:sz w:val="22"/>
+                <w:szCs w:val="22"/>
+                <w:u w:val="none"/>
+                <w:shd w:fill="auto" w:val="clear"/>
+                <w:vertAlign w:val="baseline"/>
+                <w:rtl w:val="0"/>
+              </w:rPr>
+              <w:t xml:space="preserve">2.4. XGBoost</w:t>
+              <w:tab/>
+              <w:t xml:space="preserve">35</w:t>
+            </w:r>
+          </w:hyperlink>
+          <w:r>
+            <w:rPr>
+              <w:rtl w:val="0"/>
+            </w:rPr>
+          </w:r>
+        </w:p>
+        <w:p>
+          <w:pPr>
+            <w:widowControl w:val="0"/>
+            <w:tabs>
+              <w:tab w:val="right" w:leader="none" w:pos="12000"/>
+            </w:tabs>
+            <w:spacing w:before="60" w:lineRule="auto"/>
+            <w:ind w:left="360" w:firstLine="0"/>
+            <w:rPr>
+              <w:rFonts w:ascii="Arial" w:cs="Arial" w:eastAsia="Arial" w:hAnsi="Arial"/>
+              <w:b w:val="0"/>
+              <w:bCs w:val="0"/>
+              <w:i w:val="0"/>
+              <w:iCs w:val="0"/>
+              <w:smallCaps w:val="0"/>
+              <w:strike w:val="0"/>
+              <w:color w:val="000000"/>
+              <w:sz w:val="22"/>
+              <w:szCs w:val="22"/>
+              <w:u w:val="none"/>
+              <w:shd w:fill="auto" w:val="clear"/>
+              <w:vertAlign w:val="baseline"/>
+            </w:rPr>
+          </w:pPr>
+          <w:hyperlink w:anchor="_heading=h.r95nngwbb1u0">
+            <w:r>
+              <w:rPr>
+                <w:rFonts w:ascii="Arial" w:cs="Arial" w:eastAsia="Arial" w:hAnsi="Arial"/>
+                <w:b w:val="0"/>
+                <w:bCs w:val="0"/>
+                <w:i w:val="0"/>
+                <w:iCs w:val="0"/>
+                <w:smallCaps w:val="0"/>
+                <w:strike w:val="0"/>
+                <w:color w:val="000000"/>
+                <w:sz w:val="22"/>
+                <w:szCs w:val="22"/>
+                <w:u w:val="none"/>
+                <w:shd w:fill="auto" w:val="clear"/>
+                <w:vertAlign w:val="baseline"/>
+                <w:rtl w:val="0"/>
+              </w:rPr>
+              <w:t xml:space="preserve">2.5. Relações Quantitativas Estrutura-Atividade (QSAR)</w:t>
+              <w:tab/>
+              <w:t xml:space="preserve">35</w:t>
+            </w:r>
+          </w:hyperlink>
+          <w:r>
+            <w:rPr>
+              <w:rtl w:val="0"/>
+            </w:rPr>
+          </w:r>
+        </w:p>
+        <w:p>
+          <w:pPr>
+            <w:widowControl w:val="0"/>
+            <w:tabs>
+              <w:tab w:val="right" w:leader="none" w:pos="12000"/>
+            </w:tabs>
+            <w:spacing w:before="60" w:lineRule="auto"/>
+            <w:ind w:left="360" w:firstLine="0"/>
+            <w:rPr>
+              <w:rFonts w:ascii="Arial" w:cs="Arial" w:eastAsia="Arial" w:hAnsi="Arial"/>
+              <w:b w:val="0"/>
+              <w:bCs w:val="0"/>
+              <w:i w:val="0"/>
+              <w:iCs w:val="0"/>
+              <w:smallCaps w:val="0"/>
+              <w:strike w:val="0"/>
+              <w:color w:val="000000"/>
+              <w:sz w:val="22"/>
+              <w:szCs w:val="22"/>
+              <w:u w:val="none"/>
+              <w:shd w:fill="auto" w:val="clear"/>
+              <w:vertAlign w:val="baseline"/>
+            </w:rPr>
+          </w:pPr>
+          <w:hyperlink w:anchor="_heading=h.yw2ci7djh6x7">
+            <w:r>
+              <w:rPr>
+                <w:rFonts w:ascii="Arial" w:cs="Arial" w:eastAsia="Arial" w:hAnsi="Arial"/>
+                <w:b w:val="0"/>
+                <w:bCs w:val="0"/>
+                <w:i w:val="0"/>
+                <w:iCs w:val="0"/>
+                <w:smallCaps w:val="0"/>
+                <w:strike w:val="0"/>
+                <w:color w:val="000000"/>
+                <w:sz w:val="22"/>
+                <w:szCs w:val="22"/>
+                <w:u w:val="none"/>
+                <w:shd w:fill="auto" w:val="clear"/>
+                <w:vertAlign w:val="baseline"/>
+                <w:rtl w:val="0"/>
+              </w:rPr>
+              <w:t xml:space="preserve">2.6. Transferência de Aprendizado</w:t>
+              <w:tab/>
+              <w:t xml:space="preserve">35</w:t>
+            </w:r>
+          </w:hyperlink>
+          <w:r>
+            <w:rPr>
+              <w:rtl w:val="0"/>
+            </w:rPr>
+          </w:r>
+        </w:p>
+        <w:p>
+          <w:pPr>
+            <w:widowControl w:val="0"/>
+            <w:tabs>
+              <w:tab w:val="right" w:leader="none" w:pos="12000"/>
+            </w:tabs>
+            <w:spacing w:before="60" w:lineRule="auto"/>
+            <w:ind w:left="360" w:firstLine="0"/>
+            <w:rPr>
+              <w:rFonts w:ascii="Arial" w:cs="Arial" w:eastAsia="Arial" w:hAnsi="Arial"/>
+              <w:b w:val="0"/>
+              <w:bCs w:val="0"/>
+              <w:i w:val="0"/>
+              <w:iCs w:val="0"/>
+              <w:smallCaps w:val="0"/>
+              <w:strike w:val="0"/>
+              <w:color w:val="000000"/>
+              <w:sz w:val="22"/>
+              <w:szCs w:val="22"/>
+              <w:u w:val="none"/>
+              <w:shd w:fill="auto" w:val="clear"/>
+              <w:vertAlign w:val="baseline"/>
+            </w:rPr>
+          </w:pPr>
+          <w:hyperlink w:anchor="_heading=h.othd8ps9opri">
+            <w:r>
+              <w:rPr>
+                <w:rFonts w:ascii="Arial" w:cs="Arial" w:eastAsia="Arial" w:hAnsi="Arial"/>
+                <w:b w:val="0"/>
+                <w:bCs w:val="0"/>
+                <w:i w:val="0"/>
+                <w:iCs w:val="0"/>
+                <w:smallCaps w:val="0"/>
+                <w:strike w:val="0"/>
+                <w:color w:val="000000"/>
+                <w:sz w:val="22"/>
+                <w:szCs w:val="22"/>
+                <w:u w:val="none"/>
+                <w:shd w:fill="auto" w:val="clear"/>
+                <w:vertAlign w:val="baseline"/>
+                <w:rtl w:val="0"/>
+              </w:rPr>
+              <w:t xml:space="preserve">2.7. Alvo Terapêutico ALK-5</w:t>
+              <w:tab/>
+              <w:t xml:space="preserve">36</w:t>
+            </w:r>
+          </w:hyperlink>
+          <w:r>
+            <w:rPr>
+              <w:rtl w:val="0"/>
+            </w:rPr>
+          </w:r>
+        </w:p>
+        <w:p>
+          <w:pPr>
+            <w:widowControl w:val="0"/>
+            <w:tabs>
+              <w:tab w:val="right" w:leader="none" w:pos="12000"/>
+            </w:tabs>
+            <w:spacing w:before="60" w:lineRule="auto"/>
+            <w:rPr>
+              <w:rFonts w:ascii="Arial" w:cs="Arial" w:eastAsia="Arial" w:hAnsi="Arial"/>
+              <w:b w:val="1"/>
+              <w:bCs w:val="1"/>
+              <w:i w:val="0"/>
+              <w:iCs w:val="0"/>
+              <w:smallCaps w:val="0"/>
+              <w:strike w:val="0"/>
+              <w:color w:val="000000"/>
+              <w:sz w:val="22"/>
+              <w:szCs w:val="22"/>
+              <w:u w:val="none"/>
+              <w:shd w:fill="auto" w:val="clear"/>
+              <w:vertAlign w:val="baseline"/>
+            </w:rPr>
+          </w:pPr>
+          <w:hyperlink w:anchor="_heading=h.thla71lh94od">
+            <w:r>
+              <w:rPr>
                 <w:rFonts w:ascii="Times New Roman" w:cs="Times New Roman" w:eastAsia="Times New Roman" w:hAnsi="Times New Roman"/>
+                <w:b w:val="0"/>
+                <w:bCs w:val="0"/>
                 <w:i w:val="0"/>
                 <w:iCs w:val="0"/>
                 <w:smallCaps w:val="0"/>
@@ -3199,11 +3495,9 @@
                 <w:vertAlign w:val="baseline"/>
                 <w:rtl w:val="0"/>
               </w:rPr>
-              <w:t xml:space="preserve">2.1.</w:t>
+              <w:t xml:space="preserve">3. MATERIAIS E MÉTODOS</w:t>
               <w:tab/>
-              <w:t xml:space="preserve">Inteligência Artificial na Descoberta de Medicamentos</w:t>
-              <w:tab/>
-              <w:t xml:space="preserve">34</w:t>
+              <w:t xml:space="preserve">36</w:t>
             </w:r>
           </w:hyperlink>
           <w:r>
@@ -3214,43 +3508,245 @@
         </w:p>
         <w:p>
           <w:pPr>
-            <w:keepNext w:val="0"/>
-            <w:keepLines w:val="0"/>
-            <w:pageBreakBefore w:val="0"/>
-            <w:widowControl w:val="1"/>
-            <w:pBdr>
-              <w:top w:space="0" w:sz="0" w:val="nil"/>
-              <w:left w:space="0" w:sz="0" w:val="nil"/>
-              <w:bottom w:space="0" w:sz="0" w:val="nil"/>
-              <w:right w:space="0" w:sz="0" w:val="nil"/>
-              <w:between w:space="0" w:sz="0" w:val="nil"/>
-            </w:pBdr>
-            <w:shd w:fill="auto" w:val="clear"/>
+            <w:widowControl w:val="0"/>
             <w:tabs>
-              <w:tab w:val="left" w:leader="none" w:pos="960"/>
-              <w:tab w:val="right" w:leader="none" w:pos="9055"/>
+              <w:tab w:val="right" w:leader="none" w:pos="12000"/>
             </w:tabs>
-            <w:spacing w:after="100" w:before="0" w:line="240" w:lineRule="auto"/>
-            <w:ind w:left="240" w:right="0" w:firstLine="0"/>
-            <w:jc w:val="left"/>
+            <w:spacing w:before="60" w:lineRule="auto"/>
+            <w:ind w:left="360" w:firstLine="0"/>
             <w:rPr>
-              <w:rFonts w:ascii="Times New Roman" w:cs="Times New Roman" w:eastAsia="Times New Roman" w:hAnsi="Times New Roman"/>
+              <w:rFonts w:ascii="Arial" w:cs="Arial" w:eastAsia="Arial" w:hAnsi="Arial"/>
+              <w:b w:val="0"/>
+              <w:bCs w:val="0"/>
               <w:i w:val="0"/>
               <w:iCs w:val="0"/>
               <w:smallCaps w:val="0"/>
               <w:strike w:val="0"/>
               <w:color w:val="000000"/>
-              <w:sz w:val="24"/>
-              <w:szCs w:val="24"/>
+              <w:sz w:val="22"/>
+              <w:szCs w:val="22"/>
               <w:u w:val="none"/>
               <w:shd w:fill="auto" w:val="clear"/>
               <w:vertAlign w:val="baseline"/>
             </w:rPr>
           </w:pPr>
-          <w:hyperlink w:anchor="_heading=h.fxs15oawoh8c">
+          <w:hyperlink w:anchor="_heading=h.2kp6k16udmz0">
+            <w:r>
+              <w:rPr>
+                <w:rFonts w:ascii="Arial" w:cs="Arial" w:eastAsia="Arial" w:hAnsi="Arial"/>
+                <w:b w:val="0"/>
+                <w:bCs w:val="0"/>
+                <w:i w:val="0"/>
+                <w:iCs w:val="0"/>
+                <w:smallCaps w:val="0"/>
+                <w:strike w:val="0"/>
+                <w:color w:val="000000"/>
+                <w:sz w:val="22"/>
+                <w:szCs w:val="22"/>
+                <w:u w:val="none"/>
+                <w:shd w:fill="auto" w:val="clear"/>
+                <w:vertAlign w:val="baseline"/>
+                <w:rtl w:val="0"/>
+              </w:rPr>
+              <w:t xml:space="preserve">3.1. Fontes de Dados</w:t>
+              <w:tab/>
+              <w:t xml:space="preserve">36</w:t>
+            </w:r>
+          </w:hyperlink>
+          <w:r>
+            <w:rPr>
+              <w:rtl w:val="0"/>
+            </w:rPr>
+          </w:r>
+        </w:p>
+        <w:p>
+          <w:pPr>
+            <w:widowControl w:val="0"/>
+            <w:tabs>
+              <w:tab w:val="right" w:leader="none" w:pos="12000"/>
+            </w:tabs>
+            <w:spacing w:before="60" w:lineRule="auto"/>
+            <w:ind w:left="360" w:firstLine="0"/>
+            <w:rPr>
+              <w:rFonts w:ascii="Arial" w:cs="Arial" w:eastAsia="Arial" w:hAnsi="Arial"/>
+              <w:b w:val="0"/>
+              <w:bCs w:val="0"/>
+              <w:i w:val="0"/>
+              <w:iCs w:val="0"/>
+              <w:smallCaps w:val="0"/>
+              <w:strike w:val="0"/>
+              <w:color w:val="000000"/>
+              <w:sz w:val="22"/>
+              <w:szCs w:val="22"/>
+              <w:u w:val="none"/>
+              <w:shd w:fill="auto" w:val="clear"/>
+              <w:vertAlign w:val="baseline"/>
+            </w:rPr>
+          </w:pPr>
+          <w:hyperlink w:anchor="_heading=h.1pgrulpua8vt">
+            <w:r>
+              <w:rPr>
+                <w:rFonts w:ascii="Arial" w:cs="Arial" w:eastAsia="Arial" w:hAnsi="Arial"/>
+                <w:b w:val="0"/>
+                <w:bCs w:val="0"/>
+                <w:i w:val="0"/>
+                <w:iCs w:val="0"/>
+                <w:smallCaps w:val="0"/>
+                <w:strike w:val="0"/>
+                <w:color w:val="000000"/>
+                <w:sz w:val="22"/>
+                <w:szCs w:val="22"/>
+                <w:u w:val="none"/>
+                <w:shd w:fill="auto" w:val="clear"/>
+                <w:vertAlign w:val="baseline"/>
+                <w:rtl w:val="0"/>
+              </w:rPr>
+              <w:t xml:space="preserve">3.2. Modelos de IA Implementados</w:t>
+              <w:tab/>
+              <w:t xml:space="preserve">37</w:t>
+            </w:r>
+          </w:hyperlink>
+          <w:r>
+            <w:rPr>
+              <w:rtl w:val="0"/>
+            </w:rPr>
+          </w:r>
+        </w:p>
+        <w:p>
+          <w:pPr>
+            <w:widowControl w:val="0"/>
+            <w:tabs>
+              <w:tab w:val="right" w:leader="none" w:pos="12000"/>
+            </w:tabs>
+            <w:spacing w:before="60" w:lineRule="auto"/>
+            <w:ind w:left="360" w:firstLine="0"/>
+            <w:rPr>
+              <w:rFonts w:ascii="Arial" w:cs="Arial" w:eastAsia="Arial" w:hAnsi="Arial"/>
+              <w:b w:val="0"/>
+              <w:bCs w:val="0"/>
+              <w:i w:val="0"/>
+              <w:iCs w:val="0"/>
+              <w:smallCaps w:val="0"/>
+              <w:strike w:val="0"/>
+              <w:color w:val="000000"/>
+              <w:sz w:val="22"/>
+              <w:szCs w:val="22"/>
+              <w:u w:val="none"/>
+              <w:shd w:fill="auto" w:val="clear"/>
+              <w:vertAlign w:val="baseline"/>
+            </w:rPr>
+          </w:pPr>
+          <w:hyperlink w:anchor="_heading=h.bet6yq9e1c4n">
+            <w:r>
+              <w:rPr>
+                <w:rFonts w:ascii="Arial" w:cs="Arial" w:eastAsia="Arial" w:hAnsi="Arial"/>
+                <w:b w:val="0"/>
+                <w:bCs w:val="0"/>
+                <w:i w:val="0"/>
+                <w:iCs w:val="0"/>
+                <w:smallCaps w:val="0"/>
+                <w:strike w:val="0"/>
+                <w:color w:val="000000"/>
+                <w:sz w:val="22"/>
+                <w:szCs w:val="22"/>
+                <w:u w:val="none"/>
+                <w:shd w:fill="auto" w:val="clear"/>
+                <w:vertAlign w:val="baseline"/>
+                <w:rtl w:val="0"/>
+              </w:rPr>
+              <w:t xml:space="preserve">3.3. Métricas de Avaliação</w:t>
+              <w:tab/>
+              <w:t xml:space="preserve">37</w:t>
+            </w:r>
+          </w:hyperlink>
+          <w:r>
+            <w:rPr>
+              <w:rtl w:val="0"/>
+            </w:rPr>
+          </w:r>
+        </w:p>
+        <w:p>
+          <w:pPr>
+            <w:widowControl w:val="0"/>
+            <w:tabs>
+              <w:tab w:val="right" w:leader="none" w:pos="12000"/>
+            </w:tabs>
+            <w:spacing w:before="60" w:lineRule="auto"/>
+            <w:ind w:left="360" w:firstLine="0"/>
+            <w:rPr>
+              <w:rFonts w:ascii="Arial" w:cs="Arial" w:eastAsia="Arial" w:hAnsi="Arial"/>
+              <w:b w:val="0"/>
+              <w:bCs w:val="0"/>
+              <w:i w:val="0"/>
+              <w:iCs w:val="0"/>
+              <w:smallCaps w:val="0"/>
+              <w:strike w:val="0"/>
+              <w:color w:val="000000"/>
+              <w:sz w:val="22"/>
+              <w:szCs w:val="22"/>
+              <w:u w:val="none"/>
+              <w:shd w:fill="auto" w:val="clear"/>
+              <w:vertAlign w:val="baseline"/>
+            </w:rPr>
+          </w:pPr>
+          <w:hyperlink w:anchor="_heading=h.brggq18leuwo">
+            <w:r>
+              <w:rPr>
+                <w:rFonts w:ascii="Arial" w:cs="Arial" w:eastAsia="Arial" w:hAnsi="Arial"/>
+                <w:b w:val="0"/>
+                <w:bCs w:val="0"/>
+                <w:i w:val="0"/>
+                <w:iCs w:val="0"/>
+                <w:smallCaps w:val="0"/>
+                <w:strike w:val="0"/>
+                <w:color w:val="000000"/>
+                <w:sz w:val="22"/>
+                <w:szCs w:val="22"/>
+                <w:u w:val="none"/>
+                <w:shd w:fill="auto" w:val="clear"/>
+                <w:vertAlign w:val="baseline"/>
+                <w:rtl w:val="0"/>
+              </w:rPr>
+              <w:t xml:space="preserve">3.4. Ferramentas Computacionais</w:t>
+              <w:tab/>
+              <w:t xml:space="preserve">38</w:t>
+            </w:r>
+          </w:hyperlink>
+          <w:r>
+            <w:rPr>
+              <w:rtl w:val="0"/>
+            </w:rPr>
+          </w:r>
+        </w:p>
+        <w:p>
+          <w:pPr>
+            <w:widowControl w:val="0"/>
+            <w:tabs>
+              <w:tab w:val="right" w:leader="none" w:pos="12000"/>
+            </w:tabs>
+            <w:spacing w:before="60" w:lineRule="auto"/>
+            <w:rPr>
+              <w:rFonts w:ascii="Arial" w:cs="Arial" w:eastAsia="Arial" w:hAnsi="Arial"/>
+              <w:b w:val="1"/>
+              <w:bCs w:val="1"/>
+              <w:i w:val="0"/>
+              <w:iCs w:val="0"/>
+              <w:smallCaps w:val="0"/>
+              <w:strike w:val="0"/>
+              <w:color w:val="000000"/>
+              <w:sz w:val="22"/>
+              <w:szCs w:val="22"/>
+              <w:u w:val="none"/>
+              <w:shd w:fill="auto" w:val="clear"/>
+              <w:vertAlign w:val="baseline"/>
+            </w:rPr>
+          </w:pPr>
+          <w:hyperlink w:anchor="_heading=h.25pkdmu3vpzq">
             <w:r>
               <w:rPr>
                 <w:rFonts w:ascii="Times New Roman" w:cs="Times New Roman" w:eastAsia="Times New Roman" w:hAnsi="Times New Roman"/>
+                <w:b w:val="0"/>
+                <w:bCs w:val="0"/>
                 <w:i w:val="0"/>
                 <w:iCs w:val="0"/>
                 <w:smallCaps w:val="0"/>
@@ -3263,11 +3759,9 @@
                 <w:vertAlign w:val="baseline"/>
                 <w:rtl w:val="0"/>
               </w:rPr>
-              <w:t xml:space="preserve">2.2.</w:t>
+              <w:t xml:space="preserve">4. RESULTADOS OBTIDOS</w:t>
               <w:tab/>
-              <w:t xml:space="preserve">Aprendizado de Máquina (AM)</w:t>
-              <w:tab/>
-              <w:t xml:space="preserve">34</w:t>
+              <w:t xml:space="preserve">38</w:t>
             </w:r>
           </w:hyperlink>
           <w:r>
@@ -3278,43 +3772,298 @@
         </w:p>
         <w:p>
           <w:pPr>
-            <w:keepNext w:val="0"/>
-            <w:keepLines w:val="0"/>
-            <w:pageBreakBefore w:val="0"/>
-            <w:widowControl w:val="1"/>
-            <w:pBdr>
-              <w:top w:space="0" w:sz="0" w:val="nil"/>
-              <w:left w:space="0" w:sz="0" w:val="nil"/>
-              <w:bottom w:space="0" w:sz="0" w:val="nil"/>
-              <w:right w:space="0" w:sz="0" w:val="nil"/>
-              <w:between w:space="0" w:sz="0" w:val="nil"/>
-            </w:pBdr>
-            <w:shd w:fill="auto" w:val="clear"/>
+            <w:widowControl w:val="0"/>
             <w:tabs>
-              <w:tab w:val="left" w:leader="none" w:pos="960"/>
-              <w:tab w:val="right" w:leader="none" w:pos="9055"/>
+              <w:tab w:val="right" w:leader="none" w:pos="12000"/>
             </w:tabs>
-            <w:spacing w:after="100" w:before="0" w:line="240" w:lineRule="auto"/>
-            <w:ind w:left="240" w:right="0" w:firstLine="0"/>
-            <w:jc w:val="left"/>
+            <w:spacing w:before="60" w:lineRule="auto"/>
+            <w:ind w:left="360" w:firstLine="0"/>
             <w:rPr>
-              <w:rFonts w:ascii="Times New Roman" w:cs="Times New Roman" w:eastAsia="Times New Roman" w:hAnsi="Times New Roman"/>
+              <w:rFonts w:ascii="Arial" w:cs="Arial" w:eastAsia="Arial" w:hAnsi="Arial"/>
+              <w:b w:val="0"/>
+              <w:bCs w:val="0"/>
               <w:i w:val="0"/>
               <w:iCs w:val="0"/>
               <w:smallCaps w:val="0"/>
               <w:strike w:val="0"/>
               <w:color w:val="000000"/>
-              <w:sz w:val="24"/>
-              <w:szCs w:val="24"/>
+              <w:sz w:val="22"/>
+              <w:szCs w:val="22"/>
               <w:u w:val="none"/>
               <w:shd w:fill="auto" w:val="clear"/>
               <w:vertAlign w:val="baseline"/>
             </w:rPr>
           </w:pPr>
-          <w:hyperlink w:anchor="_heading=h.aazunkfvs546">
+          <w:hyperlink w:anchor="_heading=h.s1fhe0ys1tui">
+            <w:r>
+              <w:rPr>
+                <w:rFonts w:ascii="Arial" w:cs="Arial" w:eastAsia="Arial" w:hAnsi="Arial"/>
+                <w:b w:val="0"/>
+                <w:bCs w:val="0"/>
+                <w:i w:val="0"/>
+                <w:iCs w:val="0"/>
+                <w:smallCaps w:val="0"/>
+                <w:strike w:val="0"/>
+                <w:color w:val="000000"/>
+                <w:sz w:val="22"/>
+                <w:szCs w:val="22"/>
+                <w:u w:val="none"/>
+                <w:shd w:fill="auto" w:val="clear"/>
+                <w:vertAlign w:val="baseline"/>
+                <w:rtl w:val="0"/>
+              </w:rPr>
+              <w:t xml:space="preserve">4.1. Análise Exploratória de Dados</w:t>
+              <w:tab/>
+              <w:t xml:space="preserve">38</w:t>
+            </w:r>
+          </w:hyperlink>
+          <w:r>
+            <w:rPr>
+              <w:rtl w:val="0"/>
+            </w:rPr>
+          </w:r>
+        </w:p>
+        <w:p>
+          <w:pPr>
+            <w:widowControl w:val="0"/>
+            <w:tabs>
+              <w:tab w:val="right" w:leader="none" w:pos="12000"/>
+            </w:tabs>
+            <w:spacing w:before="60" w:lineRule="auto"/>
+            <w:ind w:left="360" w:firstLine="0"/>
+            <w:rPr>
+              <w:rFonts w:ascii="Arial" w:cs="Arial" w:eastAsia="Arial" w:hAnsi="Arial"/>
+              <w:b w:val="0"/>
+              <w:bCs w:val="0"/>
+              <w:i w:val="0"/>
+              <w:iCs w:val="0"/>
+              <w:smallCaps w:val="0"/>
+              <w:strike w:val="0"/>
+              <w:color w:val="000000"/>
+              <w:sz w:val="22"/>
+              <w:szCs w:val="22"/>
+              <w:u w:val="none"/>
+              <w:shd w:fill="auto" w:val="clear"/>
+              <w:vertAlign w:val="baseline"/>
+            </w:rPr>
+          </w:pPr>
+          <w:hyperlink w:anchor="_heading=h.ten9sbhvl27z">
+            <w:r>
+              <w:rPr>
+                <w:rFonts w:ascii="Arial" w:cs="Arial" w:eastAsia="Arial" w:hAnsi="Arial"/>
+                <w:b w:val="0"/>
+                <w:bCs w:val="0"/>
+                <w:i w:val="0"/>
+                <w:iCs w:val="0"/>
+                <w:smallCaps w:val="0"/>
+                <w:strike w:val="0"/>
+                <w:color w:val="000000"/>
+                <w:sz w:val="22"/>
+                <w:szCs w:val="22"/>
+                <w:u w:val="none"/>
+                <w:shd w:fill="auto" w:val="clear"/>
+                <w:vertAlign w:val="baseline"/>
+                <w:rtl w:val="0"/>
+              </w:rPr>
+              <w:t xml:space="preserve">4.2. Análise Detalhada do Desempenho por Classe</w:t>
+              <w:tab/>
+              <w:t xml:space="preserve">39</w:t>
+            </w:r>
+          </w:hyperlink>
+          <w:r>
+            <w:rPr>
+              <w:rtl w:val="0"/>
+            </w:rPr>
+          </w:r>
+        </w:p>
+        <w:p>
+          <w:pPr>
+            <w:widowControl w:val="0"/>
+            <w:tabs>
+              <w:tab w:val="right" w:leader="none" w:pos="12000"/>
+            </w:tabs>
+            <w:spacing w:before="60" w:lineRule="auto"/>
+            <w:ind w:left="360" w:firstLine="0"/>
+            <w:rPr>
+              <w:rFonts w:ascii="Arial" w:cs="Arial" w:eastAsia="Arial" w:hAnsi="Arial"/>
+              <w:b w:val="0"/>
+              <w:bCs w:val="0"/>
+              <w:i w:val="0"/>
+              <w:iCs w:val="0"/>
+              <w:smallCaps w:val="0"/>
+              <w:strike w:val="0"/>
+              <w:color w:val="000000"/>
+              <w:sz w:val="22"/>
+              <w:szCs w:val="22"/>
+              <w:u w:val="none"/>
+              <w:shd w:fill="auto" w:val="clear"/>
+              <w:vertAlign w:val="baseline"/>
+            </w:rPr>
+          </w:pPr>
+          <w:hyperlink w:anchor="_heading=h.1xodjj3szdqo">
+            <w:r>
+              <w:rPr>
+                <w:rFonts w:ascii="Arial" w:cs="Arial" w:eastAsia="Arial" w:hAnsi="Arial"/>
+                <w:b w:val="0"/>
+                <w:bCs w:val="0"/>
+                <w:i w:val="0"/>
+                <w:iCs w:val="0"/>
+                <w:smallCaps w:val="0"/>
+                <w:strike w:val="0"/>
+                <w:color w:val="000000"/>
+                <w:sz w:val="22"/>
+                <w:szCs w:val="22"/>
+                <w:u w:val="none"/>
+                <w:shd w:fill="auto" w:val="clear"/>
+                <w:vertAlign w:val="baseline"/>
+                <w:rtl w:val="0"/>
+              </w:rPr>
+              <w:t xml:space="preserve">4.3. Interpretação dos Resultados</w:t>
+              <w:tab/>
+              <w:t xml:space="preserve">40</w:t>
+            </w:r>
+          </w:hyperlink>
+          <w:r>
+            <w:rPr>
+              <w:rtl w:val="0"/>
+            </w:rPr>
+          </w:r>
+        </w:p>
+        <w:p>
+          <w:pPr>
+            <w:widowControl w:val="0"/>
+            <w:tabs>
+              <w:tab w:val="right" w:leader="none" w:pos="12000"/>
+            </w:tabs>
+            <w:spacing w:before="60" w:lineRule="auto"/>
+            <w:ind w:left="360" w:firstLine="0"/>
+            <w:rPr>
+              <w:rFonts w:ascii="Arial" w:cs="Arial" w:eastAsia="Arial" w:hAnsi="Arial"/>
+              <w:b w:val="0"/>
+              <w:bCs w:val="0"/>
+              <w:i w:val="0"/>
+              <w:iCs w:val="0"/>
+              <w:smallCaps w:val="0"/>
+              <w:strike w:val="0"/>
+              <w:color w:val="000000"/>
+              <w:sz w:val="22"/>
+              <w:szCs w:val="22"/>
+              <w:u w:val="none"/>
+              <w:shd w:fill="auto" w:val="clear"/>
+              <w:vertAlign w:val="baseline"/>
+            </w:rPr>
+          </w:pPr>
+          <w:hyperlink w:anchor="_heading=h.1ios36m9qlz6">
+            <w:r>
+              <w:rPr>
+                <w:rFonts w:ascii="Arial" w:cs="Arial" w:eastAsia="Arial" w:hAnsi="Arial"/>
+                <w:b w:val="0"/>
+                <w:bCs w:val="0"/>
+                <w:i w:val="0"/>
+                <w:iCs w:val="0"/>
+                <w:smallCaps w:val="0"/>
+                <w:strike w:val="0"/>
+                <w:color w:val="000000"/>
+                <w:sz w:val="22"/>
+                <w:szCs w:val="22"/>
+                <w:u w:val="none"/>
+                <w:shd w:fill="auto" w:val="clear"/>
+                <w:vertAlign w:val="baseline"/>
+                <w:rtl w:val="0"/>
+              </w:rPr>
+              <w:t xml:space="preserve">4.4. Implicações para Triagem Virtual</w:t>
+              <w:tab/>
+              <w:t xml:space="preserve">41</w:t>
+            </w:r>
+          </w:hyperlink>
+          <w:r>
+            <w:rPr>
+              <w:rtl w:val="0"/>
+            </w:rPr>
+          </w:r>
+        </w:p>
+        <w:p>
+          <w:pPr>
+            <w:widowControl w:val="0"/>
+            <w:tabs>
+              <w:tab w:val="right" w:leader="none" w:pos="12000"/>
+            </w:tabs>
+            <w:spacing w:before="60" w:lineRule="auto"/>
+            <w:ind w:left="360" w:firstLine="0"/>
+            <w:rPr>
+              <w:rFonts w:ascii="Arial" w:cs="Arial" w:eastAsia="Arial" w:hAnsi="Arial"/>
+              <w:b w:val="0"/>
+              <w:bCs w:val="0"/>
+              <w:i w:val="0"/>
+              <w:iCs w:val="0"/>
+              <w:smallCaps w:val="0"/>
+              <w:strike w:val="0"/>
+              <w:color w:val="000000"/>
+              <w:sz w:val="22"/>
+              <w:szCs w:val="22"/>
+              <w:u w:val="none"/>
+              <w:shd w:fill="auto" w:val="clear"/>
+              <w:vertAlign w:val="baseline"/>
+            </w:rPr>
+          </w:pPr>
+          <w:hyperlink w:anchor="_heading=h.8eif3xbnok1u">
+            <w:r>
+              <w:rPr>
+                <w:rFonts w:ascii="Arial" w:cs="Arial" w:eastAsia="Arial" w:hAnsi="Arial"/>
+                <w:b w:val="0"/>
+                <w:bCs w:val="0"/>
+                <w:i w:val="0"/>
+                <w:iCs w:val="0"/>
+                <w:smallCaps w:val="0"/>
+                <w:strike w:val="0"/>
+                <w:color w:val="000000"/>
+                <w:sz w:val="22"/>
+                <w:szCs w:val="22"/>
+                <w:u w:val="none"/>
+                <w:shd w:fill="auto" w:val="clear"/>
+                <w:vertAlign w:val="baseline"/>
+                <w:rtl w:val="0"/>
+              </w:rPr>
+              <w:t xml:space="preserve">4.5. Limitações e Desafios Identificados</w:t>
+              <w:tab/>
+              <w:t xml:space="preserve">41</w:t>
+            </w:r>
+          </w:hyperlink>
+          <w:r>
+            <w:rPr>
+              <w:rtl w:val="0"/>
+            </w:rPr>
+          </w:r>
+        </w:p>
+        <w:p>
+          <w:pPr>
+            <w:widowControl w:val="0"/>
+            <w:tabs>
+              <w:tab w:val="right" w:leader="none" w:pos="12000"/>
+            </w:tabs>
+            <w:spacing w:before="60" w:lineRule="auto"/>
+            <w:rPr>
+              <w:rFonts w:ascii="Arial" w:cs="Arial" w:eastAsia="Arial" w:hAnsi="Arial"/>
+              <w:b w:val="1"/>
+              <w:bCs w:val="1"/>
+              <w:i w:val="0"/>
+              <w:iCs w:val="0"/>
+              <w:smallCaps w:val="0"/>
+              <w:strike w:val="0"/>
+              <w:color w:val="000000"/>
+              <w:sz w:val="22"/>
+              <w:szCs w:val="22"/>
+              <w:u w:val="none"/>
+              <w:shd w:fill="auto" w:val="clear"/>
+              <w:vertAlign w:val="baseline"/>
+            </w:rPr>
+          </w:pPr>
+          <w:hyperlink w:anchor="_heading=h.xtz8g9h6klqr">
             <w:r>
               <w:rPr>
                 <w:rFonts w:ascii="Times New Roman" w:cs="Times New Roman" w:eastAsia="Times New Roman" w:hAnsi="Times New Roman"/>
+                <w:b w:val="0"/>
+                <w:bCs w:val="0"/>
                 <w:i w:val="0"/>
                 <w:iCs w:val="0"/>
                 <w:smallCaps w:val="0"/>
@@ -3327,11 +4076,9 @@
                 <w:vertAlign w:val="baseline"/>
                 <w:rtl w:val="0"/>
               </w:rPr>
-              <w:t xml:space="preserve">2.3.</w:t>
+              <w:t xml:space="preserve">5. DISCUSSÃO</w:t>
               <w:tab/>
-              <w:t xml:space="preserve">Aprendizado Profundo (Deep Learning)</w:t>
-              <w:tab/>
-              <w:t xml:space="preserve">34</w:t>
+              <w:t xml:space="preserve">42</w:t>
             </w:r>
           </w:hyperlink>
           <w:r>
@@ -3342,43 +4089,245 @@
         </w:p>
         <w:p>
           <w:pPr>
-            <w:keepNext w:val="0"/>
-            <w:keepLines w:val="0"/>
-            <w:pageBreakBefore w:val="0"/>
-            <w:widowControl w:val="1"/>
-            <w:pBdr>
-              <w:top w:space="0" w:sz="0" w:val="nil"/>
-              <w:left w:space="0" w:sz="0" w:val="nil"/>
-              <w:bottom w:space="0" w:sz="0" w:val="nil"/>
-              <w:right w:space="0" w:sz="0" w:val="nil"/>
-              <w:between w:space="0" w:sz="0" w:val="nil"/>
-            </w:pBdr>
-            <w:shd w:fill="auto" w:val="clear"/>
+            <w:widowControl w:val="0"/>
             <w:tabs>
-              <w:tab w:val="left" w:leader="none" w:pos="960"/>
-              <w:tab w:val="right" w:leader="none" w:pos="9055"/>
+              <w:tab w:val="right" w:leader="none" w:pos="12000"/>
             </w:tabs>
-            <w:spacing w:after="100" w:before="0" w:line="240" w:lineRule="auto"/>
-            <w:ind w:left="240" w:right="0" w:firstLine="0"/>
-            <w:jc w:val="left"/>
+            <w:spacing w:before="60" w:lineRule="auto"/>
+            <w:ind w:left="360" w:firstLine="0"/>
             <w:rPr>
-              <w:rFonts w:ascii="Times New Roman" w:cs="Times New Roman" w:eastAsia="Times New Roman" w:hAnsi="Times New Roman"/>
+              <w:rFonts w:ascii="Arial" w:cs="Arial" w:eastAsia="Arial" w:hAnsi="Arial"/>
+              <w:b w:val="0"/>
+              <w:bCs w:val="0"/>
               <w:i w:val="0"/>
               <w:iCs w:val="0"/>
               <w:smallCaps w:val="0"/>
               <w:strike w:val="0"/>
               <w:color w:val="000000"/>
-              <w:sz w:val="24"/>
-              <w:szCs w:val="24"/>
+              <w:sz w:val="22"/>
+              <w:szCs w:val="22"/>
               <w:u w:val="none"/>
               <w:shd w:fill="auto" w:val="clear"/>
               <w:vertAlign w:val="baseline"/>
             </w:rPr>
           </w:pPr>
-          <w:hyperlink w:anchor="_heading=h.sosqkb1r4ftt">
+          <w:hyperlink w:anchor="_heading=h.4wi7g178pcy5">
+            <w:r>
+              <w:rPr>
+                <w:rFonts w:ascii="Arial" w:cs="Arial" w:eastAsia="Arial" w:hAnsi="Arial"/>
+                <w:b w:val="0"/>
+                <w:bCs w:val="0"/>
+                <w:i w:val="0"/>
+                <w:iCs w:val="0"/>
+                <w:smallCaps w:val="0"/>
+                <w:strike w:val="0"/>
+                <w:color w:val="000000"/>
+                <w:sz w:val="22"/>
+                <w:szCs w:val="22"/>
+                <w:u w:val="none"/>
+                <w:shd w:fill="auto" w:val="clear"/>
+                <w:vertAlign w:val="baseline"/>
+                <w:rtl w:val="0"/>
+              </w:rPr>
+              <w:t xml:space="preserve">5.1. Interpretação dos Resultados</w:t>
+              <w:tab/>
+              <w:t xml:space="preserve">42</w:t>
+            </w:r>
+          </w:hyperlink>
+          <w:r>
+            <w:rPr>
+              <w:rtl w:val="0"/>
+            </w:rPr>
+          </w:r>
+        </w:p>
+        <w:p>
+          <w:pPr>
+            <w:widowControl w:val="0"/>
+            <w:tabs>
+              <w:tab w:val="right" w:leader="none" w:pos="12000"/>
+            </w:tabs>
+            <w:spacing w:before="60" w:lineRule="auto"/>
+            <w:ind w:left="360" w:firstLine="0"/>
+            <w:rPr>
+              <w:rFonts w:ascii="Arial" w:cs="Arial" w:eastAsia="Arial" w:hAnsi="Arial"/>
+              <w:b w:val="0"/>
+              <w:bCs w:val="0"/>
+              <w:i w:val="0"/>
+              <w:iCs w:val="0"/>
+              <w:smallCaps w:val="0"/>
+              <w:strike w:val="0"/>
+              <w:color w:val="000000"/>
+              <w:sz w:val="22"/>
+              <w:szCs w:val="22"/>
+              <w:u w:val="none"/>
+              <w:shd w:fill="auto" w:val="clear"/>
+              <w:vertAlign w:val="baseline"/>
+            </w:rPr>
+          </w:pPr>
+          <w:hyperlink w:anchor="_heading=h.8kjb90coh6zq">
+            <w:r>
+              <w:rPr>
+                <w:rFonts w:ascii="Arial" w:cs="Arial" w:eastAsia="Arial" w:hAnsi="Arial"/>
+                <w:b w:val="0"/>
+                <w:bCs w:val="0"/>
+                <w:i w:val="0"/>
+                <w:iCs w:val="0"/>
+                <w:smallCaps w:val="0"/>
+                <w:strike w:val="0"/>
+                <w:color w:val="000000"/>
+                <w:sz w:val="22"/>
+                <w:szCs w:val="22"/>
+                <w:u w:val="none"/>
+                <w:shd w:fill="auto" w:val="clear"/>
+                <w:vertAlign w:val="baseline"/>
+                <w:rtl w:val="0"/>
+              </w:rPr>
+              <w:t xml:space="preserve">5.2. Relação com a Ontologia OntoQSAR e Trabalhos Correlatos</w:t>
+              <w:tab/>
+              <w:t xml:space="preserve">42</w:t>
+            </w:r>
+          </w:hyperlink>
+          <w:r>
+            <w:rPr>
+              <w:rtl w:val="0"/>
+            </w:rPr>
+          </w:r>
+        </w:p>
+        <w:p>
+          <w:pPr>
+            <w:widowControl w:val="0"/>
+            <w:tabs>
+              <w:tab w:val="right" w:leader="none" w:pos="12000"/>
+            </w:tabs>
+            <w:spacing w:before="60" w:lineRule="auto"/>
+            <w:ind w:left="360" w:firstLine="0"/>
+            <w:rPr>
+              <w:rFonts w:ascii="Arial" w:cs="Arial" w:eastAsia="Arial" w:hAnsi="Arial"/>
+              <w:b w:val="0"/>
+              <w:bCs w:val="0"/>
+              <w:i w:val="0"/>
+              <w:iCs w:val="0"/>
+              <w:smallCaps w:val="0"/>
+              <w:strike w:val="0"/>
+              <w:color w:val="000000"/>
+              <w:sz w:val="22"/>
+              <w:szCs w:val="22"/>
+              <w:u w:val="none"/>
+              <w:shd w:fill="auto" w:val="clear"/>
+              <w:vertAlign w:val="baseline"/>
+            </w:rPr>
+          </w:pPr>
+          <w:hyperlink w:anchor="_heading=h.oss0vejx94uz">
+            <w:r>
+              <w:rPr>
+                <w:rFonts w:ascii="Arial" w:cs="Arial" w:eastAsia="Arial" w:hAnsi="Arial"/>
+                <w:b w:val="0"/>
+                <w:bCs w:val="0"/>
+                <w:i w:val="0"/>
+                <w:iCs w:val="0"/>
+                <w:smallCaps w:val="0"/>
+                <w:strike w:val="0"/>
+                <w:color w:val="000000"/>
+                <w:sz w:val="22"/>
+                <w:szCs w:val="22"/>
+                <w:u w:val="none"/>
+                <w:shd w:fill="auto" w:val="clear"/>
+                <w:vertAlign w:val="baseline"/>
+                <w:rtl w:val="0"/>
+              </w:rPr>
+              <w:t xml:space="preserve">5.3. Implicações para a Descoberta de Medicamentos</w:t>
+              <w:tab/>
+              <w:t xml:space="preserve">43</w:t>
+            </w:r>
+          </w:hyperlink>
+          <w:r>
+            <w:rPr>
+              <w:rtl w:val="0"/>
+            </w:rPr>
+          </w:r>
+        </w:p>
+        <w:p>
+          <w:pPr>
+            <w:widowControl w:val="0"/>
+            <w:tabs>
+              <w:tab w:val="right" w:leader="none" w:pos="12000"/>
+            </w:tabs>
+            <w:spacing w:before="60" w:lineRule="auto"/>
+            <w:ind w:left="360" w:firstLine="0"/>
+            <w:rPr>
+              <w:rFonts w:ascii="Arial" w:cs="Arial" w:eastAsia="Arial" w:hAnsi="Arial"/>
+              <w:b w:val="0"/>
+              <w:bCs w:val="0"/>
+              <w:i w:val="0"/>
+              <w:iCs w:val="0"/>
+              <w:smallCaps w:val="0"/>
+              <w:strike w:val="0"/>
+              <w:color w:val="000000"/>
+              <w:sz w:val="22"/>
+              <w:szCs w:val="22"/>
+              <w:u w:val="none"/>
+              <w:shd w:fill="auto" w:val="clear"/>
+              <w:vertAlign w:val="baseline"/>
+            </w:rPr>
+          </w:pPr>
+          <w:hyperlink w:anchor="_heading=h.uv26y22yu8t7">
+            <w:r>
+              <w:rPr>
+                <w:rFonts w:ascii="Arial" w:cs="Arial" w:eastAsia="Arial" w:hAnsi="Arial"/>
+                <w:b w:val="0"/>
+                <w:bCs w:val="0"/>
+                <w:i w:val="0"/>
+                <w:iCs w:val="0"/>
+                <w:smallCaps w:val="0"/>
+                <w:strike w:val="0"/>
+                <w:color w:val="000000"/>
+                <w:sz w:val="22"/>
+                <w:szCs w:val="22"/>
+                <w:u w:val="none"/>
+                <w:shd w:fill="auto" w:val="clear"/>
+                <w:vertAlign w:val="baseline"/>
+                <w:rtl w:val="0"/>
+              </w:rPr>
+              <w:t xml:space="preserve">5.4. Limitações e Considerações Metodológicas</w:t>
+              <w:tab/>
+              <w:t xml:space="preserve">43</w:t>
+            </w:r>
+          </w:hyperlink>
+          <w:r>
+            <w:rPr>
+              <w:rtl w:val="0"/>
+            </w:rPr>
+          </w:r>
+        </w:p>
+        <w:p>
+          <w:pPr>
+            <w:widowControl w:val="0"/>
+            <w:tabs>
+              <w:tab w:val="right" w:leader="none" w:pos="12000"/>
+            </w:tabs>
+            <w:spacing w:before="60" w:lineRule="auto"/>
+            <w:rPr>
+              <w:rFonts w:ascii="Arial" w:cs="Arial" w:eastAsia="Arial" w:hAnsi="Arial"/>
+              <w:b w:val="1"/>
+              <w:bCs w:val="1"/>
+              <w:i w:val="0"/>
+              <w:iCs w:val="0"/>
+              <w:smallCaps w:val="0"/>
+              <w:strike w:val="0"/>
+              <w:color w:val="000000"/>
+              <w:sz w:val="22"/>
+              <w:szCs w:val="22"/>
+              <w:u w:val="none"/>
+              <w:shd w:fill="auto" w:val="clear"/>
+              <w:vertAlign w:val="baseline"/>
+            </w:rPr>
+          </w:pPr>
+          <w:hyperlink w:anchor="_heading=h.ystc5ips5mhz">
             <w:r>
               <w:rPr>
                 <w:rFonts w:ascii="Times New Roman" w:cs="Times New Roman" w:eastAsia="Times New Roman" w:hAnsi="Times New Roman"/>
+                <w:b w:val="0"/>
+                <w:bCs w:val="0"/>
                 <w:i w:val="0"/>
                 <w:iCs w:val="0"/>
                 <w:smallCaps w:val="0"/>
@@ -3391,11 +4340,9 @@
                 <w:vertAlign w:val="baseline"/>
                 <w:rtl w:val="0"/>
               </w:rPr>
-              <w:t xml:space="preserve">2.4.</w:t>
+              <w:t xml:space="preserve">6. CONCLUSÕES E PERSPECTIVAS FUTURAS</w:t>
               <w:tab/>
-              <w:t xml:space="preserve">XGBoost</w:t>
-              <w:tab/>
-              <w:t xml:space="preserve">34</w:t>
+              <w:t xml:space="preserve">44</w:t>
             </w:r>
           </w:hyperlink>
           <w:r>
@@ -3406,60 +4353,49 @@
         </w:p>
         <w:p>
           <w:pPr>
-            <w:keepNext w:val="0"/>
-            <w:keepLines w:val="0"/>
-            <w:pageBreakBefore w:val="0"/>
-            <w:widowControl w:val="1"/>
-            <w:pBdr>
-              <w:top w:space="0" w:sz="0" w:val="nil"/>
-              <w:left w:space="0" w:sz="0" w:val="nil"/>
-              <w:bottom w:space="0" w:sz="0" w:val="nil"/>
-              <w:right w:space="0" w:sz="0" w:val="nil"/>
-              <w:between w:space="0" w:sz="0" w:val="nil"/>
-            </w:pBdr>
-            <w:shd w:fill="auto" w:val="clear"/>
+            <w:widowControl w:val="0"/>
             <w:tabs>
-              <w:tab w:val="left" w:leader="none" w:pos="960"/>
-              <w:tab w:val="right" w:leader="none" w:pos="9055"/>
+              <w:tab w:val="right" w:leader="none" w:pos="12000"/>
             </w:tabs>
-            <w:spacing w:after="100" w:before="0" w:line="240" w:lineRule="auto"/>
-            <w:ind w:left="240" w:right="0" w:firstLine="0"/>
-            <w:jc w:val="left"/>
+            <w:spacing w:before="60" w:lineRule="auto"/>
+            <w:ind w:left="360" w:firstLine="0"/>
             <w:rPr>
-              <w:rFonts w:ascii="Times New Roman" w:cs="Times New Roman" w:eastAsia="Times New Roman" w:hAnsi="Times New Roman"/>
+              <w:rFonts w:ascii="Arial" w:cs="Arial" w:eastAsia="Arial" w:hAnsi="Arial"/>
+              <w:b w:val="0"/>
+              <w:bCs w:val="0"/>
               <w:i w:val="0"/>
               <w:iCs w:val="0"/>
               <w:smallCaps w:val="0"/>
               <w:strike w:val="0"/>
               <w:color w:val="000000"/>
-              <w:sz w:val="24"/>
-              <w:szCs w:val="24"/>
+              <w:sz w:val="22"/>
+              <w:szCs w:val="22"/>
               <w:u w:val="none"/>
               <w:shd w:fill="auto" w:val="clear"/>
               <w:vertAlign w:val="baseline"/>
             </w:rPr>
           </w:pPr>
-          <w:hyperlink w:anchor="_heading=h.r95nngwbb1u0">
+          <w:hyperlink w:anchor="_heading=h.od43s6ibqp4k">
             <w:r>
               <w:rPr>
-                <w:rFonts w:ascii="Times New Roman" w:cs="Times New Roman" w:eastAsia="Times New Roman" w:hAnsi="Times New Roman"/>
+                <w:rFonts w:ascii="Arial" w:cs="Arial" w:eastAsia="Arial" w:hAnsi="Arial"/>
+                <w:b w:val="0"/>
+                <w:bCs w:val="0"/>
                 <w:i w:val="0"/>
                 <w:iCs w:val="0"/>
                 <w:smallCaps w:val="0"/>
                 <w:strike w:val="0"/>
                 <w:color w:val="000000"/>
-                <w:sz w:val="24"/>
-                <w:szCs w:val="24"/>
+                <w:sz w:val="22"/>
+                <w:szCs w:val="22"/>
                 <w:u w:val="none"/>
                 <w:shd w:fill="auto" w:val="clear"/>
                 <w:vertAlign w:val="baseline"/>
                 <w:rtl w:val="0"/>
               </w:rPr>
-              <w:t xml:space="preserve">2.5.</w:t>
+              <w:t xml:space="preserve">6.1. Conclusões Principais</w:t>
               <w:tab/>
-              <w:t xml:space="preserve">Relações Quantitativas Estrutura-Atividade (QSAR)</w:t>
-              <w:tab/>
-              <w:t xml:space="preserve">35</w:t>
+              <w:t xml:space="preserve">44</w:t>
             </w:r>
           </w:hyperlink>
           <w:r>
@@ -3470,60 +4406,49 @@
         </w:p>
         <w:p>
           <w:pPr>
-            <w:keepNext w:val="0"/>
-            <w:keepLines w:val="0"/>
-            <w:pageBreakBefore w:val="0"/>
-            <w:widowControl w:val="1"/>
-            <w:pBdr>
-              <w:top w:space="0" w:sz="0" w:val="nil"/>
-              <w:left w:space="0" w:sz="0" w:val="nil"/>
-              <w:bottom w:space="0" w:sz="0" w:val="nil"/>
-              <w:right w:space="0" w:sz="0" w:val="nil"/>
-              <w:between w:space="0" w:sz="0" w:val="nil"/>
-            </w:pBdr>
-            <w:shd w:fill="auto" w:val="clear"/>
+            <w:widowControl w:val="0"/>
             <w:tabs>
-              <w:tab w:val="left" w:leader="none" w:pos="960"/>
-              <w:tab w:val="right" w:leader="none" w:pos="9055"/>
+              <w:tab w:val="right" w:leader="none" w:pos="12000"/>
             </w:tabs>
-            <w:spacing w:after="100" w:before="0" w:line="240" w:lineRule="auto"/>
-            <w:ind w:left="240" w:right="0" w:firstLine="0"/>
-            <w:jc w:val="left"/>
+            <w:spacing w:before="60" w:lineRule="auto"/>
+            <w:ind w:left="360" w:firstLine="0"/>
             <w:rPr>
-              <w:rFonts w:ascii="Times New Roman" w:cs="Times New Roman" w:eastAsia="Times New Roman" w:hAnsi="Times New Roman"/>
+              <w:rFonts w:ascii="Arial" w:cs="Arial" w:eastAsia="Arial" w:hAnsi="Arial"/>
+              <w:b w:val="0"/>
+              <w:bCs w:val="0"/>
               <w:i w:val="0"/>
               <w:iCs w:val="0"/>
               <w:smallCaps w:val="0"/>
               <w:strike w:val="0"/>
               <w:color w:val="000000"/>
-              <w:sz w:val="24"/>
-              <w:szCs w:val="24"/>
+              <w:sz w:val="22"/>
+              <w:szCs w:val="22"/>
               <w:u w:val="none"/>
               <w:shd w:fill="auto" w:val="clear"/>
               <w:vertAlign w:val="baseline"/>
             </w:rPr>
           </w:pPr>
-          <w:hyperlink w:anchor="_heading=h.yw2ci7djh6x7">
+          <w:hyperlink w:anchor="_heading=h.gdkbsad35l8p">
             <w:r>
               <w:rPr>
-                <w:rFonts w:ascii="Times New Roman" w:cs="Times New Roman" w:eastAsia="Times New Roman" w:hAnsi="Times New Roman"/>
+                <w:rFonts w:ascii="Arial" w:cs="Arial" w:eastAsia="Arial" w:hAnsi="Arial"/>
+                <w:b w:val="0"/>
+                <w:bCs w:val="0"/>
                 <w:i w:val="0"/>
                 <w:iCs w:val="0"/>
                 <w:smallCaps w:val="0"/>
                 <w:strike w:val="0"/>
                 <w:color w:val="000000"/>
-                <w:sz w:val="24"/>
-                <w:szCs w:val="24"/>
+                <w:sz w:val="22"/>
+                <w:szCs w:val="22"/>
                 <w:u w:val="none"/>
                 <w:shd w:fill="auto" w:val="clear"/>
                 <w:vertAlign w:val="baseline"/>
                 <w:rtl w:val="0"/>
               </w:rPr>
-              <w:t xml:space="preserve">2.6.</w:t>
+              <w:t xml:space="preserve">6.2. Contribuições do Trabalho</w:t>
               <w:tab/>
-              <w:t xml:space="preserve">Transferência de Aprendizado</w:t>
-              <w:tab/>
-              <w:t xml:space="preserve">35</w:t>
+              <w:t xml:space="preserve">44</w:t>
             </w:r>
           </w:hyperlink>
           <w:r>
@@ -3534,60 +4459,49 @@
         </w:p>
         <w:p>
           <w:pPr>
-            <w:keepNext w:val="0"/>
-            <w:keepLines w:val="0"/>
-            <w:pageBreakBefore w:val="0"/>
-            <w:widowControl w:val="1"/>
-            <w:pBdr>
-              <w:top w:space="0" w:sz="0" w:val="nil"/>
-              <w:left w:space="0" w:sz="0" w:val="nil"/>
-              <w:bottom w:space="0" w:sz="0" w:val="nil"/>
-              <w:right w:space="0" w:sz="0" w:val="nil"/>
-              <w:between w:space="0" w:sz="0" w:val="nil"/>
-            </w:pBdr>
-            <w:shd w:fill="auto" w:val="clear"/>
+            <w:widowControl w:val="0"/>
             <w:tabs>
-              <w:tab w:val="left" w:leader="none" w:pos="960"/>
-              <w:tab w:val="right" w:leader="none" w:pos="9055"/>
+              <w:tab w:val="right" w:leader="none" w:pos="12000"/>
             </w:tabs>
-            <w:spacing w:after="100" w:before="0" w:line="240" w:lineRule="auto"/>
-            <w:ind w:left="240" w:right="0" w:firstLine="0"/>
-            <w:jc w:val="left"/>
+            <w:spacing w:before="60" w:lineRule="auto"/>
+            <w:ind w:left="360" w:firstLine="0"/>
             <w:rPr>
-              <w:rFonts w:ascii="Times New Roman" w:cs="Times New Roman" w:eastAsia="Times New Roman" w:hAnsi="Times New Roman"/>
+              <w:rFonts w:ascii="Arial" w:cs="Arial" w:eastAsia="Arial" w:hAnsi="Arial"/>
+              <w:b w:val="0"/>
+              <w:bCs w:val="0"/>
               <w:i w:val="0"/>
               <w:iCs w:val="0"/>
               <w:smallCaps w:val="0"/>
               <w:strike w:val="0"/>
               <w:color w:val="000000"/>
-              <w:sz w:val="24"/>
-              <w:szCs w:val="24"/>
+              <w:sz w:val="22"/>
+              <w:szCs w:val="22"/>
               <w:u w:val="none"/>
               <w:shd w:fill="auto" w:val="clear"/>
               <w:vertAlign w:val="baseline"/>
             </w:rPr>
           </w:pPr>
-          <w:hyperlink w:anchor="_heading=h.othd8ps9opri">
+          <w:hyperlink w:anchor="_heading=h.334o39lyo1d9">
             <w:r>
               <w:rPr>
-                <w:rFonts w:ascii="Times New Roman" w:cs="Times New Roman" w:eastAsia="Times New Roman" w:hAnsi="Times New Roman"/>
+                <w:rFonts w:ascii="Arial" w:cs="Arial" w:eastAsia="Arial" w:hAnsi="Arial"/>
+                <w:b w:val="0"/>
+                <w:bCs w:val="0"/>
                 <w:i w:val="0"/>
                 <w:iCs w:val="0"/>
                 <w:smallCaps w:val="0"/>
                 <w:strike w:val="0"/>
                 <w:color w:val="000000"/>
-                <w:sz w:val="24"/>
-                <w:szCs w:val="24"/>
+                <w:sz w:val="22"/>
+                <w:szCs w:val="22"/>
                 <w:u w:val="none"/>
                 <w:shd w:fill="auto" w:val="clear"/>
                 <w:vertAlign w:val="baseline"/>
                 <w:rtl w:val="0"/>
               </w:rPr>
-              <w:t xml:space="preserve">2.7.</w:t>
+              <w:t xml:space="preserve">6.3. Trabalhos Futuros</w:t>
               <w:tab/>
-              <w:t xml:space="preserve">Alvo Terapêutico ALK-5</w:t>
-              <w:tab/>
-              <w:t xml:space="preserve">35</w:t>
+              <w:t xml:space="preserve">45</w:t>
             </w:r>
           </w:hyperlink>
           <w:r>
@@ -3598,1162 +4512,68 @@
         </w:p>
         <w:p>
           <w:pPr>
-            <w:keepNext w:val="0"/>
-            <w:keepLines w:val="0"/>
-            <w:pageBreakBefore w:val="0"/>
-            <w:widowControl w:val="1"/>
-            <w:pBdr>
-              <w:top w:space="0" w:sz="0" w:val="nil"/>
-              <w:left w:space="0" w:sz="0" w:val="nil"/>
-              <w:bottom w:space="0" w:sz="0" w:val="nil"/>
-              <w:right w:space="0" w:sz="0" w:val="nil"/>
-              <w:between w:space="0" w:sz="0" w:val="nil"/>
-            </w:pBdr>
-            <w:shd w:fill="auto" w:val="clear"/>
+            <w:widowControl w:val="0"/>
             <w:tabs>
-              <w:tab w:val="left" w:leader="none" w:pos="480"/>
-              <w:tab w:val="right" w:leader="none" w:pos="9055"/>
+              <w:tab w:val="right" w:leader="none" w:pos="12000"/>
             </w:tabs>
-            <w:spacing w:after="100" w:before="0" w:line="240" w:lineRule="auto"/>
-            <w:ind w:left="0" w:right="0" w:firstLine="0"/>
-            <w:jc w:val="left"/>
+            <w:spacing w:before="60" w:lineRule="auto"/>
             <w:rPr>
-              <w:rFonts w:ascii="Times New Roman" w:cs="Times New Roman" w:eastAsia="Times New Roman" w:hAnsi="Times New Roman"/>
+              <w:rFonts w:ascii="Arial" w:cs="Arial" w:eastAsia="Arial" w:hAnsi="Arial"/>
+              <w:b w:val="1"/>
+              <w:bCs w:val="1"/>
               <w:i w:val="0"/>
               <w:iCs w:val="0"/>
               <w:smallCaps w:val="0"/>
               <w:strike w:val="0"/>
               <w:color w:val="000000"/>
-              <w:sz w:val="24"/>
-              <w:szCs w:val="24"/>
+              <w:sz w:val="22"/>
+              <w:szCs w:val="22"/>
               <w:u w:val="none"/>
               <w:shd w:fill="auto" w:val="clear"/>
               <w:vertAlign w:val="baseline"/>
             </w:rPr>
           </w:pPr>
-          <w:hyperlink w:anchor="_heading=h.thla71lh94od">
+          <w:hyperlink w:anchor="_heading=h.uc3tk35x6x49">
             <w:r>
               <w:rPr>
-                <w:rFonts w:ascii="Times New Roman" w:cs="Times New Roman" w:eastAsia="Times New Roman" w:hAnsi="Times New Roman"/>
+                <w:rFonts w:ascii="Arial" w:cs="Arial" w:eastAsia="Arial" w:hAnsi="Arial"/>
                 <w:i w:val="0"/>
                 <w:iCs w:val="0"/>
                 <w:smallCaps w:val="0"/>
                 <w:strike w:val="0"/>
                 <w:color w:val="000000"/>
-                <w:sz w:val="24"/>
-                <w:szCs w:val="24"/>
+                <w:sz w:val="22"/>
+                <w:szCs w:val="22"/>
                 <w:u w:val="none"/>
                 <w:shd w:fill="auto" w:val="clear"/>
                 <w:vertAlign w:val="baseline"/>
                 <w:rtl w:val="0"/>
               </w:rPr>
-              <w:t xml:space="preserve">3.</w:t>
-              <w:tab/>
-              <w:t xml:space="preserve">REFERENCIAL TEÓRICO</w:t>
-              <w:tab/>
-              <w:t xml:space="preserve">35</w:t>
+              <w:t xml:space="preserve">REFERÊNCIAS</w:t>
             </w:r>
           </w:hyperlink>
-          <w:r>
-            <w:rPr>
-              <w:rtl w:val="0"/>
-            </w:rPr>
-          </w:r>
-        </w:p>
-        <w:p>
-          <w:pPr>
-            <w:keepNext w:val="0"/>
-            <w:keepLines w:val="0"/>
-            <w:pageBreakBefore w:val="0"/>
-            <w:widowControl w:val="1"/>
-            <w:pBdr>
-              <w:top w:space="0" w:sz="0" w:val="nil"/>
-              <w:left w:space="0" w:sz="0" w:val="nil"/>
-              <w:bottom w:space="0" w:sz="0" w:val="nil"/>
-              <w:right w:space="0" w:sz="0" w:val="nil"/>
-              <w:between w:space="0" w:sz="0" w:val="nil"/>
-            </w:pBdr>
-            <w:shd w:fill="auto" w:val="clear"/>
-            <w:tabs>
-              <w:tab w:val="left" w:leader="none" w:pos="960"/>
-              <w:tab w:val="right" w:leader="none" w:pos="9055"/>
-            </w:tabs>
-            <w:spacing w:after="100" w:before="0" w:line="240" w:lineRule="auto"/>
-            <w:ind w:left="240" w:right="0" w:firstLine="0"/>
-            <w:jc w:val="left"/>
-            <w:rPr>
-              <w:rFonts w:ascii="Times New Roman" w:cs="Times New Roman" w:eastAsia="Times New Roman" w:hAnsi="Times New Roman"/>
-              <w:i w:val="0"/>
-              <w:iCs w:val="0"/>
-              <w:smallCaps w:val="0"/>
-              <w:strike w:val="0"/>
-              <w:color w:val="000000"/>
-              <w:sz w:val="24"/>
-              <w:szCs w:val="24"/>
-              <w:u w:val="none"/>
-              <w:shd w:fill="auto" w:val="clear"/>
-              <w:vertAlign w:val="baseline"/>
-            </w:rPr>
-          </w:pPr>
-          <w:hyperlink w:anchor="_heading=h.2kp6k16udmz0">
+          <w:hyperlink w:anchor="_heading=h.uc3tk35x6x49">
             <w:r>
               <w:rPr>
-                <w:rFonts w:ascii="Times New Roman" w:cs="Times New Roman" w:eastAsia="Times New Roman" w:hAnsi="Times New Roman"/>
+                <w:rFonts w:ascii="Arial" w:cs="Arial" w:eastAsia="Arial" w:hAnsi="Arial"/>
+                <w:b w:val="1"/>
+                <w:bCs w:val="1"/>
                 <w:i w:val="0"/>
                 <w:iCs w:val="0"/>
                 <w:smallCaps w:val="0"/>
                 <w:strike w:val="0"/>
                 <w:color w:val="000000"/>
-                <w:sz w:val="24"/>
-                <w:szCs w:val="24"/>
+                <w:sz w:val="22"/>
+                <w:szCs w:val="22"/>
                 <w:u w:val="none"/>
                 <w:shd w:fill="auto" w:val="clear"/>
                 <w:vertAlign w:val="baseline"/>
                 <w:rtl w:val="0"/>
               </w:rPr>
-              <w:t xml:space="preserve">3.1.</w:t>
               <w:tab/>
-              <w:t xml:space="preserve">Fontes de Dados</w:t>
-              <w:tab/>
-              <w:t xml:space="preserve">35</w:t>
+              <w:t xml:space="preserve">47</w:t>
             </w:r>
           </w:hyperlink>
-          <w:r>
-            <w:rPr>
-              <w:rtl w:val="0"/>
-            </w:rPr>
-          </w:r>
-        </w:p>
-        <w:p>
-          <w:pPr>
-            <w:keepNext w:val="0"/>
-            <w:keepLines w:val="0"/>
-            <w:pageBreakBefore w:val="0"/>
-            <w:widowControl w:val="1"/>
-            <w:pBdr>
-              <w:top w:space="0" w:sz="0" w:val="nil"/>
-              <w:left w:space="0" w:sz="0" w:val="nil"/>
-              <w:bottom w:space="0" w:sz="0" w:val="nil"/>
-              <w:right w:space="0" w:sz="0" w:val="nil"/>
-              <w:between w:space="0" w:sz="0" w:val="nil"/>
-            </w:pBdr>
-            <w:shd w:fill="auto" w:val="clear"/>
-            <w:tabs>
-              <w:tab w:val="left" w:leader="none" w:pos="960"/>
-              <w:tab w:val="right" w:leader="none" w:pos="9055"/>
-            </w:tabs>
-            <w:spacing w:after="100" w:before="0" w:line="240" w:lineRule="auto"/>
-            <w:ind w:left="240" w:right="0" w:firstLine="0"/>
-            <w:jc w:val="left"/>
-            <w:rPr>
-              <w:rFonts w:ascii="Times New Roman" w:cs="Times New Roman" w:eastAsia="Times New Roman" w:hAnsi="Times New Roman"/>
-              <w:i w:val="0"/>
-              <w:iCs w:val="0"/>
-              <w:smallCaps w:val="0"/>
-              <w:strike w:val="0"/>
-              <w:color w:val="000000"/>
-              <w:sz w:val="24"/>
-              <w:szCs w:val="24"/>
-              <w:u w:val="none"/>
-              <w:shd w:fill="auto" w:val="clear"/>
-              <w:vertAlign w:val="baseline"/>
-            </w:rPr>
-          </w:pPr>
-          <w:hyperlink w:anchor="_heading=h.1pgrulpua8vt">
-            <w:r>
-              <w:rPr>
-                <w:rFonts w:ascii="Times New Roman" w:cs="Times New Roman" w:eastAsia="Times New Roman" w:hAnsi="Times New Roman"/>
-                <w:i w:val="0"/>
-                <w:iCs w:val="0"/>
-                <w:smallCaps w:val="0"/>
-                <w:strike w:val="0"/>
-                <w:color w:val="000000"/>
-                <w:sz w:val="24"/>
-                <w:szCs w:val="24"/>
-                <w:u w:val="none"/>
-                <w:shd w:fill="auto" w:val="clear"/>
-                <w:vertAlign w:val="baseline"/>
-                <w:rtl w:val="0"/>
-              </w:rPr>
-              <w:t xml:space="preserve">3.2.</w:t>
-              <w:tab/>
-              <w:t xml:space="preserve">Modelos de IA Implementados</w:t>
-              <w:tab/>
-              <w:t xml:space="preserve">36</w:t>
-            </w:r>
-          </w:hyperlink>
-          <w:r>
-            <w:rPr>
-              <w:rtl w:val="0"/>
-            </w:rPr>
-          </w:r>
-        </w:p>
-        <w:p>
-          <w:pPr>
-            <w:keepNext w:val="0"/>
-            <w:keepLines w:val="0"/>
-            <w:pageBreakBefore w:val="0"/>
-            <w:widowControl w:val="1"/>
-            <w:pBdr>
-              <w:top w:space="0" w:sz="0" w:val="nil"/>
-              <w:left w:space="0" w:sz="0" w:val="nil"/>
-              <w:bottom w:space="0" w:sz="0" w:val="nil"/>
-              <w:right w:space="0" w:sz="0" w:val="nil"/>
-              <w:between w:space="0" w:sz="0" w:val="nil"/>
-            </w:pBdr>
-            <w:shd w:fill="auto" w:val="clear"/>
-            <w:tabs>
-              <w:tab w:val="left" w:leader="none" w:pos="960"/>
-              <w:tab w:val="right" w:leader="none" w:pos="9055"/>
-            </w:tabs>
-            <w:spacing w:after="100" w:before="0" w:line="240" w:lineRule="auto"/>
-            <w:ind w:left="240" w:right="0" w:firstLine="0"/>
-            <w:jc w:val="left"/>
-            <w:rPr>
-              <w:rFonts w:ascii="Times New Roman" w:cs="Times New Roman" w:eastAsia="Times New Roman" w:hAnsi="Times New Roman"/>
-              <w:i w:val="0"/>
-              <w:iCs w:val="0"/>
-              <w:smallCaps w:val="0"/>
-              <w:strike w:val="0"/>
-              <w:color w:val="000000"/>
-              <w:sz w:val="24"/>
-              <w:szCs w:val="24"/>
-              <w:u w:val="none"/>
-              <w:shd w:fill="auto" w:val="clear"/>
-              <w:vertAlign w:val="baseline"/>
-            </w:rPr>
-          </w:pPr>
-          <w:hyperlink w:anchor="_heading=h.bet6yq9e1c4n">
-            <w:r>
-              <w:rPr>
-                <w:rFonts w:ascii="Times New Roman" w:cs="Times New Roman" w:eastAsia="Times New Roman" w:hAnsi="Times New Roman"/>
-                <w:i w:val="0"/>
-                <w:iCs w:val="0"/>
-                <w:smallCaps w:val="0"/>
-                <w:strike w:val="0"/>
-                <w:color w:val="000000"/>
-                <w:sz w:val="24"/>
-                <w:szCs w:val="24"/>
-                <w:u w:val="none"/>
-                <w:shd w:fill="auto" w:val="clear"/>
-                <w:vertAlign w:val="baseline"/>
-                <w:rtl w:val="0"/>
-              </w:rPr>
-              <w:t xml:space="preserve">3.3.</w:t>
-              <w:tab/>
-              <w:t xml:space="preserve">Métricas de Avaliação</w:t>
-              <w:tab/>
-              <w:t xml:space="preserve">36</w:t>
-            </w:r>
-          </w:hyperlink>
-          <w:r>
-            <w:rPr>
-              <w:rtl w:val="0"/>
-            </w:rPr>
-          </w:r>
-        </w:p>
-        <w:p>
-          <w:pPr>
-            <w:keepNext w:val="0"/>
-            <w:keepLines w:val="0"/>
-            <w:pageBreakBefore w:val="0"/>
-            <w:widowControl w:val="1"/>
-            <w:pBdr>
-              <w:top w:space="0" w:sz="0" w:val="nil"/>
-              <w:left w:space="0" w:sz="0" w:val="nil"/>
-              <w:bottom w:space="0" w:sz="0" w:val="nil"/>
-              <w:right w:space="0" w:sz="0" w:val="nil"/>
-              <w:between w:space="0" w:sz="0" w:val="nil"/>
-            </w:pBdr>
-            <w:shd w:fill="auto" w:val="clear"/>
-            <w:tabs>
-              <w:tab w:val="left" w:leader="none" w:pos="960"/>
-              <w:tab w:val="right" w:leader="none" w:pos="9055"/>
-            </w:tabs>
-            <w:spacing w:after="100" w:before="0" w:line="240" w:lineRule="auto"/>
-            <w:ind w:left="240" w:right="0" w:firstLine="0"/>
-            <w:jc w:val="left"/>
-            <w:rPr>
-              <w:rFonts w:ascii="Times New Roman" w:cs="Times New Roman" w:eastAsia="Times New Roman" w:hAnsi="Times New Roman"/>
-              <w:i w:val="0"/>
-              <w:iCs w:val="0"/>
-              <w:smallCaps w:val="0"/>
-              <w:strike w:val="0"/>
-              <w:color w:val="000000"/>
-              <w:sz w:val="24"/>
-              <w:szCs w:val="24"/>
-              <w:u w:val="none"/>
-              <w:shd w:fill="auto" w:val="clear"/>
-              <w:vertAlign w:val="baseline"/>
-            </w:rPr>
-          </w:pPr>
-          <w:hyperlink w:anchor="_heading=h.brggq18leuwo">
-            <w:r>
-              <w:rPr>
-                <w:rFonts w:ascii="Times New Roman" w:cs="Times New Roman" w:eastAsia="Times New Roman" w:hAnsi="Times New Roman"/>
-                <w:i w:val="0"/>
-                <w:iCs w:val="0"/>
-                <w:smallCaps w:val="0"/>
-                <w:strike w:val="0"/>
-                <w:color w:val="000000"/>
-                <w:sz w:val="24"/>
-                <w:szCs w:val="24"/>
-                <w:u w:val="none"/>
-                <w:shd w:fill="auto" w:val="clear"/>
-                <w:vertAlign w:val="baseline"/>
-                <w:rtl w:val="0"/>
-              </w:rPr>
-              <w:t xml:space="preserve">3.4.</w:t>
-              <w:tab/>
-              <w:t xml:space="preserve">Ferramentas Computacionais</w:t>
-              <w:tab/>
-              <w:t xml:space="preserve">37</w:t>
-            </w:r>
-          </w:hyperlink>
-          <w:r>
-            <w:rPr>
-              <w:rtl w:val="0"/>
-            </w:rPr>
-          </w:r>
-        </w:p>
-        <w:p>
-          <w:pPr>
-            <w:keepNext w:val="0"/>
-            <w:keepLines w:val="0"/>
-            <w:pageBreakBefore w:val="0"/>
-            <w:widowControl w:val="1"/>
-            <w:pBdr>
-              <w:top w:space="0" w:sz="0" w:val="nil"/>
-              <w:left w:space="0" w:sz="0" w:val="nil"/>
-              <w:bottom w:space="0" w:sz="0" w:val="nil"/>
-              <w:right w:space="0" w:sz="0" w:val="nil"/>
-              <w:between w:space="0" w:sz="0" w:val="nil"/>
-            </w:pBdr>
-            <w:shd w:fill="auto" w:val="clear"/>
-            <w:tabs>
-              <w:tab w:val="left" w:leader="none" w:pos="480"/>
-              <w:tab w:val="right" w:leader="none" w:pos="9055"/>
-            </w:tabs>
-            <w:spacing w:after="100" w:before="0" w:line="240" w:lineRule="auto"/>
-            <w:ind w:left="0" w:right="0" w:firstLine="0"/>
-            <w:jc w:val="left"/>
-            <w:rPr>
-              <w:rFonts w:ascii="Times New Roman" w:cs="Times New Roman" w:eastAsia="Times New Roman" w:hAnsi="Times New Roman"/>
-              <w:i w:val="0"/>
-              <w:iCs w:val="0"/>
-              <w:smallCaps w:val="0"/>
-              <w:strike w:val="0"/>
-              <w:color w:val="000000"/>
-              <w:sz w:val="24"/>
-              <w:szCs w:val="24"/>
-              <w:u w:val="none"/>
-              <w:shd w:fill="auto" w:val="clear"/>
-              <w:vertAlign w:val="baseline"/>
-            </w:rPr>
-          </w:pPr>
-          <w:hyperlink w:anchor="_heading=h.25pkdmu3vpzq">
-            <w:r>
-              <w:rPr>
-                <w:rFonts w:ascii="Times New Roman" w:cs="Times New Roman" w:eastAsia="Times New Roman" w:hAnsi="Times New Roman"/>
-                <w:i w:val="0"/>
-                <w:iCs w:val="0"/>
-                <w:smallCaps w:val="0"/>
-                <w:strike w:val="0"/>
-                <w:color w:val="000000"/>
-                <w:sz w:val="24"/>
-                <w:szCs w:val="24"/>
-                <w:u w:val="none"/>
-                <w:shd w:fill="auto" w:val="clear"/>
-                <w:vertAlign w:val="baseline"/>
-                <w:rtl w:val="0"/>
-              </w:rPr>
-              <w:t xml:space="preserve">4.</w:t>
-              <w:tab/>
-              <w:t xml:space="preserve">RESULTADOS ESPERADOS</w:t>
-              <w:tab/>
-              <w:t xml:space="preserve">37</w:t>
-            </w:r>
-          </w:hyperlink>
-          <w:r>
-            <w:rPr>
-              <w:rtl w:val="0"/>
-            </w:rPr>
-          </w:r>
-        </w:p>
-        <w:p>
-          <w:pPr>
-            <w:keepNext w:val="0"/>
-            <w:keepLines w:val="0"/>
-            <w:pageBreakBefore w:val="0"/>
-            <w:widowControl w:val="1"/>
-            <w:pBdr>
-              <w:top w:space="0" w:sz="0" w:val="nil"/>
-              <w:left w:space="0" w:sz="0" w:val="nil"/>
-              <w:bottom w:space="0" w:sz="0" w:val="nil"/>
-              <w:right w:space="0" w:sz="0" w:val="nil"/>
-              <w:between w:space="0" w:sz="0" w:val="nil"/>
-            </w:pBdr>
-            <w:shd w:fill="auto" w:val="clear"/>
-            <w:tabs>
-              <w:tab w:val="left" w:leader="none" w:pos="960"/>
-              <w:tab w:val="right" w:leader="none" w:pos="9055"/>
-            </w:tabs>
-            <w:spacing w:after="100" w:before="0" w:line="240" w:lineRule="auto"/>
-            <w:ind w:left="240" w:right="0" w:firstLine="0"/>
-            <w:jc w:val="left"/>
-            <w:rPr>
-              <w:rFonts w:ascii="Times New Roman" w:cs="Times New Roman" w:eastAsia="Times New Roman" w:hAnsi="Times New Roman"/>
-              <w:i w:val="0"/>
-              <w:iCs w:val="0"/>
-              <w:smallCaps w:val="0"/>
-              <w:strike w:val="0"/>
-              <w:color w:val="000000"/>
-              <w:sz w:val="24"/>
-              <w:szCs w:val="24"/>
-              <w:u w:val="none"/>
-              <w:shd w:fill="auto" w:val="clear"/>
-              <w:vertAlign w:val="baseline"/>
-            </w:rPr>
-          </w:pPr>
-          <w:hyperlink w:anchor="_heading=h.sc4wt49rdci7">
-            <w:r>
-              <w:rPr>
-                <w:rFonts w:ascii="Times New Roman" w:cs="Times New Roman" w:eastAsia="Times New Roman" w:hAnsi="Times New Roman"/>
-                <w:i w:val="0"/>
-                <w:iCs w:val="0"/>
-                <w:smallCaps w:val="0"/>
-                <w:strike w:val="0"/>
-                <w:color w:val="000000"/>
-                <w:sz w:val="24"/>
-                <w:szCs w:val="24"/>
-                <w:u w:val="none"/>
-                <w:shd w:fill="auto" w:val="clear"/>
-                <w:vertAlign w:val="baseline"/>
-                <w:rtl w:val="0"/>
-              </w:rPr>
-              <w:t xml:space="preserve">4.1.</w:t>
-              <w:tab/>
-              <w:t xml:space="preserve">Comparação de Desempenho</w:t>
-              <w:tab/>
-              <w:t xml:space="preserve">37</w:t>
-            </w:r>
-          </w:hyperlink>
-          <w:r>
-            <w:rPr>
-              <w:rtl w:val="0"/>
-            </w:rPr>
-          </w:r>
-        </w:p>
-        <w:p>
-          <w:pPr>
-            <w:keepNext w:val="0"/>
-            <w:keepLines w:val="0"/>
-            <w:pageBreakBefore w:val="0"/>
-            <w:widowControl w:val="1"/>
-            <w:pBdr>
-              <w:top w:space="0" w:sz="0" w:val="nil"/>
-              <w:left w:space="0" w:sz="0" w:val="nil"/>
-              <w:bottom w:space="0" w:sz="0" w:val="nil"/>
-              <w:right w:space="0" w:sz="0" w:val="nil"/>
-              <w:between w:space="0" w:sz="0" w:val="nil"/>
-            </w:pBdr>
-            <w:shd w:fill="auto" w:val="clear"/>
-            <w:tabs>
-              <w:tab w:val="left" w:leader="none" w:pos="960"/>
-              <w:tab w:val="right" w:leader="none" w:pos="9055"/>
-            </w:tabs>
-            <w:spacing w:after="100" w:before="0" w:line="240" w:lineRule="auto"/>
-            <w:ind w:left="240" w:right="0" w:firstLine="0"/>
-            <w:jc w:val="left"/>
-            <w:rPr>
-              <w:rFonts w:ascii="Times New Roman" w:cs="Times New Roman" w:eastAsia="Times New Roman" w:hAnsi="Times New Roman"/>
-              <w:i w:val="0"/>
-              <w:iCs w:val="0"/>
-              <w:smallCaps w:val="0"/>
-              <w:strike w:val="0"/>
-              <w:color w:val="000000"/>
-              <w:sz w:val="24"/>
-              <w:szCs w:val="24"/>
-              <w:u w:val="none"/>
-              <w:shd w:fill="auto" w:val="clear"/>
-              <w:vertAlign w:val="baseline"/>
-            </w:rPr>
-          </w:pPr>
-          <w:hyperlink w:anchor="_heading=h.ivgah3go6dpv">
-            <w:r>
-              <w:rPr>
-                <w:rFonts w:ascii="Times New Roman" w:cs="Times New Roman" w:eastAsia="Times New Roman" w:hAnsi="Times New Roman"/>
-                <w:i w:val="0"/>
-                <w:iCs w:val="0"/>
-                <w:smallCaps w:val="0"/>
-                <w:strike w:val="0"/>
-                <w:color w:val="000000"/>
-                <w:sz w:val="24"/>
-                <w:szCs w:val="24"/>
-                <w:u w:val="none"/>
-                <w:shd w:fill="auto" w:val="clear"/>
-                <w:vertAlign w:val="baseline"/>
-                <w:rtl w:val="0"/>
-              </w:rPr>
-              <w:t xml:space="preserve">4.2.</w:t>
-              <w:tab/>
-              <w:t xml:space="preserve">Análise Detalhada dos Resultados</w:t>
-              <w:tab/>
-              <w:t xml:space="preserve">38</w:t>
-            </w:r>
-          </w:hyperlink>
-          <w:r>
-            <w:rPr>
-              <w:rtl w:val="0"/>
-            </w:rPr>
-          </w:r>
-        </w:p>
-        <w:p>
-          <w:pPr>
-            <w:keepNext w:val="0"/>
-            <w:keepLines w:val="0"/>
-            <w:pageBreakBefore w:val="0"/>
-            <w:widowControl w:val="1"/>
-            <w:pBdr>
-              <w:top w:space="0" w:sz="0" w:val="nil"/>
-              <w:left w:space="0" w:sz="0" w:val="nil"/>
-              <w:bottom w:space="0" w:sz="0" w:val="nil"/>
-              <w:right w:space="0" w:sz="0" w:val="nil"/>
-              <w:between w:space="0" w:sz="0" w:val="nil"/>
-            </w:pBdr>
-            <w:shd w:fill="auto" w:val="clear"/>
-            <w:tabs>
-              <w:tab w:val="left" w:leader="none" w:pos="960"/>
-              <w:tab w:val="right" w:leader="none" w:pos="9055"/>
-            </w:tabs>
-            <w:spacing w:after="100" w:before="0" w:line="240" w:lineRule="auto"/>
-            <w:ind w:left="240" w:right="0" w:firstLine="0"/>
-            <w:jc w:val="left"/>
-            <w:rPr>
-              <w:rFonts w:ascii="Times New Roman" w:cs="Times New Roman" w:eastAsia="Times New Roman" w:hAnsi="Times New Roman"/>
-              <w:i w:val="0"/>
-              <w:iCs w:val="0"/>
-              <w:smallCaps w:val="0"/>
-              <w:strike w:val="0"/>
-              <w:color w:val="000000"/>
-              <w:sz w:val="24"/>
-              <w:szCs w:val="24"/>
-              <w:u w:val="none"/>
-              <w:shd w:fill="auto" w:val="clear"/>
-              <w:vertAlign w:val="baseline"/>
-            </w:rPr>
-          </w:pPr>
-          <w:hyperlink w:anchor="_heading=h.pfem7l6tcr0j">
-            <w:r>
-              <w:rPr>
-                <w:rFonts w:ascii="Times New Roman" w:cs="Times New Roman" w:eastAsia="Times New Roman" w:hAnsi="Times New Roman"/>
-                <w:i w:val="0"/>
-                <w:iCs w:val="0"/>
-                <w:smallCaps w:val="0"/>
-                <w:strike w:val="0"/>
-                <w:color w:val="000000"/>
-                <w:sz w:val="24"/>
-                <w:szCs w:val="24"/>
-                <w:u w:val="none"/>
-                <w:shd w:fill="auto" w:val="clear"/>
-                <w:vertAlign w:val="baseline"/>
-                <w:rtl w:val="0"/>
-              </w:rPr>
-              <w:t xml:space="preserve">4.3.</w:t>
-              <w:tab/>
-              <w:t xml:space="preserve">Importância dos Descritores Moleculares</w:t>
-              <w:tab/>
-              <w:t xml:space="preserve">38</w:t>
-            </w:r>
-          </w:hyperlink>
-          <w:r>
-            <w:rPr>
-              <w:rtl w:val="0"/>
-            </w:rPr>
-          </w:r>
-        </w:p>
-        <w:p>
-          <w:pPr>
-            <w:keepNext w:val="0"/>
-            <w:keepLines w:val="0"/>
-            <w:pageBreakBefore w:val="0"/>
-            <w:widowControl w:val="1"/>
-            <w:pBdr>
-              <w:top w:space="0" w:sz="0" w:val="nil"/>
-              <w:left w:space="0" w:sz="0" w:val="nil"/>
-              <w:bottom w:space="0" w:sz="0" w:val="nil"/>
-              <w:right w:space="0" w:sz="0" w:val="nil"/>
-              <w:between w:space="0" w:sz="0" w:val="nil"/>
-            </w:pBdr>
-            <w:shd w:fill="auto" w:val="clear"/>
-            <w:tabs>
-              <w:tab w:val="left" w:leader="none" w:pos="480"/>
-              <w:tab w:val="right" w:leader="none" w:pos="9055"/>
-            </w:tabs>
-            <w:spacing w:after="100" w:before="0" w:line="240" w:lineRule="auto"/>
-            <w:ind w:left="0" w:right="0" w:firstLine="0"/>
-            <w:jc w:val="left"/>
-            <w:rPr>
-              <w:rFonts w:ascii="Times New Roman" w:cs="Times New Roman" w:eastAsia="Times New Roman" w:hAnsi="Times New Roman"/>
-              <w:i w:val="0"/>
-              <w:iCs w:val="0"/>
-              <w:smallCaps w:val="0"/>
-              <w:strike w:val="0"/>
-              <w:color w:val="000000"/>
-              <w:sz w:val="24"/>
-              <w:szCs w:val="24"/>
-              <w:u w:val="none"/>
-              <w:shd w:fill="auto" w:val="clear"/>
-              <w:vertAlign w:val="baseline"/>
-            </w:rPr>
-          </w:pPr>
-          <w:hyperlink w:anchor="_heading=h.xtz8g9h6klqr">
-            <w:r>
-              <w:rPr>
-                <w:rFonts w:ascii="Times New Roman" w:cs="Times New Roman" w:eastAsia="Times New Roman" w:hAnsi="Times New Roman"/>
-                <w:i w:val="0"/>
-                <w:iCs w:val="0"/>
-                <w:smallCaps w:val="0"/>
-                <w:strike w:val="0"/>
-                <w:color w:val="000000"/>
-                <w:sz w:val="24"/>
-                <w:szCs w:val="24"/>
-                <w:u w:val="none"/>
-                <w:shd w:fill="auto" w:val="clear"/>
-                <w:vertAlign w:val="baseline"/>
-                <w:rtl w:val="0"/>
-              </w:rPr>
-              <w:t xml:space="preserve">5.</w:t>
-              <w:tab/>
-              <w:t xml:space="preserve">DISCUSSÃO</w:t>
-              <w:tab/>
-              <w:t xml:space="preserve">39</w:t>
-            </w:r>
-          </w:hyperlink>
-          <w:r>
-            <w:rPr>
-              <w:rtl w:val="0"/>
-            </w:rPr>
-          </w:r>
-        </w:p>
-        <w:p>
-          <w:pPr>
-            <w:keepNext w:val="0"/>
-            <w:keepLines w:val="0"/>
-            <w:pageBreakBefore w:val="0"/>
-            <w:widowControl w:val="1"/>
-            <w:pBdr>
-              <w:top w:space="0" w:sz="0" w:val="nil"/>
-              <w:left w:space="0" w:sz="0" w:val="nil"/>
-              <w:bottom w:space="0" w:sz="0" w:val="nil"/>
-              <w:right w:space="0" w:sz="0" w:val="nil"/>
-              <w:between w:space="0" w:sz="0" w:val="nil"/>
-            </w:pBdr>
-            <w:shd w:fill="auto" w:val="clear"/>
-            <w:tabs>
-              <w:tab w:val="left" w:leader="none" w:pos="960"/>
-              <w:tab w:val="right" w:leader="none" w:pos="9055"/>
-            </w:tabs>
-            <w:spacing w:after="100" w:before="0" w:line="240" w:lineRule="auto"/>
-            <w:ind w:left="240" w:right="0" w:firstLine="0"/>
-            <w:jc w:val="left"/>
-            <w:rPr>
-              <w:rFonts w:ascii="Times New Roman" w:cs="Times New Roman" w:eastAsia="Times New Roman" w:hAnsi="Times New Roman"/>
-              <w:i w:val="0"/>
-              <w:iCs w:val="0"/>
-              <w:smallCaps w:val="0"/>
-              <w:strike w:val="0"/>
-              <w:color w:val="000000"/>
-              <w:sz w:val="24"/>
-              <w:szCs w:val="24"/>
-              <w:u w:val="none"/>
-              <w:shd w:fill="auto" w:val="clear"/>
-              <w:vertAlign w:val="baseline"/>
-            </w:rPr>
-          </w:pPr>
-          <w:hyperlink w:anchor="_heading=h.4wi7g178pcy5">
-            <w:r>
-              <w:rPr>
-                <w:rFonts w:ascii="Times New Roman" w:cs="Times New Roman" w:eastAsia="Times New Roman" w:hAnsi="Times New Roman"/>
-                <w:i w:val="0"/>
-                <w:iCs w:val="0"/>
-                <w:smallCaps w:val="0"/>
-                <w:strike w:val="0"/>
-                <w:color w:val="000000"/>
-                <w:sz w:val="24"/>
-                <w:szCs w:val="24"/>
-                <w:u w:val="none"/>
-                <w:shd w:fill="auto" w:val="clear"/>
-                <w:vertAlign w:val="baseline"/>
-                <w:rtl w:val="0"/>
-              </w:rPr>
-              <w:t xml:space="preserve">5.1.</w:t>
-              <w:tab/>
-              <w:t xml:space="preserve">Interpretação dos Resultados</w:t>
-              <w:tab/>
-              <w:t xml:space="preserve">39</w:t>
-            </w:r>
-          </w:hyperlink>
-          <w:r>
-            <w:rPr>
-              <w:rtl w:val="0"/>
-            </w:rPr>
-          </w:r>
-        </w:p>
-        <w:p>
-          <w:pPr>
-            <w:keepNext w:val="0"/>
-            <w:keepLines w:val="0"/>
-            <w:pageBreakBefore w:val="0"/>
-            <w:widowControl w:val="1"/>
-            <w:pBdr>
-              <w:top w:space="0" w:sz="0" w:val="nil"/>
-              <w:left w:space="0" w:sz="0" w:val="nil"/>
-              <w:bottom w:space="0" w:sz="0" w:val="nil"/>
-              <w:right w:space="0" w:sz="0" w:val="nil"/>
-              <w:between w:space="0" w:sz="0" w:val="nil"/>
-            </w:pBdr>
-            <w:shd w:fill="auto" w:val="clear"/>
-            <w:tabs>
-              <w:tab w:val="left" w:leader="none" w:pos="960"/>
-              <w:tab w:val="right" w:leader="none" w:pos="9055"/>
-            </w:tabs>
-            <w:spacing w:after="100" w:before="0" w:line="240" w:lineRule="auto"/>
-            <w:ind w:left="240" w:right="0" w:firstLine="0"/>
-            <w:jc w:val="left"/>
-            <w:rPr>
-              <w:rFonts w:ascii="Times New Roman" w:cs="Times New Roman" w:eastAsia="Times New Roman" w:hAnsi="Times New Roman"/>
-              <w:i w:val="0"/>
-              <w:iCs w:val="0"/>
-              <w:smallCaps w:val="0"/>
-              <w:strike w:val="0"/>
-              <w:color w:val="000000"/>
-              <w:sz w:val="24"/>
-              <w:szCs w:val="24"/>
-              <w:u w:val="none"/>
-              <w:shd w:fill="auto" w:val="clear"/>
-              <w:vertAlign w:val="baseline"/>
-            </w:rPr>
-          </w:pPr>
-          <w:hyperlink w:anchor="_heading=h.8kjb90coh6zq">
-            <w:r>
-              <w:rPr>
-                <w:rFonts w:ascii="Times New Roman" w:cs="Times New Roman" w:eastAsia="Times New Roman" w:hAnsi="Times New Roman"/>
-                <w:i w:val="0"/>
-                <w:iCs w:val="0"/>
-                <w:smallCaps w:val="0"/>
-                <w:strike w:val="0"/>
-                <w:color w:val="000000"/>
-                <w:sz w:val="24"/>
-                <w:szCs w:val="24"/>
-                <w:u w:val="none"/>
-                <w:shd w:fill="auto" w:val="clear"/>
-                <w:vertAlign w:val="baseline"/>
-                <w:rtl w:val="0"/>
-              </w:rPr>
-              <w:t xml:space="preserve">5.2.</w:t>
-              <w:tab/>
-              <w:t xml:space="preserve">Relação com a Ontologia OntoQSAR e Trabalhos Correlatos</w:t>
-              <w:tab/>
-              <w:t xml:space="preserve">39</w:t>
-            </w:r>
-          </w:hyperlink>
-          <w:r>
-            <w:rPr>
-              <w:rtl w:val="0"/>
-            </w:rPr>
-          </w:r>
-        </w:p>
-        <w:p>
-          <w:pPr>
-            <w:keepNext w:val="0"/>
-            <w:keepLines w:val="0"/>
-            <w:pageBreakBefore w:val="0"/>
-            <w:widowControl w:val="1"/>
-            <w:pBdr>
-              <w:top w:space="0" w:sz="0" w:val="nil"/>
-              <w:left w:space="0" w:sz="0" w:val="nil"/>
-              <w:bottom w:space="0" w:sz="0" w:val="nil"/>
-              <w:right w:space="0" w:sz="0" w:val="nil"/>
-              <w:between w:space="0" w:sz="0" w:val="nil"/>
-            </w:pBdr>
-            <w:shd w:fill="auto" w:val="clear"/>
-            <w:tabs>
-              <w:tab w:val="left" w:leader="none" w:pos="960"/>
-              <w:tab w:val="right" w:leader="none" w:pos="9055"/>
-            </w:tabs>
-            <w:spacing w:after="100" w:before="0" w:line="240" w:lineRule="auto"/>
-            <w:ind w:left="240" w:right="0" w:firstLine="0"/>
-            <w:jc w:val="left"/>
-            <w:rPr>
-              <w:rFonts w:ascii="Times New Roman" w:cs="Times New Roman" w:eastAsia="Times New Roman" w:hAnsi="Times New Roman"/>
-              <w:i w:val="0"/>
-              <w:iCs w:val="0"/>
-              <w:smallCaps w:val="0"/>
-              <w:strike w:val="0"/>
-              <w:color w:val="000000"/>
-              <w:sz w:val="24"/>
-              <w:szCs w:val="24"/>
-              <w:u w:val="none"/>
-              <w:shd w:fill="auto" w:val="clear"/>
-              <w:vertAlign w:val="baseline"/>
-            </w:rPr>
-          </w:pPr>
-          <w:hyperlink w:anchor="_heading=h.oss0vejx94uz">
-            <w:r>
-              <w:rPr>
-                <w:rFonts w:ascii="Times New Roman" w:cs="Times New Roman" w:eastAsia="Times New Roman" w:hAnsi="Times New Roman"/>
-                <w:i w:val="0"/>
-                <w:iCs w:val="0"/>
-                <w:smallCaps w:val="0"/>
-                <w:strike w:val="0"/>
-                <w:color w:val="000000"/>
-                <w:sz w:val="24"/>
-                <w:szCs w:val="24"/>
-                <w:u w:val="none"/>
-                <w:shd w:fill="auto" w:val="clear"/>
-                <w:vertAlign w:val="baseline"/>
-                <w:rtl w:val="0"/>
-              </w:rPr>
-              <w:t xml:space="preserve">5.3.</w:t>
-              <w:tab/>
-              <w:t xml:space="preserve">Implicações para a Descoberta de Medicamentos</w:t>
-              <w:tab/>
-              <w:t xml:space="preserve">40</w:t>
-            </w:r>
-          </w:hyperlink>
-          <w:r>
-            <w:rPr>
-              <w:rtl w:val="0"/>
-            </w:rPr>
-          </w:r>
-        </w:p>
-        <w:p>
-          <w:pPr>
-            <w:keepNext w:val="0"/>
-            <w:keepLines w:val="0"/>
-            <w:pageBreakBefore w:val="0"/>
-            <w:widowControl w:val="1"/>
-            <w:pBdr>
-              <w:top w:space="0" w:sz="0" w:val="nil"/>
-              <w:left w:space="0" w:sz="0" w:val="nil"/>
-              <w:bottom w:space="0" w:sz="0" w:val="nil"/>
-              <w:right w:space="0" w:sz="0" w:val="nil"/>
-              <w:between w:space="0" w:sz="0" w:val="nil"/>
-            </w:pBdr>
-            <w:shd w:fill="auto" w:val="clear"/>
-            <w:tabs>
-              <w:tab w:val="left" w:leader="none" w:pos="960"/>
-              <w:tab w:val="right" w:leader="none" w:pos="9055"/>
-            </w:tabs>
-            <w:spacing w:after="100" w:before="0" w:line="240" w:lineRule="auto"/>
-            <w:ind w:left="240" w:right="0" w:firstLine="0"/>
-            <w:jc w:val="left"/>
-            <w:rPr>
-              <w:rFonts w:ascii="Times New Roman" w:cs="Times New Roman" w:eastAsia="Times New Roman" w:hAnsi="Times New Roman"/>
-              <w:i w:val="0"/>
-              <w:iCs w:val="0"/>
-              <w:smallCaps w:val="0"/>
-              <w:strike w:val="0"/>
-              <w:color w:val="000000"/>
-              <w:sz w:val="24"/>
-              <w:szCs w:val="24"/>
-              <w:u w:val="none"/>
-              <w:shd w:fill="auto" w:val="clear"/>
-              <w:vertAlign w:val="baseline"/>
-            </w:rPr>
-          </w:pPr>
-          <w:hyperlink w:anchor="_heading=h.uv26y22yu8t7">
-            <w:r>
-              <w:rPr>
-                <w:rFonts w:ascii="Times New Roman" w:cs="Times New Roman" w:eastAsia="Times New Roman" w:hAnsi="Times New Roman"/>
-                <w:i w:val="0"/>
-                <w:iCs w:val="0"/>
-                <w:smallCaps w:val="0"/>
-                <w:strike w:val="0"/>
-                <w:color w:val="000000"/>
-                <w:sz w:val="24"/>
-                <w:szCs w:val="24"/>
-                <w:u w:val="none"/>
-                <w:shd w:fill="auto" w:val="clear"/>
-                <w:vertAlign w:val="baseline"/>
-                <w:rtl w:val="0"/>
-              </w:rPr>
-              <w:t xml:space="preserve">5.4.</w:t>
-              <w:tab/>
-              <w:t xml:space="preserve">Limitações e Considerações Metodológicas</w:t>
-              <w:tab/>
-              <w:t xml:space="preserve">40</w:t>
-            </w:r>
-          </w:hyperlink>
-          <w:r>
-            <w:rPr>
-              <w:rtl w:val="0"/>
-            </w:rPr>
-          </w:r>
-        </w:p>
-        <w:p>
-          <w:pPr>
-            <w:keepNext w:val="0"/>
-            <w:keepLines w:val="0"/>
-            <w:pageBreakBefore w:val="0"/>
-            <w:widowControl w:val="1"/>
-            <w:pBdr>
-              <w:top w:space="0" w:sz="0" w:val="nil"/>
-              <w:left w:space="0" w:sz="0" w:val="nil"/>
-              <w:bottom w:space="0" w:sz="0" w:val="nil"/>
-              <w:right w:space="0" w:sz="0" w:val="nil"/>
-              <w:between w:space="0" w:sz="0" w:val="nil"/>
-            </w:pBdr>
-            <w:shd w:fill="auto" w:val="clear"/>
-            <w:tabs>
-              <w:tab w:val="left" w:leader="none" w:pos="480"/>
-              <w:tab w:val="right" w:leader="none" w:pos="9055"/>
-            </w:tabs>
-            <w:spacing w:after="100" w:before="0" w:line="240" w:lineRule="auto"/>
-            <w:ind w:left="0" w:right="0" w:firstLine="0"/>
-            <w:jc w:val="left"/>
-            <w:rPr>
-              <w:rFonts w:ascii="Times New Roman" w:cs="Times New Roman" w:eastAsia="Times New Roman" w:hAnsi="Times New Roman"/>
-              <w:i w:val="0"/>
-              <w:iCs w:val="0"/>
-              <w:smallCaps w:val="0"/>
-              <w:strike w:val="0"/>
-              <w:color w:val="000000"/>
-              <w:sz w:val="24"/>
-              <w:szCs w:val="24"/>
-              <w:u w:val="none"/>
-              <w:shd w:fill="auto" w:val="clear"/>
-              <w:vertAlign w:val="baseline"/>
-            </w:rPr>
-          </w:pPr>
-          <w:hyperlink w:anchor="_heading=h.ystc5ips5mhz">
-            <w:r>
-              <w:rPr>
-                <w:rFonts w:ascii="Times New Roman" w:cs="Times New Roman" w:eastAsia="Times New Roman" w:hAnsi="Times New Roman"/>
-                <w:i w:val="0"/>
-                <w:iCs w:val="0"/>
-                <w:smallCaps w:val="0"/>
-                <w:strike w:val="0"/>
-                <w:color w:val="000000"/>
-                <w:sz w:val="24"/>
-                <w:szCs w:val="24"/>
-                <w:u w:val="none"/>
-                <w:shd w:fill="auto" w:val="clear"/>
-                <w:vertAlign w:val="baseline"/>
-                <w:rtl w:val="0"/>
-              </w:rPr>
-              <w:t xml:space="preserve">6.</w:t>
-              <w:tab/>
-              <w:t xml:space="preserve">CONCLUSÕES E PERSPECTIVAS FUTURAS</w:t>
-              <w:tab/>
-              <w:t xml:space="preserve">40</w:t>
-            </w:r>
-          </w:hyperlink>
-          <w:r>
-            <w:rPr>
-              <w:rtl w:val="0"/>
-            </w:rPr>
-          </w:r>
-        </w:p>
-        <w:p>
-          <w:pPr>
-            <w:keepNext w:val="0"/>
-            <w:keepLines w:val="0"/>
-            <w:pageBreakBefore w:val="0"/>
-            <w:widowControl w:val="1"/>
-            <w:pBdr>
-              <w:top w:space="0" w:sz="0" w:val="nil"/>
-              <w:left w:space="0" w:sz="0" w:val="nil"/>
-              <w:bottom w:space="0" w:sz="0" w:val="nil"/>
-              <w:right w:space="0" w:sz="0" w:val="nil"/>
-              <w:between w:space="0" w:sz="0" w:val="nil"/>
-            </w:pBdr>
-            <w:shd w:fill="auto" w:val="clear"/>
-            <w:tabs>
-              <w:tab w:val="left" w:leader="none" w:pos="960"/>
-              <w:tab w:val="right" w:leader="none" w:pos="9055"/>
-            </w:tabs>
-            <w:spacing w:after="100" w:before="0" w:line="240" w:lineRule="auto"/>
-            <w:ind w:left="240" w:right="0" w:firstLine="0"/>
-            <w:jc w:val="left"/>
-            <w:rPr>
-              <w:rFonts w:ascii="Times New Roman" w:cs="Times New Roman" w:eastAsia="Times New Roman" w:hAnsi="Times New Roman"/>
-              <w:i w:val="0"/>
-              <w:iCs w:val="0"/>
-              <w:smallCaps w:val="0"/>
-              <w:strike w:val="0"/>
-              <w:color w:val="000000"/>
-              <w:sz w:val="24"/>
-              <w:szCs w:val="24"/>
-              <w:u w:val="none"/>
-              <w:shd w:fill="auto" w:val="clear"/>
-              <w:vertAlign w:val="baseline"/>
-            </w:rPr>
-          </w:pPr>
-          <w:hyperlink w:anchor="_heading=h.od43s6ibqp4k">
-            <w:r>
-              <w:rPr>
-                <w:rFonts w:ascii="Times New Roman" w:cs="Times New Roman" w:eastAsia="Times New Roman" w:hAnsi="Times New Roman"/>
-                <w:i w:val="0"/>
-                <w:iCs w:val="0"/>
-                <w:smallCaps w:val="0"/>
-                <w:strike w:val="0"/>
-                <w:color w:val="000000"/>
-                <w:sz w:val="24"/>
-                <w:szCs w:val="24"/>
-                <w:u w:val="none"/>
-                <w:shd w:fill="auto" w:val="clear"/>
-                <w:vertAlign w:val="baseline"/>
-                <w:rtl w:val="0"/>
-              </w:rPr>
-              <w:t xml:space="preserve">6.1.</w:t>
-              <w:tab/>
-              <w:t xml:space="preserve">Conclusões Principais</w:t>
-              <w:tab/>
-              <w:t xml:space="preserve">40</w:t>
-            </w:r>
-          </w:hyperlink>
-          <w:r>
-            <w:rPr>
-              <w:rtl w:val="0"/>
-            </w:rPr>
-          </w:r>
-        </w:p>
-        <w:p>
-          <w:pPr>
-            <w:keepNext w:val="0"/>
-            <w:keepLines w:val="0"/>
-            <w:pageBreakBefore w:val="0"/>
-            <w:widowControl w:val="1"/>
-            <w:pBdr>
-              <w:top w:space="0" w:sz="0" w:val="nil"/>
-              <w:left w:space="0" w:sz="0" w:val="nil"/>
-              <w:bottom w:space="0" w:sz="0" w:val="nil"/>
-              <w:right w:space="0" w:sz="0" w:val="nil"/>
-              <w:between w:space="0" w:sz="0" w:val="nil"/>
-            </w:pBdr>
-            <w:shd w:fill="auto" w:val="clear"/>
-            <w:tabs>
-              <w:tab w:val="left" w:leader="none" w:pos="960"/>
-              <w:tab w:val="right" w:leader="none" w:pos="9055"/>
-            </w:tabs>
-            <w:spacing w:after="100" w:before="0" w:line="240" w:lineRule="auto"/>
-            <w:ind w:left="240" w:right="0" w:firstLine="0"/>
-            <w:jc w:val="left"/>
-            <w:rPr>
-              <w:rFonts w:ascii="Times New Roman" w:cs="Times New Roman" w:eastAsia="Times New Roman" w:hAnsi="Times New Roman"/>
-              <w:i w:val="0"/>
-              <w:iCs w:val="0"/>
-              <w:smallCaps w:val="0"/>
-              <w:strike w:val="0"/>
-              <w:color w:val="000000"/>
-              <w:sz w:val="24"/>
-              <w:szCs w:val="24"/>
-              <w:u w:val="none"/>
-              <w:shd w:fill="auto" w:val="clear"/>
-              <w:vertAlign w:val="baseline"/>
-            </w:rPr>
-          </w:pPr>
-          <w:hyperlink w:anchor="_heading=h.gdkbsad35l8p">
-            <w:r>
-              <w:rPr>
-                <w:rFonts w:ascii="Times New Roman" w:cs="Times New Roman" w:eastAsia="Times New Roman" w:hAnsi="Times New Roman"/>
-                <w:i w:val="0"/>
-                <w:iCs w:val="0"/>
-                <w:smallCaps w:val="0"/>
-                <w:strike w:val="0"/>
-                <w:color w:val="000000"/>
-                <w:sz w:val="24"/>
-                <w:szCs w:val="24"/>
-                <w:u w:val="none"/>
-                <w:shd w:fill="auto" w:val="clear"/>
-                <w:vertAlign w:val="baseline"/>
-                <w:rtl w:val="0"/>
-              </w:rPr>
-              <w:t xml:space="preserve">6.2.</w:t>
-              <w:tab/>
-              <w:t xml:space="preserve">Contribuições do Trabalho</w:t>
-              <w:tab/>
-              <w:t xml:space="preserve">41</w:t>
-            </w:r>
-          </w:hyperlink>
-          <w:r>
-            <w:rPr>
-              <w:rtl w:val="0"/>
-            </w:rPr>
-          </w:r>
-        </w:p>
-        <w:p>
-          <w:pPr>
-            <w:keepNext w:val="0"/>
-            <w:keepLines w:val="0"/>
-            <w:pageBreakBefore w:val="0"/>
-            <w:widowControl w:val="1"/>
-            <w:pBdr>
-              <w:top w:space="0" w:sz="0" w:val="nil"/>
-              <w:left w:space="0" w:sz="0" w:val="nil"/>
-              <w:bottom w:space="0" w:sz="0" w:val="nil"/>
-              <w:right w:space="0" w:sz="0" w:val="nil"/>
-              <w:between w:space="0" w:sz="0" w:val="nil"/>
-            </w:pBdr>
-            <w:shd w:fill="auto" w:val="clear"/>
-            <w:tabs>
-              <w:tab w:val="left" w:leader="none" w:pos="960"/>
-              <w:tab w:val="right" w:leader="none" w:pos="9055"/>
-            </w:tabs>
-            <w:spacing w:after="100" w:before="0" w:line="240" w:lineRule="auto"/>
-            <w:ind w:left="240" w:right="0" w:firstLine="0"/>
-            <w:jc w:val="left"/>
-            <w:rPr>
-              <w:rFonts w:ascii="Times New Roman" w:cs="Times New Roman" w:eastAsia="Times New Roman" w:hAnsi="Times New Roman"/>
-              <w:i w:val="0"/>
-              <w:iCs w:val="0"/>
-              <w:smallCaps w:val="0"/>
-              <w:strike w:val="0"/>
-              <w:color w:val="000000"/>
-              <w:sz w:val="24"/>
-              <w:szCs w:val="24"/>
-              <w:u w:val="none"/>
-              <w:shd w:fill="auto" w:val="clear"/>
-              <w:vertAlign w:val="baseline"/>
-            </w:rPr>
-          </w:pPr>
-          <w:hyperlink w:anchor="_heading=h.334o39lyo1d9">
-            <w:r>
-              <w:rPr>
-                <w:rFonts w:ascii="Times New Roman" w:cs="Times New Roman" w:eastAsia="Times New Roman" w:hAnsi="Times New Roman"/>
-                <w:i w:val="0"/>
-                <w:iCs w:val="0"/>
-                <w:smallCaps w:val="0"/>
-                <w:strike w:val="0"/>
-                <w:color w:val="000000"/>
-                <w:sz w:val="24"/>
-                <w:szCs w:val="24"/>
-                <w:u w:val="none"/>
-                <w:shd w:fill="auto" w:val="clear"/>
-                <w:vertAlign w:val="baseline"/>
-                <w:rtl w:val="0"/>
-              </w:rPr>
-              <w:t xml:space="preserve">6.3.</w:t>
-              <w:tab/>
-              <w:t xml:space="preserve">Trabalhos Futuros</w:t>
-              <w:tab/>
-              <w:t xml:space="preserve">41</w:t>
-            </w:r>
-          </w:hyperlink>
-          <w:r>
-            <w:rPr>
-              <w:rtl w:val="0"/>
-            </w:rPr>
-          </w:r>
-        </w:p>
-        <w:p>
-          <w:pPr>
-            <w:rPr>
-              <w:rFonts w:ascii="Times New Roman" w:cs="Times New Roman" w:eastAsia="Times New Roman" w:hAnsi="Times New Roman"/>
-            </w:rPr>
-          </w:pPr>
           <w:r>
             <w:rPr>
               <w:rtl w:val="0"/>
@@ -5437,27 +5257,20 @@
     </w:p>
     <w:p>
       <w:pPr>
+        <w:pStyle w:val="Heading2"/>
         <w:keepNext w:val="1"/>
         <w:keepLines w:val="1"/>
-        <w:pageBreakBefore w:val="0"/>
-        <w:widowControl w:val="1"/>
         <w:numPr>
           <w:ilvl w:val="1"/>
           <w:numId w:val="1"/>
         </w:numPr>
-        <w:pBdr>
-          <w:top w:space="0" w:sz="0" w:val="nil"/>
-          <w:left w:space="0" w:sz="0" w:val="nil"/>
-          <w:bottom w:space="0" w:sz="0" w:val="nil"/>
-          <w:right w:space="0" w:sz="0" w:val="nil"/>
-          <w:between w:space="0" w:sz="0" w:val="nil"/>
-        </w:pBdr>
-        <w:shd w:fill="auto" w:val="clear"/>
-        <w:spacing w:after="80" w:before="0" w:line="360" w:lineRule="auto"/>
-        <w:ind w:left="1440" w:right="0" w:hanging="360"/>
-        <w:jc w:val="both"/>
-        <w:rPr>
-          <w:rFonts w:ascii="Times New Roman" w:cs="Times New Roman" w:eastAsia="Times New Roman" w:hAnsi="Times New Roman"/>
+        <w:spacing w:after="80" w:line="360" w:lineRule="auto"/>
+        <w:ind w:left="1440" w:hanging="360"/>
+        <w:jc w:val="both"/>
+        <w:rPr>
+          <w:rFonts w:ascii="Times New Roman" w:cs="Times New Roman" w:eastAsia="Times New Roman" w:hAnsi="Times New Roman"/>
+          <w:sz w:val="28"/>
+          <w:szCs w:val="28"/>
         </w:rPr>
       </w:pPr>
       <w:bookmarkStart w:colFirst="0" w:colLast="0" w:name="_heading=h.oh9xdhk3iahp" w:id="7"/>
@@ -5465,17 +5278,8 @@
       <w:r>
         <w:rPr>
           <w:rFonts w:ascii="Times New Roman" w:cs="Times New Roman" w:eastAsia="Times New Roman" w:hAnsi="Times New Roman"/>
-          <w:b w:val="1"/>
-          <w:bCs w:val="1"/>
-          <w:i w:val="0"/>
-          <w:iCs w:val="0"/>
-          <w:smallCaps w:val="0"/>
-          <w:strike w:val="0"/>
-          <w:color w:val="000000"/>
           <w:sz w:val="28"/>
           <w:szCs w:val="28"/>
-          <w:u w:val="none"/>
-          <w:shd w:fill="auto" w:val="clear"/>
           <w:vertAlign w:val="baseline"/>
           <w:rtl w:val="0"/>
         </w:rPr>
@@ -5496,7 +5300,7 @@
           <w:rFonts w:ascii="Times New Roman" w:cs="Times New Roman" w:eastAsia="Times New Roman" w:hAnsi="Times New Roman"/>
           <w:rtl w:val="0"/>
         </w:rPr>
-        <w:t xml:space="preserve">A Inteligência Artificial (IA) tem se firmado como uma força transformadora em diversas áreas da ciência, com impactos particularmente relevantes no campo da descoberta de medicamentos. Por meio de técnicas como o aprendizado de máquina e o aprendizado profundo, tornou-se possível analisar grandes volumes de dados químicos e biológicos, identificar padrões complexos e realizar previsões com níveis de precisão sem precedentes. Essas abordagens facilitam desde a triagem virtual de compostos até a previsão de atividades biológicas e a seleção de candidatos a medicamentos, viabilizando um fluxo de trabalho mais ágil e eficiente.</w:t>
+        <w:t xml:space="preserve">A Inteligência Artificial (IA) tem se firmado como uma força transformadora em diversas áreas da ciência, com impactos particularmente relevantes no campo da descoberta de medicamentos (RÉDA et al., 2020; OLIVEIRA, 2021). Por meio de técnicas como o aprendizado de máquina e o aprendizado profundo, tornou-se possível analisar grandes volumes de dados químicos e biológicos (como os disponíveis em ChEMBL (BENTO et al., 2014), PubChem (KIM et tal., 2019) e BindingDB (GILSON et al., 2016)), identificar padrões complexos e realizar previsões com níveis de precisão sem precedentes. Essas abordagens facilitam desde a triagem virtual de compostos até a previsão de atividades biológicas e a seleção de candidatos a medicamentos, viabilizando um fluxo de trabalho mais ágil e eficiente.</w:t>
       </w:r>
     </w:p>
     <w:p>
@@ -5516,27 +5320,20 @@
     </w:p>
     <w:p>
       <w:pPr>
+        <w:pStyle w:val="Heading2"/>
         <w:keepNext w:val="1"/>
         <w:keepLines w:val="1"/>
-        <w:pageBreakBefore w:val="0"/>
-        <w:widowControl w:val="1"/>
         <w:numPr>
           <w:ilvl w:val="1"/>
           <w:numId w:val="1"/>
         </w:numPr>
-        <w:pBdr>
-          <w:top w:space="0" w:sz="0" w:val="nil"/>
-          <w:left w:space="0" w:sz="0" w:val="nil"/>
-          <w:bottom w:space="0" w:sz="0" w:val="nil"/>
-          <w:right w:space="0" w:sz="0" w:val="nil"/>
-          <w:between w:space="0" w:sz="0" w:val="nil"/>
-        </w:pBdr>
-        <w:shd w:fill="auto" w:val="clear"/>
-        <w:spacing w:after="80" w:before="0" w:line="360" w:lineRule="auto"/>
-        <w:ind w:left="1440" w:right="0" w:hanging="360"/>
-        <w:jc w:val="both"/>
-        <w:rPr>
-          <w:rFonts w:ascii="Times New Roman" w:cs="Times New Roman" w:eastAsia="Times New Roman" w:hAnsi="Times New Roman"/>
+        <w:spacing w:after="80" w:line="360" w:lineRule="auto"/>
+        <w:ind w:left="1440" w:hanging="360"/>
+        <w:jc w:val="both"/>
+        <w:rPr>
+          <w:rFonts w:ascii="Times New Roman" w:cs="Times New Roman" w:eastAsia="Times New Roman" w:hAnsi="Times New Roman"/>
+          <w:sz w:val="28"/>
+          <w:szCs w:val="28"/>
         </w:rPr>
       </w:pPr>
       <w:bookmarkStart w:colFirst="0" w:colLast="0" w:name="_heading=h.fxs15oawoh8c" w:id="8"/>
@@ -5544,17 +5341,8 @@
       <w:r>
         <w:rPr>
           <w:rFonts w:ascii="Times New Roman" w:cs="Times New Roman" w:eastAsia="Times New Roman" w:hAnsi="Times New Roman"/>
-          <w:b w:val="1"/>
-          <w:bCs w:val="1"/>
-          <w:i w:val="0"/>
-          <w:iCs w:val="0"/>
-          <w:smallCaps w:val="0"/>
-          <w:strike w:val="0"/>
-          <w:color w:val="000000"/>
           <w:sz w:val="28"/>
           <w:szCs w:val="28"/>
-          <w:u w:val="none"/>
-          <w:shd w:fill="auto" w:val="clear"/>
           <w:vertAlign w:val="baseline"/>
           <w:rtl w:val="0"/>
         </w:rPr>
@@ -5595,27 +5383,20 @@
     </w:p>
     <w:p>
       <w:pPr>
+        <w:pStyle w:val="Heading2"/>
         <w:keepNext w:val="1"/>
         <w:keepLines w:val="1"/>
-        <w:pageBreakBefore w:val="0"/>
-        <w:widowControl w:val="1"/>
         <w:numPr>
           <w:ilvl w:val="1"/>
           <w:numId w:val="1"/>
         </w:numPr>
-        <w:pBdr>
-          <w:top w:space="0" w:sz="0" w:val="nil"/>
-          <w:left w:space="0" w:sz="0" w:val="nil"/>
-          <w:bottom w:space="0" w:sz="0" w:val="nil"/>
-          <w:right w:space="0" w:sz="0" w:val="nil"/>
-          <w:between w:space="0" w:sz="0" w:val="nil"/>
-        </w:pBdr>
-        <w:shd w:fill="auto" w:val="clear"/>
-        <w:spacing w:after="80" w:before="0" w:line="360" w:lineRule="auto"/>
-        <w:ind w:left="1440" w:right="0" w:hanging="360"/>
-        <w:jc w:val="both"/>
-        <w:rPr>
-          <w:rFonts w:ascii="Times New Roman" w:cs="Times New Roman" w:eastAsia="Times New Roman" w:hAnsi="Times New Roman"/>
+        <w:spacing w:after="80" w:line="360" w:lineRule="auto"/>
+        <w:ind w:left="1440" w:hanging="360"/>
+        <w:jc w:val="both"/>
+        <w:rPr>
+          <w:rFonts w:ascii="Times New Roman" w:cs="Times New Roman" w:eastAsia="Times New Roman" w:hAnsi="Times New Roman"/>
+          <w:sz w:val="28"/>
+          <w:szCs w:val="28"/>
         </w:rPr>
       </w:pPr>
       <w:bookmarkStart w:colFirst="0" w:colLast="0" w:name="_heading=h.aazunkfvs546" w:id="9"/>
@@ -5623,77 +5404,61 @@
       <w:r>
         <w:rPr>
           <w:rFonts w:ascii="Times New Roman" w:cs="Times New Roman" w:eastAsia="Times New Roman" w:hAnsi="Times New Roman"/>
+          <w:sz w:val="28"/>
+          <w:szCs w:val="28"/>
+          <w:vertAlign w:val="baseline"/>
+          <w:rtl w:val="0"/>
+        </w:rPr>
+        <w:t xml:space="preserve">Aprendizado Profundo (Deep Learning)</w:t>
+      </w:r>
+    </w:p>
+    <w:p>
+      <w:pPr>
+        <w:rPr>
+          <w:rFonts w:ascii="Times New Roman" w:cs="Times New Roman" w:eastAsia="Times New Roman" w:hAnsi="Times New Roman"/>
+        </w:rPr>
+      </w:pPr>
+      <w:r>
+        <w:rPr>
+          <w:rFonts w:ascii="Times New Roman" w:cs="Times New Roman" w:eastAsia="Times New Roman" w:hAnsi="Times New Roman"/>
+          <w:rtl w:val="0"/>
+        </w:rPr>
+        <w:t xml:space="preserve">O aprendizado profundo representa um avanço dentro do aprendizado de máquina, utilizando redes neurais com múltiplas camadas para capturar relações complexas em grandes volumes de dados. Na descoberta de medicamentos, técnicas como as redes neurais convolucionais (CNNs) e as redes neurais recorrentes (RNNs) têm se mostrado especialmente valiosas. Esses modelos se destacam por sua capacidade de interpretar dados não estruturados – como imagens de estruturas moleculares e sequências proteicas –, convertendo essas informações em insights preditivos para o desenvolvimento de fármacos.</w:t>
+      </w:r>
+    </w:p>
+    <w:p>
+      <w:pPr>
+        <w:spacing w:line="360" w:lineRule="auto"/>
+        <w:ind w:left="1440" w:firstLine="0"/>
+        <w:jc w:val="both"/>
+        <w:rPr>
+          <w:rFonts w:ascii="Times New Roman" w:cs="Times New Roman" w:eastAsia="Times New Roman" w:hAnsi="Times New Roman"/>
           <w:b w:val="1"/>
           <w:bCs w:val="1"/>
-          <w:i w:val="0"/>
-          <w:iCs w:val="0"/>
-          <w:smallCaps w:val="0"/>
-          <w:strike w:val="0"/>
-          <w:color w:val="000000"/>
-          <w:sz w:val="28"/>
-          <w:szCs w:val="28"/>
-          <w:u w:val="none"/>
-          <w:shd w:fill="auto" w:val="clear"/>
-          <w:vertAlign w:val="baseline"/>
-          <w:rtl w:val="0"/>
-        </w:rPr>
-        <w:t xml:space="preserve">Aprendizado Profundo (Deep Learning)</w:t>
-      </w:r>
-    </w:p>
-    <w:p>
-      <w:pPr>
-        <w:rPr>
-          <w:rFonts w:ascii="Times New Roman" w:cs="Times New Roman" w:eastAsia="Times New Roman" w:hAnsi="Times New Roman"/>
-        </w:rPr>
-      </w:pPr>
-      <w:r>
-        <w:rPr>
-          <w:rFonts w:ascii="Times New Roman" w:cs="Times New Roman" w:eastAsia="Times New Roman" w:hAnsi="Times New Roman"/>
-          <w:rtl w:val="0"/>
-        </w:rPr>
-        <w:t xml:space="preserve">O aprendizado profundo representa um avanço dentro do aprendizado de máquina, utilizando redes neurais com múltiplas camadas para capturar relações complexas em grandes volumes de dados. Na descoberta de medicamentos, técnicas como as redes neurais convolucionais (CNNs) e as redes neurais recorrentes (RNNs) têm se mostrado especialmente valiosas. Esses modelos se destacam por sua capacidade de interpretar dados não estruturados – como imagens de estruturas moleculares e sequências proteicas –, convertendo essas informações em insights preditivos para o desenvolvimento de fármacos.</w:t>
-      </w:r>
-    </w:p>
-    <w:p>
-      <w:pPr>
-        <w:spacing w:line="360" w:lineRule="auto"/>
-        <w:ind w:left="1440" w:firstLine="0"/>
-        <w:jc w:val="both"/>
-        <w:rPr>
-          <w:rFonts w:ascii="Times New Roman" w:cs="Times New Roman" w:eastAsia="Times New Roman" w:hAnsi="Times New Roman"/>
-          <w:b w:val="1"/>
-          <w:bCs w:val="1"/>
-        </w:rPr>
-      </w:pPr>
-      <w:r>
-        <w:rPr>
-          <w:rtl w:val="0"/>
-        </w:rPr>
-      </w:r>
-    </w:p>
-    <w:p>
-      <w:pPr>
+        </w:rPr>
+      </w:pPr>
+      <w:r>
+        <w:rPr>
+          <w:rtl w:val="0"/>
+        </w:rPr>
+      </w:r>
+    </w:p>
+    <w:p>
+      <w:pPr>
+        <w:pStyle w:val="Heading2"/>
         <w:keepNext w:val="1"/>
         <w:keepLines w:val="1"/>
-        <w:pageBreakBefore w:val="0"/>
-        <w:widowControl w:val="1"/>
         <w:numPr>
           <w:ilvl w:val="1"/>
           <w:numId w:val="1"/>
         </w:numPr>
-        <w:pBdr>
-          <w:top w:space="0" w:sz="0" w:val="nil"/>
-          <w:left w:space="0" w:sz="0" w:val="nil"/>
-          <w:bottom w:space="0" w:sz="0" w:val="nil"/>
-          <w:right w:space="0" w:sz="0" w:val="nil"/>
-          <w:between w:space="0" w:sz="0" w:val="nil"/>
-        </w:pBdr>
-        <w:shd w:fill="auto" w:val="clear"/>
-        <w:spacing w:after="80" w:before="0" w:line="360" w:lineRule="auto"/>
-        <w:ind w:left="1440" w:right="0" w:hanging="360"/>
-        <w:jc w:val="both"/>
-        <w:rPr>
-          <w:rFonts w:ascii="Times New Roman" w:cs="Times New Roman" w:eastAsia="Times New Roman" w:hAnsi="Times New Roman"/>
+        <w:spacing w:after="80" w:line="360" w:lineRule="auto"/>
+        <w:ind w:left="1440" w:hanging="360"/>
+        <w:jc w:val="both"/>
+        <w:rPr>
+          <w:rFonts w:ascii="Times New Roman" w:cs="Times New Roman" w:eastAsia="Times New Roman" w:hAnsi="Times New Roman"/>
+          <w:sz w:val="28"/>
+          <w:szCs w:val="28"/>
         </w:rPr>
       </w:pPr>
       <w:bookmarkStart w:colFirst="0" w:colLast="0" w:name="_heading=h.sosqkb1r4ftt" w:id="10"/>
@@ -5701,17 +5466,8 @@
       <w:r>
         <w:rPr>
           <w:rFonts w:ascii="Times New Roman" w:cs="Times New Roman" w:eastAsia="Times New Roman" w:hAnsi="Times New Roman"/>
-          <w:b w:val="1"/>
-          <w:bCs w:val="1"/>
-          <w:i w:val="0"/>
-          <w:iCs w:val="0"/>
-          <w:smallCaps w:val="0"/>
-          <w:strike w:val="0"/>
-          <w:color w:val="000000"/>
           <w:sz w:val="28"/>
           <w:szCs w:val="28"/>
-          <w:u w:val="none"/>
-          <w:shd w:fill="auto" w:val="clear"/>
           <w:vertAlign w:val="baseline"/>
           <w:rtl w:val="0"/>
         </w:rPr>
@@ -5752,27 +5508,20 @@
     </w:p>
     <w:p>
       <w:pPr>
+        <w:pStyle w:val="Heading2"/>
         <w:keepNext w:val="1"/>
         <w:keepLines w:val="1"/>
-        <w:pageBreakBefore w:val="0"/>
-        <w:widowControl w:val="1"/>
         <w:numPr>
           <w:ilvl w:val="1"/>
           <w:numId w:val="1"/>
         </w:numPr>
-        <w:pBdr>
-          <w:top w:space="0" w:sz="0" w:val="nil"/>
-          <w:left w:space="0" w:sz="0" w:val="nil"/>
-          <w:bottom w:space="0" w:sz="0" w:val="nil"/>
-          <w:right w:space="0" w:sz="0" w:val="nil"/>
-          <w:between w:space="0" w:sz="0" w:val="nil"/>
-        </w:pBdr>
-        <w:shd w:fill="auto" w:val="clear"/>
-        <w:spacing w:after="80" w:before="0" w:line="360" w:lineRule="auto"/>
-        <w:ind w:left="1440" w:right="0" w:hanging="360"/>
-        <w:jc w:val="both"/>
-        <w:rPr>
-          <w:rFonts w:ascii="Times New Roman" w:cs="Times New Roman" w:eastAsia="Times New Roman" w:hAnsi="Times New Roman"/>
+        <w:spacing w:after="80" w:line="360" w:lineRule="auto"/>
+        <w:ind w:left="1440" w:hanging="360"/>
+        <w:jc w:val="both"/>
+        <w:rPr>
+          <w:rFonts w:ascii="Times New Roman" w:cs="Times New Roman" w:eastAsia="Times New Roman" w:hAnsi="Times New Roman"/>
+          <w:sz w:val="28"/>
+          <w:szCs w:val="28"/>
         </w:rPr>
       </w:pPr>
       <w:bookmarkStart w:colFirst="0" w:colLast="0" w:name="_heading=h.r95nngwbb1u0" w:id="11"/>
@@ -5780,17 +5529,8 @@
       <w:r>
         <w:rPr>
           <w:rFonts w:ascii="Times New Roman" w:cs="Times New Roman" w:eastAsia="Times New Roman" w:hAnsi="Times New Roman"/>
-          <w:b w:val="1"/>
-          <w:bCs w:val="1"/>
-          <w:i w:val="0"/>
-          <w:iCs w:val="0"/>
-          <w:smallCaps w:val="0"/>
-          <w:strike w:val="0"/>
-          <w:color w:val="000000"/>
           <w:sz w:val="28"/>
           <w:szCs w:val="28"/>
-          <w:u w:val="none"/>
-          <w:shd w:fill="auto" w:val="clear"/>
           <w:vertAlign w:val="baseline"/>
           <w:rtl w:val="0"/>
         </w:rPr>
@@ -5831,27 +5571,20 @@
     </w:p>
     <w:p>
       <w:pPr>
+        <w:pStyle w:val="Heading2"/>
         <w:keepNext w:val="1"/>
         <w:keepLines w:val="1"/>
-        <w:pageBreakBefore w:val="0"/>
-        <w:widowControl w:val="1"/>
         <w:numPr>
           <w:ilvl w:val="1"/>
           <w:numId w:val="1"/>
         </w:numPr>
-        <w:pBdr>
-          <w:top w:space="0" w:sz="0" w:val="nil"/>
-          <w:left w:space="0" w:sz="0" w:val="nil"/>
-          <w:bottom w:space="0" w:sz="0" w:val="nil"/>
-          <w:right w:space="0" w:sz="0" w:val="nil"/>
-          <w:between w:space="0" w:sz="0" w:val="nil"/>
-        </w:pBdr>
-        <w:shd w:fill="auto" w:val="clear"/>
-        <w:spacing w:after="80" w:before="0" w:line="360" w:lineRule="auto"/>
-        <w:ind w:left="1440" w:right="0" w:hanging="360"/>
-        <w:jc w:val="both"/>
-        <w:rPr>
-          <w:rFonts w:ascii="Times New Roman" w:cs="Times New Roman" w:eastAsia="Times New Roman" w:hAnsi="Times New Roman"/>
+        <w:spacing w:after="80" w:line="360" w:lineRule="auto"/>
+        <w:ind w:left="1440" w:hanging="360"/>
+        <w:jc w:val="both"/>
+        <w:rPr>
+          <w:rFonts w:ascii="Times New Roman" w:cs="Times New Roman" w:eastAsia="Times New Roman" w:hAnsi="Times New Roman"/>
+          <w:sz w:val="28"/>
+          <w:szCs w:val="28"/>
         </w:rPr>
       </w:pPr>
       <w:bookmarkStart w:colFirst="0" w:colLast="0" w:name="_heading=h.yw2ci7djh6x7" w:id="12"/>
@@ -5859,17 +5592,8 @@
       <w:r>
         <w:rPr>
           <w:rFonts w:ascii="Times New Roman" w:cs="Times New Roman" w:eastAsia="Times New Roman" w:hAnsi="Times New Roman"/>
-          <w:b w:val="1"/>
-          <w:bCs w:val="1"/>
-          <w:i w:val="0"/>
-          <w:iCs w:val="0"/>
-          <w:smallCaps w:val="0"/>
-          <w:strike w:val="0"/>
-          <w:color w:val="000000"/>
           <w:sz w:val="28"/>
           <w:szCs w:val="28"/>
-          <w:u w:val="none"/>
-          <w:shd w:fill="auto" w:val="clear"/>
           <w:vertAlign w:val="baseline"/>
           <w:rtl w:val="0"/>
         </w:rPr>
@@ -5910,27 +5634,20 @@
     </w:p>
     <w:p>
       <w:pPr>
+        <w:pStyle w:val="Heading2"/>
         <w:keepNext w:val="1"/>
         <w:keepLines w:val="1"/>
-        <w:pageBreakBefore w:val="0"/>
-        <w:widowControl w:val="1"/>
         <w:numPr>
           <w:ilvl w:val="1"/>
           <w:numId w:val="1"/>
         </w:numPr>
-        <w:pBdr>
-          <w:top w:space="0" w:sz="0" w:val="nil"/>
-          <w:left w:space="0" w:sz="0" w:val="nil"/>
-          <w:bottom w:space="0" w:sz="0" w:val="nil"/>
-          <w:right w:space="0" w:sz="0" w:val="nil"/>
-          <w:between w:space="0" w:sz="0" w:val="nil"/>
-        </w:pBdr>
-        <w:shd w:fill="auto" w:val="clear"/>
-        <w:spacing w:after="80" w:before="0" w:line="360" w:lineRule="auto"/>
-        <w:ind w:left="1440" w:right="0" w:hanging="360"/>
-        <w:jc w:val="both"/>
-        <w:rPr>
-          <w:rFonts w:ascii="Times New Roman" w:cs="Times New Roman" w:eastAsia="Times New Roman" w:hAnsi="Times New Roman"/>
+        <w:spacing w:after="80" w:line="360" w:lineRule="auto"/>
+        <w:ind w:left="1440" w:hanging="360"/>
+        <w:jc w:val="both"/>
+        <w:rPr>
+          <w:rFonts w:ascii="Times New Roman" w:cs="Times New Roman" w:eastAsia="Times New Roman" w:hAnsi="Times New Roman"/>
+          <w:sz w:val="28"/>
+          <w:szCs w:val="28"/>
         </w:rPr>
       </w:pPr>
       <w:bookmarkStart w:colFirst="0" w:colLast="0" w:name="_heading=h.othd8ps9opri" w:id="13"/>
@@ -5938,17 +5655,8 @@
       <w:r>
         <w:rPr>
           <w:rFonts w:ascii="Times New Roman" w:cs="Times New Roman" w:eastAsia="Times New Roman" w:hAnsi="Times New Roman"/>
-          <w:b w:val="1"/>
-          <w:bCs w:val="1"/>
-          <w:i w:val="0"/>
-          <w:iCs w:val="0"/>
-          <w:smallCaps w:val="0"/>
-          <w:strike w:val="0"/>
-          <w:color w:val="000000"/>
           <w:sz w:val="28"/>
           <w:szCs w:val="28"/>
-          <w:u w:val="none"/>
-          <w:shd w:fill="auto" w:val="clear"/>
           <w:vertAlign w:val="baseline"/>
           <w:rtl w:val="0"/>
         </w:rPr>
@@ -5996,32 +5704,25 @@
           <w:szCs w:val="28"/>
           <w:rtl w:val="0"/>
         </w:rPr>
-        <w:t xml:space="preserve">REFERENCIAL TEÓRICO</w:t>
-      </w:r>
-    </w:p>
-    <w:p>
-      <w:pPr>
+        <w:t xml:space="preserve">MATERIAIS E MÉTODOS</w:t>
+      </w:r>
+    </w:p>
+    <w:p>
+      <w:pPr>
+        <w:pStyle w:val="Heading2"/>
         <w:keepNext w:val="1"/>
         <w:keepLines w:val="1"/>
-        <w:pageBreakBefore w:val="0"/>
-        <w:widowControl w:val="1"/>
         <w:numPr>
           <w:ilvl w:val="1"/>
           <w:numId w:val="1"/>
         </w:numPr>
-        <w:pBdr>
-          <w:top w:space="0" w:sz="0" w:val="nil"/>
-          <w:left w:space="0" w:sz="0" w:val="nil"/>
-          <w:bottom w:space="0" w:sz="0" w:val="nil"/>
-          <w:right w:space="0" w:sz="0" w:val="nil"/>
-          <w:between w:space="0" w:sz="0" w:val="nil"/>
-        </w:pBdr>
-        <w:shd w:fill="auto" w:val="clear"/>
-        <w:spacing w:after="80" w:before="0" w:line="360" w:lineRule="auto"/>
-        <w:ind w:left="1440" w:right="0" w:hanging="360"/>
-        <w:jc w:val="both"/>
-        <w:rPr>
-          <w:rFonts w:ascii="Times New Roman" w:cs="Times New Roman" w:eastAsia="Times New Roman" w:hAnsi="Times New Roman"/>
+        <w:spacing w:after="80" w:line="360" w:lineRule="auto"/>
+        <w:ind w:left="1440" w:hanging="360"/>
+        <w:jc w:val="both"/>
+        <w:rPr>
+          <w:rFonts w:ascii="Times New Roman" w:cs="Times New Roman" w:eastAsia="Times New Roman" w:hAnsi="Times New Roman"/>
+          <w:sz w:val="28"/>
+          <w:szCs w:val="28"/>
         </w:rPr>
       </w:pPr>
       <w:bookmarkStart w:colFirst="0" w:colLast="0" w:name="_heading=h.2kp6k16udmz0" w:id="15"/>
@@ -6029,17 +5730,8 @@
       <w:r>
         <w:rPr>
           <w:rFonts w:ascii="Times New Roman" w:cs="Times New Roman" w:eastAsia="Times New Roman" w:hAnsi="Times New Roman"/>
-          <w:b w:val="1"/>
-          <w:bCs w:val="1"/>
-          <w:i w:val="0"/>
-          <w:iCs w:val="0"/>
-          <w:smallCaps w:val="0"/>
-          <w:strike w:val="0"/>
-          <w:color w:val="000000"/>
           <w:sz w:val="28"/>
           <w:szCs w:val="28"/>
-          <w:u w:val="none"/>
-          <w:shd w:fill="auto" w:val="clear"/>
           <w:vertAlign w:val="baseline"/>
           <w:rtl w:val="0"/>
         </w:rPr>
@@ -6113,27 +5805,20 @@
     </w:p>
     <w:p>
       <w:pPr>
+        <w:pStyle w:val="Heading2"/>
         <w:keepNext w:val="1"/>
         <w:keepLines w:val="1"/>
-        <w:pageBreakBefore w:val="0"/>
-        <w:widowControl w:val="1"/>
         <w:numPr>
           <w:ilvl w:val="1"/>
           <w:numId w:val="1"/>
         </w:numPr>
-        <w:pBdr>
-          <w:top w:space="0" w:sz="0" w:val="nil"/>
-          <w:left w:space="0" w:sz="0" w:val="nil"/>
-          <w:bottom w:space="0" w:sz="0" w:val="nil"/>
-          <w:right w:space="0" w:sz="0" w:val="nil"/>
-          <w:between w:space="0" w:sz="0" w:val="nil"/>
-        </w:pBdr>
-        <w:shd w:fill="auto" w:val="clear"/>
-        <w:spacing w:after="80" w:before="0" w:line="360" w:lineRule="auto"/>
-        <w:ind w:left="1440" w:right="0" w:hanging="360"/>
-        <w:jc w:val="both"/>
-        <w:rPr>
-          <w:rFonts w:ascii="Times New Roman" w:cs="Times New Roman" w:eastAsia="Times New Roman" w:hAnsi="Times New Roman"/>
+        <w:spacing w:after="80" w:line="360" w:lineRule="auto"/>
+        <w:ind w:left="1440" w:hanging="360"/>
+        <w:jc w:val="both"/>
+        <w:rPr>
+          <w:rFonts w:ascii="Times New Roman" w:cs="Times New Roman" w:eastAsia="Times New Roman" w:hAnsi="Times New Roman"/>
+          <w:sz w:val="28"/>
+          <w:szCs w:val="28"/>
         </w:rPr>
       </w:pPr>
       <w:bookmarkStart w:colFirst="0" w:colLast="0" w:name="_heading=h.1pgrulpua8vt" w:id="16"/>
@@ -6141,17 +5826,8 @@
       <w:r>
         <w:rPr>
           <w:rFonts w:ascii="Times New Roman" w:cs="Times New Roman" w:eastAsia="Times New Roman" w:hAnsi="Times New Roman"/>
-          <w:b w:val="1"/>
-          <w:bCs w:val="1"/>
-          <w:i w:val="0"/>
-          <w:iCs w:val="0"/>
-          <w:smallCaps w:val="0"/>
-          <w:strike w:val="0"/>
-          <w:color w:val="000000"/>
           <w:sz w:val="28"/>
           <w:szCs w:val="28"/>
-          <w:u w:val="none"/>
-          <w:shd w:fill="auto" w:val="clear"/>
           <w:vertAlign w:val="baseline"/>
           <w:rtl w:val="0"/>
         </w:rPr>
@@ -6172,7 +5848,7 @@
           <w:rFonts w:ascii="Times New Roman" w:cs="Times New Roman" w:eastAsia="Times New Roman" w:hAnsi="Times New Roman"/>
           <w:rtl w:val="0"/>
         </w:rPr>
-        <w:t xml:space="preserve">Para esta investigação, implementamos e comparamos duas abordagens distintas de Inteligência Artificial: redes neurais artificiais - especificamente uma arquitetura Multilayer Perceptron (MLP) - e o algoritmo XGBoost. A seleção desses modelos fundamentou-se em seu histórico comprovado de eficácia em problemas de classificação e regressão no domínio da quimioinformática.</w:t>
+        <w:t xml:space="preserve">Para esta investigação, implementamos e comparamos duas abordagens distintas de Inteligência Artificial: redes neurais artificiais - especificamente um Autoencoder - e o algoritmo XGBoost. A seleção desses modelos fundamentou-se em seu histórico comprovado de eficácia em problemas de classificação e regressão no domínio da quimioinformática.</w:t>
       </w:r>
     </w:p>
     <w:p>
@@ -6189,7 +5865,7 @@
           <w:rFonts w:ascii="Times New Roman" w:cs="Times New Roman" w:eastAsia="Times New Roman" w:hAnsi="Times New Roman"/>
           <w:rtl w:val="0"/>
         </w:rPr>
-        <w:t xml:space="preserve">No desenvolvimento das redes neurais, adotamos uma arquitetura MLP estruturada em duas camadas ocultas. A primeira camada incorpora 128 neurônios com função de ativação ReLU, seguida por uma camada de dropout com taxa de 0.3 para prevenir sobreajuste. A segunda camada oculta é composta por 64 neurônios, igualmente dotados de função de ativação ReLU. A camada final de saída emprega um único neurônio com ativação sigmoid, especificamente adequada para tarefas de classificação binária. Esta configuração arquitetural foi inspirada em trabalhos que obtiveram sucesso significativo em aplicações de QSAR.</w:t>
+        <w:t xml:space="preserve">No desenvolvimento da rede neural, adotamos uma arquitetura Autoencoder simétrica. O encoder compreende duas camadas densas: a primeira com 128 neurônios e a segunda com 64 neurônios, ambas com ativação ReLU e seguidas por dropout (taxa=0.3). Estas comprimem os dados até um bottleneck de [8] dimensões. O decoder simétrico descomprime através de camadas de 64 e 128 neurônios. A camada de saída possui dimensionalidade idêntica à entrada com ativação linear, permitindo a reconstrução dos dados. O modelo é treinado de forma auto supervisionada para minimizar o erro de reconstrução.</w:t>
       </w:r>
     </w:p>
     <w:p>
@@ -6225,27 +5901,20 @@
     </w:p>
     <w:p>
       <w:pPr>
+        <w:pStyle w:val="Heading2"/>
         <w:keepNext w:val="1"/>
         <w:keepLines w:val="1"/>
-        <w:pageBreakBefore w:val="0"/>
-        <w:widowControl w:val="1"/>
         <w:numPr>
           <w:ilvl w:val="1"/>
           <w:numId w:val="1"/>
         </w:numPr>
-        <w:pBdr>
-          <w:top w:space="0" w:sz="0" w:val="nil"/>
-          <w:left w:space="0" w:sz="0" w:val="nil"/>
-          <w:bottom w:space="0" w:sz="0" w:val="nil"/>
-          <w:right w:space="0" w:sz="0" w:val="nil"/>
-          <w:between w:space="0" w:sz="0" w:val="nil"/>
-        </w:pBdr>
-        <w:shd w:fill="auto" w:val="clear"/>
-        <w:spacing w:after="80" w:before="0" w:line="360" w:lineRule="auto"/>
-        <w:ind w:left="1440" w:right="0" w:hanging="360"/>
-        <w:jc w:val="both"/>
-        <w:rPr>
-          <w:rFonts w:ascii="Times New Roman" w:cs="Times New Roman" w:eastAsia="Times New Roman" w:hAnsi="Times New Roman"/>
+        <w:spacing w:after="80" w:line="360" w:lineRule="auto"/>
+        <w:ind w:left="1440" w:hanging="360"/>
+        <w:jc w:val="both"/>
+        <w:rPr>
+          <w:rFonts w:ascii="Times New Roman" w:cs="Times New Roman" w:eastAsia="Times New Roman" w:hAnsi="Times New Roman"/>
+          <w:sz w:val="28"/>
+          <w:szCs w:val="28"/>
         </w:rPr>
       </w:pPr>
       <w:bookmarkStart w:colFirst="0" w:colLast="0" w:name="_heading=h.bet6yq9e1c4n" w:id="17"/>
@@ -6253,17 +5922,8 @@
       <w:r>
         <w:rPr>
           <w:rFonts w:ascii="Times New Roman" w:cs="Times New Roman" w:eastAsia="Times New Roman" w:hAnsi="Times New Roman"/>
-          <w:b w:val="1"/>
-          <w:bCs w:val="1"/>
-          <w:i w:val="0"/>
-          <w:iCs w:val="0"/>
-          <w:smallCaps w:val="0"/>
-          <w:strike w:val="0"/>
-          <w:color w:val="000000"/>
           <w:sz w:val="28"/>
           <w:szCs w:val="28"/>
-          <w:u w:val="none"/>
-          <w:shd w:fill="auto" w:val="clear"/>
           <w:vertAlign w:val="baseline"/>
           <w:rtl w:val="0"/>
         </w:rPr>
@@ -6320,27 +5980,20 @@
     </w:p>
     <w:p>
       <w:pPr>
+        <w:pStyle w:val="Heading2"/>
         <w:keepNext w:val="1"/>
         <w:keepLines w:val="1"/>
-        <w:pageBreakBefore w:val="0"/>
-        <w:widowControl w:val="1"/>
         <w:numPr>
           <w:ilvl w:val="1"/>
           <w:numId w:val="1"/>
         </w:numPr>
-        <w:pBdr>
-          <w:top w:space="0" w:sz="0" w:val="nil"/>
-          <w:left w:space="0" w:sz="0" w:val="nil"/>
-          <w:bottom w:space="0" w:sz="0" w:val="nil"/>
-          <w:right w:space="0" w:sz="0" w:val="nil"/>
-          <w:between w:space="0" w:sz="0" w:val="nil"/>
-        </w:pBdr>
-        <w:shd w:fill="auto" w:val="clear"/>
-        <w:spacing w:after="80" w:before="0" w:line="360" w:lineRule="auto"/>
-        <w:ind w:left="1440" w:right="0" w:hanging="360"/>
-        <w:jc w:val="both"/>
-        <w:rPr>
-          <w:rFonts w:ascii="Times New Roman" w:cs="Times New Roman" w:eastAsia="Times New Roman" w:hAnsi="Times New Roman"/>
+        <w:spacing w:after="80" w:line="360" w:lineRule="auto"/>
+        <w:ind w:left="1440" w:hanging="360"/>
+        <w:jc w:val="both"/>
+        <w:rPr>
+          <w:rFonts w:ascii="Times New Roman" w:cs="Times New Roman" w:eastAsia="Times New Roman" w:hAnsi="Times New Roman"/>
+          <w:sz w:val="28"/>
+          <w:szCs w:val="28"/>
         </w:rPr>
       </w:pPr>
       <w:bookmarkStart w:colFirst="0" w:colLast="0" w:name="_heading=h.brggq18leuwo" w:id="18"/>
@@ -6348,21 +6001,12 @@
       <w:r>
         <w:rPr>
           <w:rFonts w:ascii="Times New Roman" w:cs="Times New Roman" w:eastAsia="Times New Roman" w:hAnsi="Times New Roman"/>
-          <w:b w:val="1"/>
-          <w:bCs w:val="1"/>
-          <w:i w:val="0"/>
-          <w:iCs w:val="0"/>
-          <w:smallCaps w:val="0"/>
-          <w:strike w:val="0"/>
-          <w:color w:val="000000"/>
           <w:sz w:val="28"/>
           <w:szCs w:val="28"/>
-          <w:u w:val="none"/>
-          <w:shd w:fill="auto" w:val="clear"/>
           <w:vertAlign w:val="baseline"/>
           <w:rtl w:val="0"/>
         </w:rPr>
-        <w:t xml:space="preserve"> Ferramentas Computacionais</w:t>
+        <w:t xml:space="preserve">Ferramentas Computacionais</w:t>
       </w:r>
     </w:p>
     <w:p>
@@ -6428,43 +6072,29 @@
     </w:p>
     <w:p>
       <w:pPr>
+        <w:pStyle w:val="Heading2"/>
         <w:keepNext w:val="1"/>
         <w:keepLines w:val="1"/>
-        <w:pageBreakBefore w:val="0"/>
-        <w:widowControl w:val="1"/>
         <w:numPr>
           <w:ilvl w:val="1"/>
           <w:numId w:val="1"/>
         </w:numPr>
-        <w:pBdr>
-          <w:top w:space="0" w:sz="0" w:val="nil"/>
-          <w:left w:space="0" w:sz="0" w:val="nil"/>
-          <w:bottom w:space="0" w:sz="0" w:val="nil"/>
-          <w:right w:space="0" w:sz="0" w:val="nil"/>
-          <w:between w:space="0" w:sz="0" w:val="nil"/>
-        </w:pBdr>
-        <w:shd w:fill="auto" w:val="clear"/>
-        <w:spacing w:after="80" w:before="0" w:line="360" w:lineRule="auto"/>
-        <w:ind w:left="1440" w:right="0" w:hanging="360"/>
-        <w:jc w:val="both"/>
-        <w:rPr>
-          <w:rFonts w:ascii="Times New Roman" w:cs="Times New Roman" w:eastAsia="Times New Roman" w:hAnsi="Times New Roman"/>
-        </w:rPr>
-      </w:pPr>
-      <w:r>
-        <w:rPr>
-          <w:rFonts w:ascii="Times New Roman" w:cs="Times New Roman" w:eastAsia="Times New Roman" w:hAnsi="Times New Roman"/>
-          <w:b w:val="1"/>
-          <w:bCs w:val="1"/>
-          <w:i w:val="0"/>
-          <w:iCs w:val="0"/>
-          <w:smallCaps w:val="0"/>
-          <w:strike w:val="0"/>
-          <w:color w:val="000000"/>
+        <w:spacing w:after="80" w:line="360" w:lineRule="auto"/>
+        <w:ind w:left="1440" w:hanging="360"/>
+        <w:jc w:val="both"/>
+        <w:rPr>
+          <w:rFonts w:ascii="Times New Roman" w:cs="Times New Roman" w:eastAsia="Times New Roman" w:hAnsi="Times New Roman"/>
           <w:sz w:val="28"/>
           <w:szCs w:val="28"/>
-          <w:u w:val="none"/>
-          <w:shd w:fill="auto" w:val="clear"/>
+        </w:rPr>
+      </w:pPr>
+      <w:bookmarkStart w:colFirst="0" w:colLast="0" w:name="_heading=h.s1fhe0ys1tui" w:id="20"/>
+      <w:bookmarkEnd w:id="20"/>
+      <w:r>
+        <w:rPr>
+          <w:rFonts w:ascii="Times New Roman" w:cs="Times New Roman" w:eastAsia="Times New Roman" w:hAnsi="Times New Roman"/>
+          <w:sz w:val="28"/>
+          <w:szCs w:val="28"/>
           <w:vertAlign w:val="baseline"/>
           <w:rtl w:val="0"/>
         </w:rPr>
@@ -6538,7 +6168,7 @@
     <w:tbl>
       <w:tblPr>
         <w:tblStyle w:val="Table2"/>
-        <w:tblW w:w="5103.0" w:type="dxa"/>
+        <w:tblW w:w="5415.0" w:type="dxa"/>
         <w:jc w:val="center"/>
         <w:tblBorders>
           <w:top w:color="000000" w:space="0" w:sz="4" w:val="single"/>
@@ -6552,14 +6182,14 @@
         <w:tblLook w:val="0400"/>
       </w:tblPr>
       <w:tblGrid>
-        <w:gridCol w:w="2145"/>
-        <w:gridCol w:w="1670"/>
-        <w:gridCol w:w="1288"/>
+        <w:gridCol w:w="2460"/>
+        <w:gridCol w:w="1665"/>
+        <w:gridCol w:w="1290"/>
         <w:tblGridChange w:id="0">
           <w:tblGrid>
-            <w:gridCol w:w="2145"/>
-            <w:gridCol w:w="1670"/>
-            <w:gridCol w:w="1288"/>
+            <w:gridCol w:w="2460"/>
+            <w:gridCol w:w="1665"/>
+            <w:gridCol w:w="1290"/>
           </w:tblGrid>
         </w:tblGridChange>
       </w:tblGrid>
@@ -6755,7 +6385,22 @@
                 <w:color w:val="000000"/>
                 <w:rtl w:val="0"/>
               </w:rPr>
-              <w:t xml:space="preserve">0.4706</w:t>
+              <w:t xml:space="preserve">0.</w:t>
+            </w:r>
+            <w:r>
+              <w:rPr>
+                <w:rFonts w:ascii="Times New Roman" w:cs="Times New Roman" w:eastAsia="Times New Roman" w:hAnsi="Times New Roman"/>
+                <w:rtl w:val="0"/>
+              </w:rPr>
+              <w:t xml:space="preserve">28</w:t>
+            </w:r>
+            <w:r>
+              <w:rPr>
+                <w:rFonts w:ascii="Times New Roman" w:cs="Times New Roman" w:eastAsia="Times New Roman" w:hAnsi="Times New Roman"/>
+                <w:color w:val="000000"/>
+                <w:rtl w:val="0"/>
+              </w:rPr>
+              <w:t xml:space="preserve">06</w:t>
             </w:r>
           </w:p>
         </w:tc>
@@ -6803,10 +6448,17 @@
             <w:r>
               <w:rPr>
                 <w:rFonts w:ascii="Times New Roman" w:cs="Times New Roman" w:eastAsia="Times New Roman" w:hAnsi="Times New Roman"/>
+                <w:rtl w:val="0"/>
+              </w:rPr>
+              <w:t xml:space="preserve">Precision </w:t>
+            </w:r>
+            <w:r>
+              <w:rPr>
+                <w:rFonts w:ascii="Times New Roman" w:cs="Times New Roman" w:eastAsia="Times New Roman" w:hAnsi="Times New Roman"/>
                 <w:color w:val="000000"/>
                 <w:rtl w:val="0"/>
               </w:rPr>
-              <w:t xml:space="preserve">Precisão (Classe 1)</w:t>
+              <w:t xml:space="preserve">(Classe 1)</w:t>
             </w:r>
           </w:p>
         </w:tc>
@@ -6901,7 +6553,19 @@
                 <w:color w:val="000000"/>
                 <w:rtl w:val="0"/>
               </w:rPr>
-              <w:t xml:space="preserve">0.36</w:t>
+              <w:t xml:space="preserve">0.</w:t>
+            </w:r>
+            <w:r>
+              <w:rPr>
+                <w:rFonts w:ascii="Times New Roman" w:cs="Times New Roman" w:eastAsia="Times New Roman" w:hAnsi="Times New Roman"/>
+                <w:rtl w:val="0"/>
+              </w:rPr>
+              <w:t xml:space="preserve">18</w:t>
+            </w:r>
+            <w:r>
+              <w:rPr>
+                <w:rtl w:val="0"/>
+              </w:rPr>
             </w:r>
           </w:p>
         </w:tc>
@@ -6993,12 +6657,12 @@
           <wp:inline distB="0" distT="0" distL="0" distR="0">
             <wp:extent cx="4654486" cy="3076634"/>
             <wp:effectExtent b="0" l="0" r="0" t="0"/>
-            <wp:docPr descr="Gráfico, Gráfico de barras&#10;&#10;O conteúdo gerado por IA pode estar incorreto." id="1567864355" name="image3.png"/>
+            <wp:docPr descr="Gráfico, Gráfico de barras&#10;&#10;O conteúdo gerado por IA pode estar incorreto." id="1567864355" name="image5.png"/>
             <a:graphic>
               <a:graphicData uri="http://schemas.openxmlformats.org/drawingml/2006/picture">
                 <pic:pic>
                   <pic:nvPicPr>
-                    <pic:cNvPr descr="Gráfico, Gráfico de barras&#10;&#10;O conteúdo gerado por IA pode estar incorreto." id="0" name="image3.png"/>
+                    <pic:cNvPr descr="Gráfico, Gráfico de barras&#10;&#10;O conteúdo gerado por IA pode estar incorreto." id="0" name="image5.png"/>
                     <pic:cNvPicPr preferRelativeResize="0"/>
                   </pic:nvPicPr>
                   <pic:blipFill>
@@ -7094,7 +6758,7 @@
           <w:rFonts w:ascii="Times New Roman" w:cs="Times New Roman" w:eastAsia="Times New Roman" w:hAnsi="Times New Roman"/>
           <w:rtl w:val="0"/>
         </w:rPr>
-        <w:t xml:space="preserve">O XGBoost alcançou uma acurácia excepcional de 96.43%, demonstrando capacidade superior em classificar corretamente a maioria dos compostos. No entanto, a métrica mais reveladora é o F1-Score para a classe positiva (compostos ativos), onde o XGBoost obteve 0.8000 contra apenas 0.4706 do Autoencoder.</w:t>
+        <w:t xml:space="preserve">O XGBoost alcançou uma acurácia excepcional de 96.43%, demonstrando capacidade superior em classificar corretamente a maioria dos compostos. No entanto, a métrica mais reveladora é o F1-Score para a classe positiva (compostos ativos), onde o XGBoost obteve 0.8000 contra apenas 0.2806 do Autoencoder.</w:t>
       </w:r>
     </w:p>
     <w:p>
@@ -7112,43 +6776,29 @@
     </w:p>
     <w:p>
       <w:pPr>
+        <w:pStyle w:val="Heading2"/>
         <w:keepNext w:val="1"/>
         <w:keepLines w:val="1"/>
-        <w:pageBreakBefore w:val="0"/>
-        <w:widowControl w:val="1"/>
         <w:numPr>
           <w:ilvl w:val="1"/>
           <w:numId w:val="1"/>
         </w:numPr>
-        <w:pBdr>
-          <w:top w:space="0" w:sz="0" w:val="nil"/>
-          <w:left w:space="0" w:sz="0" w:val="nil"/>
-          <w:bottom w:space="0" w:sz="0" w:val="nil"/>
-          <w:right w:space="0" w:sz="0" w:val="nil"/>
-          <w:between w:space="0" w:sz="0" w:val="nil"/>
-        </w:pBdr>
-        <w:shd w:fill="auto" w:val="clear"/>
-        <w:spacing w:after="80" w:before="0" w:line="360" w:lineRule="auto"/>
-        <w:ind w:left="1440" w:right="0" w:hanging="360"/>
-        <w:jc w:val="both"/>
-        <w:rPr>
-          <w:rFonts w:ascii="Times New Roman" w:cs="Times New Roman" w:eastAsia="Times New Roman" w:hAnsi="Times New Roman"/>
-        </w:rPr>
-      </w:pPr>
-      <w:r>
-        <w:rPr>
-          <w:rFonts w:ascii="Times New Roman" w:cs="Times New Roman" w:eastAsia="Times New Roman" w:hAnsi="Times New Roman"/>
-          <w:b w:val="1"/>
-          <w:bCs w:val="1"/>
-          <w:i w:val="0"/>
-          <w:iCs w:val="0"/>
-          <w:smallCaps w:val="0"/>
-          <w:strike w:val="0"/>
-          <w:color w:val="000000"/>
+        <w:spacing w:after="80" w:line="360" w:lineRule="auto"/>
+        <w:ind w:left="1440" w:hanging="360"/>
+        <w:jc w:val="both"/>
+        <w:rPr>
+          <w:rFonts w:ascii="Times New Roman" w:cs="Times New Roman" w:eastAsia="Times New Roman" w:hAnsi="Times New Roman"/>
           <w:sz w:val="28"/>
           <w:szCs w:val="28"/>
-          <w:u w:val="none"/>
-          <w:shd w:fill="auto" w:val="clear"/>
+        </w:rPr>
+      </w:pPr>
+      <w:bookmarkStart w:colFirst="0" w:colLast="0" w:name="_heading=h.ten9sbhvl27z" w:id="21"/>
+      <w:bookmarkEnd w:id="21"/>
+      <w:r>
+        <w:rPr>
+          <w:rFonts w:ascii="Times New Roman" w:cs="Times New Roman" w:eastAsia="Times New Roman" w:hAnsi="Times New Roman"/>
+          <w:sz w:val="28"/>
+          <w:szCs w:val="28"/>
           <w:vertAlign w:val="baseline"/>
           <w:rtl w:val="0"/>
         </w:rPr>
@@ -7366,7 +7016,41 @@
           <w:vertAlign w:val="baseline"/>
           <w:rtl w:val="0"/>
         </w:rPr>
-        <w:t xml:space="preserve">Autoencoder: Precisão=0.93, Recall=0.98</w:t>
+        <w:t xml:space="preserve">Autoencoder: Precisão=0.9</w:t>
+      </w:r>
+      <w:r>
+        <w:rPr>
+          <w:rFonts w:ascii="Times New Roman" w:cs="Times New Roman" w:eastAsia="Times New Roman" w:hAnsi="Times New Roman"/>
+          <w:rtl w:val="0"/>
+        </w:rPr>
+        <w:t xml:space="preserve">2</w:t>
+      </w:r>
+      <w:r>
+        <w:rPr>
+          <w:rFonts w:ascii="Times New Roman" w:cs="Times New Roman" w:eastAsia="Times New Roman" w:hAnsi="Times New Roman"/>
+          <w:i w:val="0"/>
+          <w:iCs w:val="0"/>
+          <w:smallCaps w:val="0"/>
+          <w:strike w:val="0"/>
+          <w:color w:val="000000"/>
+          <w:u w:val="none"/>
+          <w:shd w:fill="auto" w:val="clear"/>
+          <w:vertAlign w:val="baseline"/>
+          <w:rtl w:val="0"/>
+        </w:rPr>
+        <w:t xml:space="preserve">, Recall=0.9</w:t>
+      </w:r>
+      <w:r>
+        <w:rPr>
+          <w:rFonts w:ascii="Times New Roman" w:cs="Times New Roman" w:eastAsia="Times New Roman" w:hAnsi="Times New Roman"/>
+          <w:rtl w:val="0"/>
+        </w:rPr>
+        <w:t xml:space="preserve">9</w:t>
+      </w:r>
+      <w:r>
+        <w:rPr>
+          <w:rtl w:val="0"/>
+        </w:rPr>
       </w:r>
     </w:p>
     <w:p>
@@ -7479,55 +7163,28 @@
           <w:vertAlign w:val="baseline"/>
           <w:rtl w:val="0"/>
         </w:rPr>
-        <w:t xml:space="preserve">XGBoost demonstrou desempenho superior: Precisão=0.89, Recall=0.73</w:t>
-      </w:r>
-    </w:p>
-    <w:p>
-      <w:pPr>
-        <w:keepNext w:val="0"/>
-        <w:keepLines w:val="0"/>
-        <w:pageBreakBefore w:val="0"/>
-        <w:widowControl w:val="1"/>
+        <w:t xml:space="preserve">Autoencoder apresentou dificuldades: Precisão=0.67, Recall=0.18</w:t>
+      </w:r>
+    </w:p>
+    <w:p>
+      <w:pPr>
         <w:numPr>
           <w:ilvl w:val="0"/>
           <w:numId w:val="3"/>
         </w:numPr>
-        <w:pBdr>
-          <w:top w:space="0" w:sz="0" w:val="nil"/>
-          <w:left w:space="0" w:sz="0" w:val="nil"/>
-          <w:bottom w:space="0" w:sz="0" w:val="nil"/>
-          <w:right w:space="0" w:sz="0" w:val="nil"/>
-          <w:between w:space="0" w:sz="0" w:val="nil"/>
-        </w:pBdr>
-        <w:shd w:fill="auto" w:val="clear"/>
-        <w:spacing w:after="0" w:before="0" w:line="360" w:lineRule="auto"/>
-        <w:ind w:left="1440" w:right="0" w:hanging="360"/>
-        <w:jc w:val="both"/>
-        <w:rPr>
-          <w:rFonts w:ascii="Times New Roman" w:cs="Times New Roman" w:eastAsia="Times New Roman" w:hAnsi="Times New Roman"/>
-          <w:i w:val="0"/>
-          <w:iCs w:val="0"/>
-          <w:smallCaps w:val="0"/>
-          <w:strike w:val="0"/>
-          <w:color w:val="000000"/>
-          <w:shd w:fill="auto" w:val="clear"/>
-          <w:vertAlign w:val="baseline"/>
-        </w:rPr>
-      </w:pPr>
-      <w:r>
-        <w:rPr>
-          <w:rFonts w:ascii="Times New Roman" w:cs="Times New Roman" w:eastAsia="Times New Roman" w:hAnsi="Times New Roman"/>
-          <w:i w:val="0"/>
-          <w:iCs w:val="0"/>
-          <w:smallCaps w:val="0"/>
-          <w:strike w:val="0"/>
-          <w:color w:val="000000"/>
-          <w:u w:val="none"/>
-          <w:shd w:fill="auto" w:val="clear"/>
-          <w:vertAlign w:val="baseline"/>
-          <w:rtl w:val="0"/>
-        </w:rPr>
-        <w:t xml:space="preserve">Autoencoder apresentou dificuldades: Precisão=0.67, Recall=0.36</w:t>
+        <w:spacing w:line="360" w:lineRule="auto"/>
+        <w:ind w:left="1440" w:hanging="360"/>
+        <w:jc w:val="both"/>
+        <w:rPr>
+          <w:rFonts w:ascii="Times New Roman" w:cs="Times New Roman" w:eastAsia="Times New Roman" w:hAnsi="Times New Roman"/>
+        </w:rPr>
+      </w:pPr>
+      <w:r>
+        <w:rPr>
+          <w:rFonts w:ascii="Times New Roman" w:cs="Times New Roman" w:eastAsia="Times New Roman" w:hAnsi="Times New Roman"/>
+          <w:rtl w:val="0"/>
+        </w:rPr>
+        <w:t xml:space="preserve">XGBoost demonstrou desempenho superior: Precisão=0.89, Recall=0.73</w:t>
       </w:r>
     </w:p>
     <w:p>
@@ -7568,63 +7225,71 @@
           <w:vertAlign w:val="baseline"/>
           <w:rtl w:val="0"/>
         </w:rPr>
-        <w:t xml:space="preserve">O baixo recall do Autoencoder (0.36) indica que ele falha em identificar muitos compostos ativos verdadeiros.</w:t>
-      </w:r>
-    </w:p>
-    <w:p>
-      <w:pPr>
-        <w:spacing w:line="360" w:lineRule="auto"/>
-        <w:ind w:firstLine="720"/>
-        <w:jc w:val="both"/>
-        <w:rPr>
-          <w:rFonts w:ascii="Times New Roman" w:cs="Times New Roman" w:eastAsia="Times New Roman" w:hAnsi="Times New Roman"/>
-        </w:rPr>
-      </w:pPr>
-      <w:r>
-        <w:rPr>
-          <w:rtl w:val="0"/>
-        </w:rPr>
-      </w:r>
-    </w:p>
-    <w:p>
-      <w:pPr>
-        <w:keepNext w:val="1"/>
-        <w:keepLines w:val="1"/>
-        <w:pageBreakBefore w:val="0"/>
-        <w:widowControl w:val="1"/>
-        <w:numPr>
-          <w:ilvl w:val="1"/>
-          <w:numId w:val="1"/>
-        </w:numPr>
-        <w:pBdr>
-          <w:top w:space="0" w:sz="0" w:val="nil"/>
-          <w:left w:space="0" w:sz="0" w:val="nil"/>
-          <w:bottom w:space="0" w:sz="0" w:val="nil"/>
-          <w:right w:space="0" w:sz="0" w:val="nil"/>
-          <w:between w:space="0" w:sz="0" w:val="nil"/>
-        </w:pBdr>
-        <w:shd w:fill="auto" w:val="clear"/>
-        <w:spacing w:after="80" w:before="0" w:line="360" w:lineRule="auto"/>
-        <w:ind w:left="1440" w:right="0" w:hanging="360"/>
-        <w:jc w:val="both"/>
-        <w:rPr>
-          <w:rFonts w:ascii="Times New Roman" w:cs="Times New Roman" w:eastAsia="Times New Roman" w:hAnsi="Times New Roman"/>
-        </w:rPr>
-      </w:pPr>
-      <w:r>
-        <w:rPr>
-          <w:rFonts w:ascii="Times New Roman" w:cs="Times New Roman" w:eastAsia="Times New Roman" w:hAnsi="Times New Roman"/>
-          <w:b w:val="1"/>
-          <w:bCs w:val="1"/>
+        <w:t xml:space="preserve">O baixo recall do Autoencoder (0.</w:t>
+      </w:r>
+      <w:r>
+        <w:rPr>
+          <w:rFonts w:ascii="Times New Roman" w:cs="Times New Roman" w:eastAsia="Times New Roman" w:hAnsi="Times New Roman"/>
+          <w:rtl w:val="0"/>
+        </w:rPr>
+        <w:t xml:space="preserve">18</w:t>
+      </w:r>
+      <w:r>
+        <w:rPr>
+          <w:rFonts w:ascii="Times New Roman" w:cs="Times New Roman" w:eastAsia="Times New Roman" w:hAnsi="Times New Roman"/>
           <w:i w:val="0"/>
           <w:iCs w:val="0"/>
           <w:smallCaps w:val="0"/>
           <w:strike w:val="0"/>
           <w:color w:val="000000"/>
+          <w:u w:val="none"/>
+          <w:shd w:fill="auto" w:val="clear"/>
+          <w:vertAlign w:val="baseline"/>
+          <w:rtl w:val="0"/>
+        </w:rPr>
+        <w:t xml:space="preserve">) indica que ele falha em identificar muitos compostos ativos verdadeiros.</w:t>
+      </w:r>
+    </w:p>
+    <w:p>
+      <w:pPr>
+        <w:spacing w:line="360" w:lineRule="auto"/>
+        <w:ind w:firstLine="720"/>
+        <w:jc w:val="both"/>
+        <w:rPr>
+          <w:rFonts w:ascii="Times New Roman" w:cs="Times New Roman" w:eastAsia="Times New Roman" w:hAnsi="Times New Roman"/>
+        </w:rPr>
+      </w:pPr>
+      <w:r>
+        <w:rPr>
+          <w:rtl w:val="0"/>
+        </w:rPr>
+      </w:r>
+    </w:p>
+    <w:p>
+      <w:pPr>
+        <w:pStyle w:val="Heading2"/>
+        <w:keepNext w:val="1"/>
+        <w:keepLines w:val="1"/>
+        <w:numPr>
+          <w:ilvl w:val="1"/>
+          <w:numId w:val="1"/>
+        </w:numPr>
+        <w:spacing w:after="80" w:line="360" w:lineRule="auto"/>
+        <w:ind w:left="1440" w:hanging="360"/>
+        <w:jc w:val="both"/>
+        <w:rPr>
+          <w:rFonts w:ascii="Times New Roman" w:cs="Times New Roman" w:eastAsia="Times New Roman" w:hAnsi="Times New Roman"/>
           <w:sz w:val="28"/>
           <w:szCs w:val="28"/>
-          <w:u w:val="none"/>
-          <w:shd w:fill="auto" w:val="clear"/>
+        </w:rPr>
+      </w:pPr>
+      <w:bookmarkStart w:colFirst="0" w:colLast="0" w:name="_heading=h.1xodjj3szdqo" w:id="22"/>
+      <w:bookmarkEnd w:id="22"/>
+      <w:r>
+        <w:rPr>
+          <w:rFonts w:ascii="Times New Roman" w:cs="Times New Roman" w:eastAsia="Times New Roman" w:hAnsi="Times New Roman"/>
+          <w:sz w:val="28"/>
+          <w:szCs w:val="28"/>
           <w:vertAlign w:val="baseline"/>
           <w:rtl w:val="0"/>
         </w:rPr>
@@ -8047,7 +7712,7 @@
                   </pic:nvPicPr>
                   <pic:blipFill>
                     <a:blip r:embed="rId16"/>
-                    <a:srcRect b="6629" l="80484" r="2695" t="82890"/>
+                    <a:srcRect b="6630" l="80484" r="2696" t="82890"/>
                     <a:stretch>
                       <a:fillRect/>
                     </a:stretch>
@@ -8069,43 +7734,29 @@
     </w:p>
     <w:p>
       <w:pPr>
+        <w:pStyle w:val="Heading2"/>
         <w:keepNext w:val="1"/>
         <w:keepLines w:val="1"/>
-        <w:pageBreakBefore w:val="0"/>
-        <w:widowControl w:val="1"/>
         <w:numPr>
           <w:ilvl w:val="1"/>
           <w:numId w:val="1"/>
         </w:numPr>
-        <w:pBdr>
-          <w:top w:space="0" w:sz="0" w:val="nil"/>
-          <w:left w:space="0" w:sz="0" w:val="nil"/>
-          <w:bottom w:space="0" w:sz="0" w:val="nil"/>
-          <w:right w:space="0" w:sz="0" w:val="nil"/>
-          <w:between w:space="0" w:sz="0" w:val="nil"/>
-        </w:pBdr>
-        <w:shd w:fill="auto" w:val="clear"/>
-        <w:spacing w:after="80" w:before="0" w:line="360" w:lineRule="auto"/>
-        <w:ind w:left="1440" w:right="0" w:hanging="360"/>
-        <w:jc w:val="both"/>
-        <w:rPr>
-          <w:rFonts w:ascii="Times New Roman" w:cs="Times New Roman" w:eastAsia="Times New Roman" w:hAnsi="Times New Roman"/>
-        </w:rPr>
-      </w:pPr>
-      <w:r>
-        <w:rPr>
-          <w:rFonts w:ascii="Times New Roman" w:cs="Times New Roman" w:eastAsia="Times New Roman" w:hAnsi="Times New Roman"/>
-          <w:b w:val="1"/>
-          <w:bCs w:val="1"/>
-          <w:i w:val="0"/>
-          <w:iCs w:val="0"/>
-          <w:smallCaps w:val="0"/>
-          <w:strike w:val="0"/>
-          <w:color w:val="000000"/>
+        <w:spacing w:after="80" w:line="360" w:lineRule="auto"/>
+        <w:ind w:left="1440" w:hanging="360"/>
+        <w:jc w:val="both"/>
+        <w:rPr>
+          <w:rFonts w:ascii="Times New Roman" w:cs="Times New Roman" w:eastAsia="Times New Roman" w:hAnsi="Times New Roman"/>
           <w:sz w:val="28"/>
           <w:szCs w:val="28"/>
-          <w:u w:val="none"/>
-          <w:shd w:fill="auto" w:val="clear"/>
+        </w:rPr>
+      </w:pPr>
+      <w:bookmarkStart w:colFirst="0" w:colLast="0" w:name="_heading=h.1ios36m9qlz6" w:id="23"/>
+      <w:bookmarkEnd w:id="23"/>
+      <w:r>
+        <w:rPr>
+          <w:rFonts w:ascii="Times New Roman" w:cs="Times New Roman" w:eastAsia="Times New Roman" w:hAnsi="Times New Roman"/>
+          <w:sz w:val="28"/>
+          <w:szCs w:val="28"/>
           <w:vertAlign w:val="baseline"/>
           <w:rtl w:val="0"/>
         </w:rPr>
@@ -8197,43 +7848,29 @@
     </w:p>
     <w:p>
       <w:pPr>
+        <w:pStyle w:val="Heading2"/>
         <w:keepNext w:val="1"/>
         <w:keepLines w:val="1"/>
-        <w:pageBreakBefore w:val="0"/>
-        <w:widowControl w:val="1"/>
         <w:numPr>
           <w:ilvl w:val="1"/>
           <w:numId w:val="1"/>
         </w:numPr>
-        <w:pBdr>
-          <w:top w:space="0" w:sz="0" w:val="nil"/>
-          <w:left w:space="0" w:sz="0" w:val="nil"/>
-          <w:bottom w:space="0" w:sz="0" w:val="nil"/>
-          <w:right w:space="0" w:sz="0" w:val="nil"/>
-          <w:between w:space="0" w:sz="0" w:val="nil"/>
-        </w:pBdr>
-        <w:shd w:fill="auto" w:val="clear"/>
-        <w:spacing w:after="80" w:before="0" w:line="360" w:lineRule="auto"/>
-        <w:ind w:left="1440" w:right="0" w:hanging="360"/>
-        <w:jc w:val="both"/>
-        <w:rPr>
-          <w:rFonts w:ascii="Times New Roman" w:cs="Times New Roman" w:eastAsia="Times New Roman" w:hAnsi="Times New Roman"/>
-        </w:rPr>
-      </w:pPr>
-      <w:r>
-        <w:rPr>
-          <w:rFonts w:ascii="Times New Roman" w:cs="Times New Roman" w:eastAsia="Times New Roman" w:hAnsi="Times New Roman"/>
-          <w:b w:val="1"/>
-          <w:bCs w:val="1"/>
-          <w:i w:val="0"/>
-          <w:iCs w:val="0"/>
-          <w:smallCaps w:val="0"/>
-          <w:strike w:val="0"/>
-          <w:color w:val="000000"/>
+        <w:spacing w:after="80" w:line="360" w:lineRule="auto"/>
+        <w:ind w:left="1440" w:hanging="360"/>
+        <w:jc w:val="both"/>
+        <w:rPr>
+          <w:rFonts w:ascii="Times New Roman" w:cs="Times New Roman" w:eastAsia="Times New Roman" w:hAnsi="Times New Roman"/>
           <w:sz w:val="28"/>
           <w:szCs w:val="28"/>
-          <w:u w:val="none"/>
-          <w:shd w:fill="auto" w:val="clear"/>
+        </w:rPr>
+      </w:pPr>
+      <w:bookmarkStart w:colFirst="0" w:colLast="0" w:name="_heading=h.8eif3xbnok1u" w:id="24"/>
+      <w:bookmarkEnd w:id="24"/>
+      <w:r>
+        <w:rPr>
+          <w:rFonts w:ascii="Times New Roman" w:cs="Times New Roman" w:eastAsia="Times New Roman" w:hAnsi="Times New Roman"/>
+          <w:sz w:val="28"/>
+          <w:szCs w:val="28"/>
           <w:vertAlign w:val="baseline"/>
           <w:rtl w:val="0"/>
         </w:rPr>
@@ -8395,8 +8032,8 @@
           <w:szCs w:val="28"/>
         </w:rPr>
       </w:pPr>
-      <w:bookmarkStart w:colFirst="0" w:colLast="0" w:name="_heading=h.xtz8g9h6klqr" w:id="20"/>
-      <w:bookmarkEnd w:id="20"/>
+      <w:bookmarkStart w:colFirst="0" w:colLast="0" w:name="_heading=h.xtz8g9h6klqr" w:id="25"/>
+      <w:bookmarkEnd w:id="25"/>
       <w:r>
         <w:rPr>
           <w:rFonts w:ascii="Times New Roman" w:cs="Times New Roman" w:eastAsia="Times New Roman" w:hAnsi="Times New Roman"/>
@@ -8409,45 +8046,29 @@
     </w:p>
     <w:p>
       <w:pPr>
+        <w:pStyle w:val="Heading2"/>
         <w:keepNext w:val="1"/>
         <w:keepLines w:val="1"/>
-        <w:pageBreakBefore w:val="0"/>
-        <w:widowControl w:val="1"/>
         <w:numPr>
           <w:ilvl w:val="1"/>
           <w:numId w:val="1"/>
         </w:numPr>
-        <w:pBdr>
-          <w:top w:space="0" w:sz="0" w:val="nil"/>
-          <w:left w:space="0" w:sz="0" w:val="nil"/>
-          <w:bottom w:space="0" w:sz="0" w:val="nil"/>
-          <w:right w:space="0" w:sz="0" w:val="nil"/>
-          <w:between w:space="0" w:sz="0" w:val="nil"/>
-        </w:pBdr>
-        <w:shd w:fill="auto" w:val="clear"/>
-        <w:spacing w:after="80" w:before="0" w:line="360" w:lineRule="auto"/>
-        <w:ind w:left="1440" w:right="0" w:hanging="360"/>
-        <w:jc w:val="both"/>
-        <w:rPr>
-          <w:rFonts w:ascii="Times New Roman" w:cs="Times New Roman" w:eastAsia="Times New Roman" w:hAnsi="Times New Roman"/>
-        </w:rPr>
-      </w:pPr>
-      <w:bookmarkStart w:colFirst="0" w:colLast="0" w:name="_heading=h.4wi7g178pcy5" w:id="21"/>
-      <w:bookmarkEnd w:id="21"/>
-      <w:r>
-        <w:rPr>
-          <w:rFonts w:ascii="Times New Roman" w:cs="Times New Roman" w:eastAsia="Times New Roman" w:hAnsi="Times New Roman"/>
-          <w:b w:val="1"/>
-          <w:bCs w:val="1"/>
-          <w:i w:val="0"/>
-          <w:iCs w:val="0"/>
-          <w:smallCaps w:val="0"/>
-          <w:strike w:val="0"/>
-          <w:color w:val="000000"/>
+        <w:spacing w:after="80" w:line="360" w:lineRule="auto"/>
+        <w:ind w:left="1440" w:hanging="360"/>
+        <w:jc w:val="both"/>
+        <w:rPr>
+          <w:rFonts w:ascii="Times New Roman" w:cs="Times New Roman" w:eastAsia="Times New Roman" w:hAnsi="Times New Roman"/>
           <w:sz w:val="28"/>
           <w:szCs w:val="28"/>
-          <w:u w:val="none"/>
-          <w:shd w:fill="auto" w:val="clear"/>
+        </w:rPr>
+      </w:pPr>
+      <w:bookmarkStart w:colFirst="0" w:colLast="0" w:name="_heading=h.4wi7g178pcy5" w:id="26"/>
+      <w:bookmarkEnd w:id="26"/>
+      <w:r>
+        <w:rPr>
+          <w:rFonts w:ascii="Times New Roman" w:cs="Times New Roman" w:eastAsia="Times New Roman" w:hAnsi="Times New Roman"/>
+          <w:sz w:val="28"/>
+          <w:szCs w:val="28"/>
           <w:vertAlign w:val="baseline"/>
           <w:rtl w:val="0"/>
         </w:rPr>
@@ -8485,64 +8106,48 @@
           <w:rFonts w:ascii="Times New Roman" w:cs="Times New Roman" w:eastAsia="Times New Roman" w:hAnsi="Times New Roman"/>
           <w:rtl w:val="0"/>
         </w:rPr>
-        <w:t xml:space="preserve">A superioridade do XGBoost observada no estudo (com AUC-ROC de 0,89 contra 0,86 da MLP) pode ser explicada por suas características algorítmicas intrínsecas. O mecanismo de boosting, que combina progressivamente múltiplas árvores de decisão de baixa complexidade para construir um modelo robusto, mostrou-se especialmente adequado para dados tabulares com características bem definidas - como os descritores moleculares aqui empregados. Além disso, a capacidade inerente do XGBoost de capturar relações não-lineares e interações entre variáveis, sem demandar transformações complexas nos dados iniciais, representou uma vantagem decisiva para o cenário em questão.</w:t>
-      </w:r>
-    </w:p>
-    <w:p>
-      <w:pPr>
-        <w:spacing w:line="360" w:lineRule="auto"/>
-        <w:jc w:val="both"/>
-        <w:rPr>
-          <w:rFonts w:ascii="Times New Roman" w:cs="Times New Roman" w:eastAsia="Times New Roman" w:hAnsi="Times New Roman"/>
-        </w:rPr>
-      </w:pPr>
-      <w:r>
-        <w:rPr>
-          <w:rtl w:val="0"/>
-        </w:rPr>
-      </w:r>
-    </w:p>
-    <w:p>
-      <w:pPr>
+        <w:t xml:space="preserve">A superioridade do XGBoost observada no estudo, com AUC-ROC de 99% contra 90% do Autoencoder, pode ser explicada por suas características algorítmicas intrínsecas. O mecanismo de boosting, que combina progressivamente múltiplas árvores de decisão de baixa complexidade para construir um modelo robusto, mostrou-se especialmente adequado para dados tabulares com características bem definidas - como os descritores moleculares aqui empregados. Além disso, a capacidade inerente do XGBoost de capturar relações não-lineares e interações entre variáveis, sem demandar transformações complexas nos dados iniciais, representou uma vantagem decisiva para o cenário em questão.</w:t>
+      </w:r>
+    </w:p>
+    <w:p>
+      <w:pPr>
+        <w:spacing w:line="360" w:lineRule="auto"/>
+        <w:jc w:val="both"/>
+        <w:rPr>
+          <w:rFonts w:ascii="Times New Roman" w:cs="Times New Roman" w:eastAsia="Times New Roman" w:hAnsi="Times New Roman"/>
+        </w:rPr>
+      </w:pPr>
+      <w:r>
+        <w:rPr>
+          <w:rtl w:val="0"/>
+        </w:rPr>
+      </w:r>
+    </w:p>
+    <w:p>
+      <w:pPr>
+        <w:pStyle w:val="Heading2"/>
         <w:keepNext w:val="1"/>
         <w:keepLines w:val="1"/>
-        <w:pageBreakBefore w:val="0"/>
-        <w:widowControl w:val="1"/>
         <w:numPr>
           <w:ilvl w:val="1"/>
           <w:numId w:val="1"/>
         </w:numPr>
-        <w:pBdr>
-          <w:top w:space="0" w:sz="0" w:val="nil"/>
-          <w:left w:space="0" w:sz="0" w:val="nil"/>
-          <w:bottom w:space="0" w:sz="0" w:val="nil"/>
-          <w:right w:space="0" w:sz="0" w:val="nil"/>
-          <w:between w:space="0" w:sz="0" w:val="nil"/>
-        </w:pBdr>
-        <w:shd w:fill="auto" w:val="clear"/>
-        <w:spacing w:after="80" w:before="0" w:line="360" w:lineRule="auto"/>
-        <w:ind w:left="1440" w:right="0" w:hanging="360"/>
-        <w:jc w:val="both"/>
-        <w:rPr>
-          <w:rFonts w:ascii="Times New Roman" w:cs="Times New Roman" w:eastAsia="Times New Roman" w:hAnsi="Times New Roman"/>
-        </w:rPr>
-      </w:pPr>
-      <w:bookmarkStart w:colFirst="0" w:colLast="0" w:name="_heading=h.8kjb90coh6zq" w:id="22"/>
-      <w:bookmarkEnd w:id="22"/>
-      <w:r>
-        <w:rPr>
-          <w:rFonts w:ascii="Times New Roman" w:cs="Times New Roman" w:eastAsia="Times New Roman" w:hAnsi="Times New Roman"/>
-          <w:b w:val="1"/>
-          <w:bCs w:val="1"/>
-          <w:i w:val="0"/>
-          <w:iCs w:val="0"/>
-          <w:smallCaps w:val="0"/>
-          <w:strike w:val="0"/>
-          <w:color w:val="000000"/>
+        <w:spacing w:after="80" w:line="360" w:lineRule="auto"/>
+        <w:ind w:left="1440" w:hanging="360"/>
+        <w:jc w:val="both"/>
+        <w:rPr>
+          <w:rFonts w:ascii="Times New Roman" w:cs="Times New Roman" w:eastAsia="Times New Roman" w:hAnsi="Times New Roman"/>
           <w:sz w:val="28"/>
           <w:szCs w:val="28"/>
-          <w:u w:val="none"/>
-          <w:shd w:fill="auto" w:val="clear"/>
+        </w:rPr>
+      </w:pPr>
+      <w:bookmarkStart w:colFirst="0" w:colLast="0" w:name="_heading=h.8kjb90coh6zq" w:id="27"/>
+      <w:bookmarkEnd w:id="27"/>
+      <w:r>
+        <w:rPr>
+          <w:rFonts w:ascii="Times New Roman" w:cs="Times New Roman" w:eastAsia="Times New Roman" w:hAnsi="Times New Roman"/>
+          <w:sz w:val="28"/>
+          <w:szCs w:val="28"/>
           <w:vertAlign w:val="baseline"/>
           <w:rtl w:val="0"/>
         </w:rPr>
@@ -8580,64 +8185,48 @@
           <w:rFonts w:ascii="Times New Roman" w:cs="Times New Roman" w:eastAsia="Times New Roman" w:hAnsi="Times New Roman"/>
           <w:rtl w:val="0"/>
         </w:rPr>
-        <w:t xml:space="preserve">Ao contrastarmos nossos achados com pesquisas anteriores que empregaram técnicas de transferência de aprendizado - como o estudo de Simões et al. (2018) com SVR-ATL, que reportou AUC-ROC de aproximadamente 0,85 para problemas similares -, os resultados do XGBoost aqui obtidos (AUC-ROC de 0,89) mostram-se bastante competitivos. Uma vantagem particularmente relevante de nossa abordagem reside na eliminação da necessidade de seleção manual de conjuntos de dados fonte para transfer learning, simplificando consideravelmente o pipeline de modelagem e tornando a metodologia mais acessível para pesquisadores que não possuem expertise específica em técnicas de transferência de aprendizado.</w:t>
-      </w:r>
-    </w:p>
-    <w:p>
-      <w:pPr>
-        <w:spacing w:line="360" w:lineRule="auto"/>
-        <w:jc w:val="both"/>
-        <w:rPr>
-          <w:rFonts w:ascii="Times New Roman" w:cs="Times New Roman" w:eastAsia="Times New Roman" w:hAnsi="Times New Roman"/>
-        </w:rPr>
-      </w:pPr>
-      <w:r>
-        <w:rPr>
-          <w:rtl w:val="0"/>
-        </w:rPr>
-      </w:r>
-    </w:p>
-    <w:p>
-      <w:pPr>
+        <w:t xml:space="preserve">Ao contrastar os resultados encontrados com pesquisas anteriores que empregaram técnicas de transferência de aprendizado - como o estudo de Simões et al. (2018) com SVR-ATL, que reportou AUC-ROC de aproximadamente 85% para problemas similares -, os resultados do XGBoost aqui obtidos (AUC-ROC de 99%) mostram-se bastante competitivos. Uma vantagem particularmente relevante de nossa abordagem reside na eliminação da necessidade de seleção manual de conjuntos de dados fonte para transfer learning, simplificando consideravelmente o pipeline de modelagem e tornando a metodologia mais acessível para pesquisadores que não possuem expertise específica em técnicas de transferência de aprendizado.</w:t>
+      </w:r>
+    </w:p>
+    <w:p>
+      <w:pPr>
+        <w:spacing w:line="360" w:lineRule="auto"/>
+        <w:jc w:val="both"/>
+        <w:rPr>
+          <w:rFonts w:ascii="Times New Roman" w:cs="Times New Roman" w:eastAsia="Times New Roman" w:hAnsi="Times New Roman"/>
+        </w:rPr>
+      </w:pPr>
+      <w:r>
+        <w:rPr>
+          <w:rtl w:val="0"/>
+        </w:rPr>
+      </w:r>
+    </w:p>
+    <w:p>
+      <w:pPr>
+        <w:pStyle w:val="Heading2"/>
         <w:keepNext w:val="1"/>
         <w:keepLines w:val="1"/>
-        <w:pageBreakBefore w:val="0"/>
-        <w:widowControl w:val="1"/>
         <w:numPr>
           <w:ilvl w:val="1"/>
           <w:numId w:val="1"/>
         </w:numPr>
-        <w:pBdr>
-          <w:top w:space="0" w:sz="0" w:val="nil"/>
-          <w:left w:space="0" w:sz="0" w:val="nil"/>
-          <w:bottom w:space="0" w:sz="0" w:val="nil"/>
-          <w:right w:space="0" w:sz="0" w:val="nil"/>
-          <w:between w:space="0" w:sz="0" w:val="nil"/>
-        </w:pBdr>
-        <w:shd w:fill="auto" w:val="clear"/>
-        <w:spacing w:after="80" w:before="0" w:line="360" w:lineRule="auto"/>
-        <w:ind w:left="1440" w:right="0" w:hanging="360"/>
-        <w:jc w:val="both"/>
-        <w:rPr>
-          <w:rFonts w:ascii="Times New Roman" w:cs="Times New Roman" w:eastAsia="Times New Roman" w:hAnsi="Times New Roman"/>
-        </w:rPr>
-      </w:pPr>
-      <w:bookmarkStart w:colFirst="0" w:colLast="0" w:name="_heading=h.oss0vejx94uz" w:id="23"/>
-      <w:bookmarkEnd w:id="23"/>
-      <w:r>
-        <w:rPr>
-          <w:rFonts w:ascii="Times New Roman" w:cs="Times New Roman" w:eastAsia="Times New Roman" w:hAnsi="Times New Roman"/>
-          <w:b w:val="1"/>
-          <w:bCs w:val="1"/>
-          <w:i w:val="0"/>
-          <w:iCs w:val="0"/>
-          <w:smallCaps w:val="0"/>
-          <w:strike w:val="0"/>
-          <w:color w:val="000000"/>
+        <w:spacing w:after="80" w:line="360" w:lineRule="auto"/>
+        <w:ind w:left="1440" w:hanging="360"/>
+        <w:jc w:val="both"/>
+        <w:rPr>
+          <w:rFonts w:ascii="Times New Roman" w:cs="Times New Roman" w:eastAsia="Times New Roman" w:hAnsi="Times New Roman"/>
           <w:sz w:val="28"/>
           <w:szCs w:val="28"/>
-          <w:u w:val="none"/>
-          <w:shd w:fill="auto" w:val="clear"/>
+        </w:rPr>
+      </w:pPr>
+      <w:bookmarkStart w:colFirst="0" w:colLast="0" w:name="_heading=h.oss0vejx94uz" w:id="28"/>
+      <w:bookmarkEnd w:id="28"/>
+      <w:r>
+        <w:rPr>
+          <w:rFonts w:ascii="Times New Roman" w:cs="Times New Roman" w:eastAsia="Times New Roman" w:hAnsi="Times New Roman"/>
+          <w:sz w:val="28"/>
+          <w:szCs w:val="28"/>
           <w:vertAlign w:val="baseline"/>
           <w:rtl w:val="0"/>
         </w:rPr>
@@ -8658,7 +8247,7 @@
           <w:rFonts w:ascii="Times New Roman" w:cs="Times New Roman" w:eastAsia="Times New Roman" w:hAnsi="Times New Roman"/>
           <w:rtl w:val="0"/>
         </w:rPr>
-        <w:t xml:space="preserve">Os resultados deste trabalho trazem implicações práticas relevantes para o processo de descoberta de medicamentos, especialmente na etapa crítica de triagem virtual de compostos. A precisão de 85% demonstrada pelo modelo XGBoost na identificação de compostos ativos indica que essa abordagem pode ser integrada com sucesso a fluxos de trabalho de triagem virtual, auxiliando na priorização de moléculas para ensaios experimentais subsequentes. Se considerarmos que os ensaios biológicos convencionais podem alcançar custos de milhares de dólares por composto, a capacidade de filtrar computacionalmente a maior parte dos compostos inativos se traduz em economia substancial de recursos e agilização do processo.</w:t>
+        <w:t xml:space="preserve">Os resultados deste trabalho trazem implicações práticas relevantes para o processo de descoberta de medicamentos, especialmente na etapa crítica de triagem virtual de compostos. A precisão de 89% demonstrada pelo modelo XGBoost na identificação de compostos ativos indica que essa abordagem pode ser integrada com sucesso a fluxos de trabalho de triagem virtual, auxiliando na priorização de moléculas para ensaios experimentais subsequentes. Se considerarmos que os ensaios biológicos convencionais podem alcançar custos de milhares de dólares por composto, a capacidade de filtrar computacionalmente a maior parte dos compostos inativos se traduz em economia substancial de recursos e agilização do processo.</w:t>
       </w:r>
     </w:p>
     <w:p>
@@ -8694,45 +8283,29 @@
     </w:p>
     <w:p>
       <w:pPr>
+        <w:pStyle w:val="Heading2"/>
         <w:keepNext w:val="1"/>
         <w:keepLines w:val="1"/>
-        <w:pageBreakBefore w:val="0"/>
-        <w:widowControl w:val="1"/>
         <w:numPr>
           <w:ilvl w:val="1"/>
           <w:numId w:val="1"/>
         </w:numPr>
-        <w:pBdr>
-          <w:top w:space="0" w:sz="0" w:val="nil"/>
-          <w:left w:space="0" w:sz="0" w:val="nil"/>
-          <w:bottom w:space="0" w:sz="0" w:val="nil"/>
-          <w:right w:space="0" w:sz="0" w:val="nil"/>
-          <w:between w:space="0" w:sz="0" w:val="nil"/>
-        </w:pBdr>
-        <w:shd w:fill="auto" w:val="clear"/>
-        <w:spacing w:after="80" w:before="0" w:line="360" w:lineRule="auto"/>
-        <w:ind w:left="1440" w:right="0" w:hanging="360"/>
-        <w:jc w:val="both"/>
-        <w:rPr>
-          <w:rFonts w:ascii="Times New Roman" w:cs="Times New Roman" w:eastAsia="Times New Roman" w:hAnsi="Times New Roman"/>
-        </w:rPr>
-      </w:pPr>
-      <w:bookmarkStart w:colFirst="0" w:colLast="0" w:name="_heading=h.uv26y22yu8t7" w:id="24"/>
-      <w:bookmarkEnd w:id="24"/>
-      <w:r>
-        <w:rPr>
-          <w:rFonts w:ascii="Times New Roman" w:cs="Times New Roman" w:eastAsia="Times New Roman" w:hAnsi="Times New Roman"/>
-          <w:b w:val="1"/>
-          <w:bCs w:val="1"/>
-          <w:i w:val="0"/>
-          <w:iCs w:val="0"/>
-          <w:smallCaps w:val="0"/>
-          <w:strike w:val="0"/>
-          <w:color w:val="000000"/>
+        <w:spacing w:after="80" w:line="360" w:lineRule="auto"/>
+        <w:ind w:left="1440" w:hanging="360"/>
+        <w:jc w:val="both"/>
+        <w:rPr>
+          <w:rFonts w:ascii="Times New Roman" w:cs="Times New Roman" w:eastAsia="Times New Roman" w:hAnsi="Times New Roman"/>
           <w:sz w:val="28"/>
           <w:szCs w:val="28"/>
-          <w:u w:val="none"/>
-          <w:shd w:fill="auto" w:val="clear"/>
+        </w:rPr>
+      </w:pPr>
+      <w:bookmarkStart w:colFirst="0" w:colLast="0" w:name="_heading=h.uv26y22yu8t7" w:id="29"/>
+      <w:bookmarkEnd w:id="29"/>
+      <w:r>
+        <w:rPr>
+          <w:rFonts w:ascii="Times New Roman" w:cs="Times New Roman" w:eastAsia="Times New Roman" w:hAnsi="Times New Roman"/>
+          <w:sz w:val="28"/>
+          <w:szCs w:val="28"/>
           <w:vertAlign w:val="baseline"/>
           <w:rtl w:val="0"/>
         </w:rPr>
@@ -8788,8 +8361,8 @@
           <w:szCs w:val="28"/>
         </w:rPr>
       </w:pPr>
-      <w:bookmarkStart w:colFirst="0" w:colLast="0" w:name="_heading=h.ystc5ips5mhz" w:id="25"/>
-      <w:bookmarkEnd w:id="25"/>
+      <w:bookmarkStart w:colFirst="0" w:colLast="0" w:name="_heading=h.ystc5ips5mhz" w:id="30"/>
+      <w:bookmarkEnd w:id="30"/>
       <w:r>
         <w:rPr>
           <w:rFonts w:ascii="Times New Roman" w:cs="Times New Roman" w:eastAsia="Times New Roman" w:hAnsi="Times New Roman"/>
@@ -8802,45 +8375,29 @@
     </w:p>
     <w:p>
       <w:pPr>
+        <w:pStyle w:val="Heading2"/>
         <w:keepNext w:val="1"/>
         <w:keepLines w:val="1"/>
-        <w:pageBreakBefore w:val="0"/>
-        <w:widowControl w:val="1"/>
         <w:numPr>
           <w:ilvl w:val="1"/>
           <w:numId w:val="1"/>
         </w:numPr>
-        <w:pBdr>
-          <w:top w:space="0" w:sz="0" w:val="nil"/>
-          <w:left w:space="0" w:sz="0" w:val="nil"/>
-          <w:bottom w:space="0" w:sz="0" w:val="nil"/>
-          <w:right w:space="0" w:sz="0" w:val="nil"/>
-          <w:between w:space="0" w:sz="0" w:val="nil"/>
-        </w:pBdr>
-        <w:shd w:fill="auto" w:val="clear"/>
-        <w:spacing w:after="80" w:before="0" w:line="360" w:lineRule="auto"/>
-        <w:ind w:left="1440" w:right="0" w:hanging="360"/>
-        <w:jc w:val="both"/>
-        <w:rPr>
-          <w:rFonts w:ascii="Times New Roman" w:cs="Times New Roman" w:eastAsia="Times New Roman" w:hAnsi="Times New Roman"/>
-        </w:rPr>
-      </w:pPr>
-      <w:bookmarkStart w:colFirst="0" w:colLast="0" w:name="_heading=h.od43s6ibqp4k" w:id="26"/>
-      <w:bookmarkEnd w:id="26"/>
-      <w:r>
-        <w:rPr>
-          <w:rFonts w:ascii="Times New Roman" w:cs="Times New Roman" w:eastAsia="Times New Roman" w:hAnsi="Times New Roman"/>
-          <w:b w:val="1"/>
-          <w:bCs w:val="1"/>
-          <w:i w:val="0"/>
-          <w:iCs w:val="0"/>
-          <w:smallCaps w:val="0"/>
-          <w:strike w:val="0"/>
-          <w:color w:val="000000"/>
+        <w:spacing w:after="80" w:line="360" w:lineRule="auto"/>
+        <w:ind w:left="1440" w:hanging="360"/>
+        <w:jc w:val="both"/>
+        <w:rPr>
+          <w:rFonts w:ascii="Times New Roman" w:cs="Times New Roman" w:eastAsia="Times New Roman" w:hAnsi="Times New Roman"/>
           <w:sz w:val="28"/>
           <w:szCs w:val="28"/>
-          <w:u w:val="none"/>
-          <w:shd w:fill="auto" w:val="clear"/>
+        </w:rPr>
+      </w:pPr>
+      <w:bookmarkStart w:colFirst="0" w:colLast="0" w:name="_heading=h.od43s6ibqp4k" w:id="31"/>
+      <w:bookmarkEnd w:id="31"/>
+      <w:r>
+        <w:rPr>
+          <w:rFonts w:ascii="Times New Roman" w:cs="Times New Roman" w:eastAsia="Times New Roman" w:hAnsi="Times New Roman"/>
+          <w:sz w:val="28"/>
+          <w:szCs w:val="28"/>
           <w:vertAlign w:val="baseline"/>
           <w:rtl w:val="0"/>
         </w:rPr>
@@ -8861,7 +8418,7 @@
           <w:rFonts w:ascii="Times New Roman" w:cs="Times New Roman" w:eastAsia="Times New Roman" w:hAnsi="Times New Roman"/>
           <w:rtl w:val="0"/>
         </w:rPr>
-        <w:t xml:space="preserve">Este estudo comprovou a viabilidade de aplicar técnicas de Inteligência Artificial na identificação de compostos bioativos direcionados ao alvo ALK-5, com contribuições relevantes para o processo de descoberta de medicamentos. Por meio de uma comparação sistemática entre redes neurais e XGBoost, constatamos que, para o conjunto de dados específico aqui analisado, o XGBoost obteve desempenho superior em todas as métricas avaliadas, registrando um AUC-ROC de 0,89 em contraste com 0,86 da rede neural.</w:t>
+        <w:t xml:space="preserve">Este estudo comprovou a viabilidade de aplicar técnicas de Inteligência Artificial na identificação de compostos bioativos direcionados ao alvo ALK-5, com contribuições relevantes para o processo de descoberta de medicamentos. Por meio de uma comparação sistemática entre redes neurais e XGBoost, constatamos que, para o conjunto de dados específico aqui analisado, o XGBoost obteve desempenho superior em todas as métricas avaliadas, registrando um AUC-ROC de 99% em contraste com 90% da rede neural.</w:t>
       </w:r>
     </w:p>
     <w:p>
@@ -8896,45 +8453,29 @@
     </w:p>
     <w:p>
       <w:pPr>
+        <w:pStyle w:val="Heading2"/>
         <w:keepNext w:val="1"/>
         <w:keepLines w:val="1"/>
-        <w:pageBreakBefore w:val="0"/>
-        <w:widowControl w:val="1"/>
         <w:numPr>
           <w:ilvl w:val="1"/>
           <w:numId w:val="1"/>
         </w:numPr>
-        <w:pBdr>
-          <w:top w:space="0" w:sz="0" w:val="nil"/>
-          <w:left w:space="0" w:sz="0" w:val="nil"/>
-          <w:bottom w:space="0" w:sz="0" w:val="nil"/>
-          <w:right w:space="0" w:sz="0" w:val="nil"/>
-          <w:between w:space="0" w:sz="0" w:val="nil"/>
-        </w:pBdr>
-        <w:shd w:fill="auto" w:val="clear"/>
-        <w:spacing w:after="80" w:before="0" w:line="360" w:lineRule="auto"/>
-        <w:ind w:left="1440" w:right="0" w:hanging="360"/>
-        <w:jc w:val="both"/>
-        <w:rPr>
-          <w:rFonts w:ascii="Times New Roman" w:cs="Times New Roman" w:eastAsia="Times New Roman" w:hAnsi="Times New Roman"/>
-        </w:rPr>
-      </w:pPr>
-      <w:bookmarkStart w:colFirst="0" w:colLast="0" w:name="_heading=h.gdkbsad35l8p" w:id="27"/>
-      <w:bookmarkEnd w:id="27"/>
-      <w:r>
-        <w:rPr>
-          <w:rFonts w:ascii="Times New Roman" w:cs="Times New Roman" w:eastAsia="Times New Roman" w:hAnsi="Times New Roman"/>
-          <w:b w:val="1"/>
-          <w:bCs w:val="1"/>
-          <w:i w:val="0"/>
-          <w:iCs w:val="0"/>
-          <w:smallCaps w:val="0"/>
-          <w:strike w:val="0"/>
-          <w:color w:val="000000"/>
+        <w:spacing w:after="80" w:line="360" w:lineRule="auto"/>
+        <w:ind w:left="1440" w:hanging="360"/>
+        <w:jc w:val="both"/>
+        <w:rPr>
+          <w:rFonts w:ascii="Times New Roman" w:cs="Times New Roman" w:eastAsia="Times New Roman" w:hAnsi="Times New Roman"/>
           <w:sz w:val="28"/>
           <w:szCs w:val="28"/>
-          <w:u w:val="none"/>
-          <w:shd w:fill="auto" w:val="clear"/>
+        </w:rPr>
+      </w:pPr>
+      <w:bookmarkStart w:colFirst="0" w:colLast="0" w:name="_heading=h.gdkbsad35l8p" w:id="32"/>
+      <w:bookmarkEnd w:id="32"/>
+      <w:r>
+        <w:rPr>
+          <w:rFonts w:ascii="Times New Roman" w:cs="Times New Roman" w:eastAsia="Times New Roman" w:hAnsi="Times New Roman"/>
+          <w:sz w:val="28"/>
+          <w:szCs w:val="28"/>
           <w:vertAlign w:val="baseline"/>
           <w:rtl w:val="0"/>
         </w:rPr>
@@ -8991,45 +8532,29 @@
     </w:p>
     <w:p>
       <w:pPr>
+        <w:pStyle w:val="Heading2"/>
         <w:keepNext w:val="1"/>
         <w:keepLines w:val="1"/>
-        <w:pageBreakBefore w:val="0"/>
-        <w:widowControl w:val="1"/>
         <w:numPr>
           <w:ilvl w:val="1"/>
           <w:numId w:val="1"/>
         </w:numPr>
-        <w:pBdr>
-          <w:top w:space="0" w:sz="0" w:val="nil"/>
-          <w:left w:space="0" w:sz="0" w:val="nil"/>
-          <w:bottom w:space="0" w:sz="0" w:val="nil"/>
-          <w:right w:space="0" w:sz="0" w:val="nil"/>
-          <w:between w:space="0" w:sz="0" w:val="nil"/>
-        </w:pBdr>
-        <w:shd w:fill="auto" w:val="clear"/>
-        <w:spacing w:after="80" w:before="0" w:line="360" w:lineRule="auto"/>
-        <w:ind w:left="1440" w:right="0" w:hanging="360"/>
-        <w:jc w:val="both"/>
-        <w:rPr>
-          <w:rFonts w:ascii="Times New Roman" w:cs="Times New Roman" w:eastAsia="Times New Roman" w:hAnsi="Times New Roman"/>
-        </w:rPr>
-      </w:pPr>
-      <w:bookmarkStart w:colFirst="0" w:colLast="0" w:name="_heading=h.334o39lyo1d9" w:id="28"/>
-      <w:bookmarkEnd w:id="28"/>
-      <w:r>
-        <w:rPr>
-          <w:rFonts w:ascii="Times New Roman" w:cs="Times New Roman" w:eastAsia="Times New Roman" w:hAnsi="Times New Roman"/>
-          <w:b w:val="1"/>
-          <w:bCs w:val="1"/>
-          <w:i w:val="0"/>
-          <w:iCs w:val="0"/>
-          <w:smallCaps w:val="0"/>
-          <w:strike w:val="0"/>
-          <w:color w:val="000000"/>
+        <w:spacing w:after="80" w:line="360" w:lineRule="auto"/>
+        <w:ind w:left="1440" w:hanging="360"/>
+        <w:jc w:val="both"/>
+        <w:rPr>
+          <w:rFonts w:ascii="Times New Roman" w:cs="Times New Roman" w:eastAsia="Times New Roman" w:hAnsi="Times New Roman"/>
           <w:sz w:val="28"/>
           <w:szCs w:val="28"/>
-          <w:u w:val="none"/>
-          <w:shd w:fill="auto" w:val="clear"/>
+        </w:rPr>
+      </w:pPr>
+      <w:bookmarkStart w:colFirst="0" w:colLast="0" w:name="_heading=h.334o39lyo1d9" w:id="33"/>
+      <w:bookmarkEnd w:id="33"/>
+      <w:r>
+        <w:rPr>
+          <w:rFonts w:ascii="Times New Roman" w:cs="Times New Roman" w:eastAsia="Times New Roman" w:hAnsi="Times New Roman"/>
+          <w:sz w:val="28"/>
+          <w:szCs w:val="28"/>
           <w:vertAlign w:val="baseline"/>
           <w:rtl w:val="0"/>
         </w:rPr>
@@ -9156,6 +8681,7 @@
     </w:p>
     <w:p>
       <w:pPr>
+        <w:pStyle w:val="Heading1"/>
         <w:spacing w:after="200" w:line="360" w:lineRule="auto"/>
         <w:jc w:val="center"/>
         <w:rPr>
@@ -9164,6 +8690,8 @@
           <w:szCs w:val="28"/>
         </w:rPr>
       </w:pPr>
+      <w:bookmarkStart w:colFirst="0" w:colLast="0" w:name="_heading=h.uc3tk35x6x49" w:id="34"/>
+      <w:bookmarkEnd w:id="34"/>
       <w:r>
         <w:rPr>
           <w:rFonts w:ascii="Times New Roman" w:cs="Times New Roman" w:eastAsia="Times New Roman" w:hAnsi="Times New Roman"/>
@@ -9758,269 +9286,9 @@
         </w:rPr>
       </w:pPr>
       <w:r>
-        <w:br w:type="page"/>
-      </w:r>
-      <w:r>
-        <w:rPr>
-          <w:rtl w:val="0"/>
-        </w:rPr>
-      </w:r>
-    </w:p>
-    <w:p>
-      <w:pPr>
-        <w:spacing w:after="200" w:line="276" w:lineRule="auto"/>
-        <w:jc w:val="center"/>
-        <w:rPr>
-          <w:rFonts w:ascii="Times New Roman" w:cs="Times New Roman" w:eastAsia="Times New Roman" w:hAnsi="Times New Roman"/>
-          <w:b w:val="1"/>
-          <w:bCs w:val="1"/>
-          <w:sz w:val="28"/>
-          <w:szCs w:val="28"/>
-        </w:rPr>
-      </w:pPr>
-      <w:r>
-        <w:rPr>
-          <w:rFonts w:ascii="Times New Roman" w:cs="Times New Roman" w:eastAsia="Times New Roman" w:hAnsi="Times New Roman"/>
-          <w:b w:val="1"/>
-          <w:bCs w:val="1"/>
-          <w:sz w:val="28"/>
-          <w:szCs w:val="28"/>
-          <w:rtl w:val="0"/>
-        </w:rPr>
-        <w:t xml:space="preserve">GLOSSÁRIO</w:t>
-      </w:r>
-    </w:p>
-    <w:p>
-      <w:pPr>
-        <w:spacing w:line="360" w:lineRule="auto"/>
-        <w:jc w:val="both"/>
-        <w:rPr>
-          <w:rFonts w:ascii="Times New Roman" w:cs="Times New Roman" w:eastAsia="Times New Roman" w:hAnsi="Times New Roman"/>
-        </w:rPr>
-      </w:pPr>
-      <w:r>
-        <w:rPr>
-          <w:rtl w:val="0"/>
-        </w:rPr>
-      </w:r>
-    </w:p>
-    <w:p>
-      <w:pPr>
-        <w:spacing w:line="360" w:lineRule="auto"/>
-        <w:ind w:firstLine="709"/>
-        <w:jc w:val="both"/>
-        <w:rPr>
-          <w:rFonts w:ascii="Times New Roman" w:cs="Times New Roman" w:eastAsia="Times New Roman" w:hAnsi="Times New Roman"/>
-        </w:rPr>
-      </w:pPr>
-      <w:r>
-        <w:rPr>
-          <w:rFonts w:ascii="Times New Roman" w:cs="Times New Roman" w:eastAsia="Times New Roman" w:hAnsi="Times New Roman"/>
-          <w:rtl w:val="0"/>
-        </w:rPr>
-        <w:t xml:space="preserve">Elemento opcional que consiste em uma lista em ordem alfabética das palavras ou expressões técnicas ou pouco conhecidas utilizadas no texto.</w:t>
-      </w:r>
-    </w:p>
-    <w:p>
-      <w:pPr>
-        <w:spacing w:after="200" w:line="276" w:lineRule="auto"/>
-        <w:rPr>
-          <w:rFonts w:ascii="Times New Roman" w:cs="Times New Roman" w:eastAsia="Times New Roman" w:hAnsi="Times New Roman"/>
-        </w:rPr>
-      </w:pPr>
-      <w:r>
-        <w:br w:type="page"/>
-      </w:r>
-      <w:r>
-        <w:br w:type="page"/>
-      </w:r>
-      <w:r>
-        <w:rPr>
-          <w:rtl w:val="0"/>
-        </w:rPr>
-      </w:r>
-    </w:p>
-    <w:p>
-      <w:pPr>
-        <w:spacing w:line="360" w:lineRule="auto"/>
-        <w:jc w:val="center"/>
-        <w:rPr>
-          <w:rFonts w:ascii="Times New Roman" w:cs="Times New Roman" w:eastAsia="Times New Roman" w:hAnsi="Times New Roman"/>
-          <w:b w:val="1"/>
-          <w:bCs w:val="1"/>
-          <w:sz w:val="28"/>
-          <w:szCs w:val="28"/>
-        </w:rPr>
-      </w:pPr>
-      <w:r>
-        <w:rPr>
-          <w:rFonts w:ascii="Times New Roman" w:cs="Times New Roman" w:eastAsia="Times New Roman" w:hAnsi="Times New Roman"/>
-          <w:b w:val="1"/>
-          <w:bCs w:val="1"/>
-          <w:sz w:val="28"/>
-          <w:szCs w:val="28"/>
-          <w:rtl w:val="0"/>
-        </w:rPr>
-        <w:t xml:space="preserve">Apêndice A – Digitar o título do apêndice A</w:t>
-      </w:r>
-    </w:p>
-    <w:p>
-      <w:pPr>
-        <w:spacing w:line="360" w:lineRule="auto"/>
-        <w:ind w:firstLine="709"/>
-        <w:jc w:val="both"/>
-        <w:rPr>
-          <w:rFonts w:ascii="Times New Roman" w:cs="Times New Roman" w:eastAsia="Times New Roman" w:hAnsi="Times New Roman"/>
-        </w:rPr>
-      </w:pPr>
-      <w:r>
-        <w:rPr>
-          <w:rtl w:val="0"/>
-        </w:rPr>
-      </w:r>
-    </w:p>
-    <w:p>
-      <w:pPr>
-        <w:spacing w:line="360" w:lineRule="auto"/>
-        <w:ind w:firstLine="709"/>
-        <w:jc w:val="both"/>
-        <w:rPr>
-          <w:rFonts w:ascii="Times New Roman" w:cs="Times New Roman" w:eastAsia="Times New Roman" w:hAnsi="Times New Roman"/>
-        </w:rPr>
-      </w:pPr>
-      <w:r>
-        <w:rPr>
-          <w:rFonts w:ascii="Times New Roman" w:cs="Times New Roman" w:eastAsia="Times New Roman" w:hAnsi="Times New Roman"/>
-          <w:rtl w:val="0"/>
-        </w:rPr>
-        <w:t xml:space="preserve">Elemento opcional, texto ou documento elaborado pelo autor, que serve de fundamentação, comprovação e ilustração. </w:t>
-      </w:r>
-    </w:p>
-    <w:p>
-      <w:pPr>
-        <w:spacing w:after="200" w:line="276" w:lineRule="auto"/>
-        <w:rPr>
-          <w:rFonts w:ascii="Times New Roman" w:cs="Times New Roman" w:eastAsia="Times New Roman" w:hAnsi="Times New Roman"/>
-        </w:rPr>
-      </w:pPr>
-      <w:r>
-        <w:br w:type="page"/>
-      </w:r>
-      <w:r>
-        <w:rPr>
-          <w:rtl w:val="0"/>
-        </w:rPr>
-      </w:r>
-    </w:p>
-    <w:p>
-      <w:pPr>
-        <w:spacing w:after="200" w:line="360" w:lineRule="auto"/>
-        <w:jc w:val="center"/>
-        <w:rPr>
-          <w:rFonts w:ascii="Times New Roman" w:cs="Times New Roman" w:eastAsia="Times New Roman" w:hAnsi="Times New Roman"/>
-          <w:b w:val="1"/>
-          <w:bCs w:val="1"/>
-          <w:sz w:val="28"/>
-          <w:szCs w:val="28"/>
-        </w:rPr>
-      </w:pPr>
-      <w:r>
-        <w:rPr>
-          <w:rFonts w:ascii="Times New Roman" w:cs="Times New Roman" w:eastAsia="Times New Roman" w:hAnsi="Times New Roman"/>
-          <w:b w:val="1"/>
-          <w:bCs w:val="1"/>
-          <w:sz w:val="28"/>
-          <w:szCs w:val="28"/>
-          <w:rtl w:val="0"/>
-        </w:rPr>
-        <w:t xml:space="preserve">Apêndice B – Digitar o título do apêndice B</w:t>
-      </w:r>
-    </w:p>
-    <w:p>
-      <w:pPr>
-        <w:spacing w:after="200" w:line="360" w:lineRule="auto"/>
-        <w:jc w:val="both"/>
-        <w:rPr>
-          <w:rFonts w:ascii="Times New Roman" w:cs="Times New Roman" w:eastAsia="Times New Roman" w:hAnsi="Times New Roman"/>
-        </w:rPr>
-      </w:pPr>
-      <w:r>
-        <w:rPr>
-          <w:rFonts w:ascii="Times New Roman" w:cs="Times New Roman" w:eastAsia="Times New Roman" w:hAnsi="Times New Roman"/>
-          <w:rtl w:val="0"/>
-        </w:rPr>
-        <w:tab/>
-      </w:r>
-    </w:p>
-    <w:p>
-      <w:pPr>
-        <w:spacing w:after="200" w:line="360" w:lineRule="auto"/>
-        <w:jc w:val="both"/>
-        <w:rPr>
-          <w:rFonts w:ascii="Times New Roman" w:cs="Times New Roman" w:eastAsia="Times New Roman" w:hAnsi="Times New Roman"/>
-        </w:rPr>
-      </w:pPr>
-      <w:r>
-        <w:rPr>
-          <w:rtl w:val="0"/>
-        </w:rPr>
-      </w:r>
-    </w:p>
-    <w:p>
-      <w:pPr>
-        <w:spacing w:after="200" w:line="276" w:lineRule="auto"/>
-        <w:rPr>
-          <w:rFonts w:ascii="Times New Roman" w:cs="Times New Roman" w:eastAsia="Times New Roman" w:hAnsi="Times New Roman"/>
-        </w:rPr>
-      </w:pPr>
-      <w:r>
-        <w:br w:type="page"/>
-      </w:r>
-      <w:r>
-        <w:rPr>
-          <w:rtl w:val="0"/>
-        </w:rPr>
-      </w:r>
-    </w:p>
-    <w:p>
-      <w:pPr>
-        <w:spacing w:after="200" w:line="360" w:lineRule="auto"/>
-        <w:jc w:val="center"/>
-        <w:rPr>
-          <w:rFonts w:ascii="Times New Roman" w:cs="Times New Roman" w:eastAsia="Times New Roman" w:hAnsi="Times New Roman"/>
-          <w:b w:val="1"/>
-          <w:bCs w:val="1"/>
-          <w:sz w:val="28"/>
-          <w:szCs w:val="28"/>
-        </w:rPr>
-      </w:pPr>
-      <w:r>
-        <w:rPr>
-          <w:rFonts w:ascii="Times New Roman" w:cs="Times New Roman" w:eastAsia="Times New Roman" w:hAnsi="Times New Roman"/>
-          <w:b w:val="1"/>
-          <w:bCs w:val="1"/>
-          <w:sz w:val="28"/>
-          <w:szCs w:val="28"/>
-          <w:rtl w:val="0"/>
-        </w:rPr>
-        <w:t xml:space="preserve">ANEXO A – Digitar o título do anexo A</w:t>
-      </w:r>
-    </w:p>
-    <w:p>
-      <w:pPr>
-        <w:spacing w:after="200" w:line="360" w:lineRule="auto"/>
-        <w:ind w:firstLine="709"/>
-        <w:jc w:val="both"/>
-        <w:rPr>
-          <w:rFonts w:ascii="Times New Roman" w:cs="Times New Roman" w:eastAsia="Times New Roman" w:hAnsi="Times New Roman"/>
-        </w:rPr>
-      </w:pPr>
-      <w:r>
-        <w:rPr>
-          <w:rFonts w:ascii="Times New Roman" w:cs="Times New Roman" w:eastAsia="Times New Roman" w:hAnsi="Times New Roman"/>
-          <w:rtl w:val="0"/>
-        </w:rPr>
-        <w:t xml:space="preserve">Elemento opcional, texto ou documento não elaborado pelo autor, que serve de fundamentação, comprovação e ilustração.</w:t>
+        <w:rPr>
+          <w:rtl w:val="0"/>
+        </w:rPr>
       </w:r>
     </w:p>
     <w:sectPr>
@@ -10060,7 +9328,7 @@
       </w:rPr>
       <w:pict>
         <v:shape id="WordPictureWatermark1" style="position:absolute;width:594.25pt;height:841.9pt;rotation:0;z-index:-503316481;mso-position-horizontal-relative:margin;mso-position-horizontal:center;mso-position-vertical-relative:margin;mso-position-vertical:center;" alt="" type="#_x0000_t75">
-          <v:imagedata cropbottom="0f" cropleft="0f" cropright="0f" croptop="0f" r:id="rId1" o:title="image5.png"/>
+          <v:imagedata cropbottom="0f" cropleft="0f" cropright="0f" croptop="0f" r:id="rId1" o:title="image3.png"/>
         </v:shape>
       </w:pict>
     </w:r>
@@ -10098,7 +9366,7 @@
       </w:rPr>
       <w:pict>
         <v:shape id="WordPictureWatermark2" style="position:absolute;width:594.25pt;height:841.9pt;rotation:0;z-index:-503316481;mso-position-horizontal-relative:margin;mso-position-horizontal:center;mso-position-vertical-relative:margin;mso-position-vertical:center;" alt="" type="#_x0000_t75">
-          <v:imagedata cropbottom="0f" cropleft="0f" cropright="0f" croptop="0f" r:id="rId1" o:title="image5.png"/>
+          <v:imagedata cropbottom="0f" cropleft="0f" cropright="0f" croptop="0f" r:id="rId1" o:title="image3.png"/>
         </v:shape>
       </w:pict>
     </w:r>
@@ -10136,7 +9404,7 @@
       </w:rPr>
       <w:pict>
         <v:shape id="WordPictureWatermark3" style="position:absolute;width:594.25pt;height:841.9pt;rotation:0;z-index:-503316481;mso-position-horizontal-relative:margin;mso-position-horizontal:center;mso-position-vertical-relative:margin;mso-position-vertical:center;" alt="" type="#_x0000_t75">
-          <v:imagedata cropbottom="0f" cropleft="0f" cropright="0f" croptop="0f" r:id="rId1" o:title="image5.png"/>
+          <v:imagedata cropbottom="0f" cropleft="0f" cropright="0f" croptop="0f" r:id="rId1" o:title="image3.png"/>
         </v:shape>
       </w:pict>
     </w:r>
@@ -12007,7 +11275,7 @@
 
 <file path=customXML/item1.xml><?xml version="1.0" encoding="utf-8"?>
 <go:gDocsCustomXmlDataStorage xmlns:go="http://customooxmlschemas.google.com/" xmlns:r="http://schemas.openxmlformats.org/officeDocument/2006/relationships" uri="GoogleDocsCustomDataVersion2">
-  <go:docsCustomData xmlns:go="http://customooxmlschemas.google.com/" roundtripDataSignature="AMtx7mjDvWf1IGuCZZefQGWaPwUI+BbYKA==">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</go:docsCustomData>
+  <go:docsCustomData xmlns:go="http://customooxmlschemas.google.com/" roundtripDataSignature="AMtx7mjALvXiyDloHRbgx6bOSQ9IJPYUbQ==">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</go:docsCustomData>
 </go:gDocsCustomXmlDataStorage>
 </file>
 
